--- a/PROTOCOL AERIAL WARDEN.docx
+++ b/PROTOCOL AERIAL WARDEN.docx
@@ -2063,6 +2063,9 @@
         <w:jc w:val="center"/>
       </w:pPr>
       <w:r>
+        <w:rPr>
+          <w:noProof/>
+        </w:rPr>
         <w:drawing>
           <wp:inline distT="0" distB="0" distL="0" distR="0" wp14:anchorId="0B04133F" wp14:editId="36630E49">
             <wp:extent cx="3829584" cy="2067213"/>
@@ -2136,10 +2139,7 @@
         <w:pStyle w:val="a"/>
       </w:pPr>
       <w:r>
-        <w:t>Server</w:t>
-      </w:r>
-      <w:r>
-        <w:t xml:space="preserve"> IP</w:t>
+        <w:t>Server IP</w:t>
       </w:r>
       <w:r>
         <w:t>:</w:t>
@@ -2405,281 +2405,262 @@
     </w:p>
     <w:p>
       <w:pPr>
-        <w:rPr>
-          <w:rFonts w:ascii="Courier New" w:hAnsi="Courier New" w:cs="Arial"/>
-          <w:color w:val="ED7D31" w:themeColor="accent2"/>
-          <w:szCs w:val="24"/>
-        </w:rPr>
-      </w:pPr>
-      <w:r>
-        <w:rPr>
-          <w:rFonts w:ascii="Courier New" w:hAnsi="Courier New" w:cs="Arial"/>
-          <w:color w:val="ED7D31" w:themeColor="accent2"/>
-          <w:szCs w:val="24"/>
-        </w:rPr>
-        <w:t xml:space="preserve">        </w:t>
-      </w:r>
-      <w:r>
-        <w:rPr>
-          <w:rFonts w:ascii="Courier New" w:hAnsi="Courier New" w:cs="Arial"/>
-          <w:color w:val="ED7D31" w:themeColor="accent2"/>
-          <w:szCs w:val="24"/>
-        </w:rPr>
-        <w:t>["source"] = "user";</w:t>
+        <w:spacing w:after="0" w:line="240" w:lineRule="auto"/>
+        <w:ind w:left="1416" w:firstLine="0"/>
+        <w:rPr>
+          <w:rFonts w:ascii="Courier New" w:hAnsi="Courier New" w:cs="Arial"/>
+          <w:color w:val="ED7D31" w:themeColor="accent2"/>
+          <w:szCs w:val="24"/>
+        </w:rPr>
+      </w:pPr>
+      <w:r>
+        <w:rPr>
+          <w:rFonts w:ascii="Courier New" w:hAnsi="Courier New" w:cs="Arial"/>
+          <w:color w:val="ED7D31" w:themeColor="accent2"/>
+          <w:szCs w:val="24"/>
+        </w:rPr>
+        <w:t>{</w:t>
       </w:r>
     </w:p>
     <w:p>
       <w:pPr>
-        <w:rPr>
-          <w:rFonts w:ascii="Courier New" w:hAnsi="Courier New" w:cs="Arial"/>
-          <w:color w:val="ED7D31" w:themeColor="accent2"/>
-          <w:szCs w:val="24"/>
-        </w:rPr>
-      </w:pPr>
-      <w:r>
-        <w:rPr>
-          <w:rFonts w:ascii="Courier New" w:hAnsi="Courier New" w:cs="Arial"/>
-          <w:color w:val="ED7D31" w:themeColor="accent2"/>
-          <w:szCs w:val="24"/>
-        </w:rPr>
-        <w:t xml:space="preserve">        ["</w:t>
-      </w:r>
-      <w:proofErr w:type="spellStart"/>
-      <w:r>
-        <w:rPr>
-          <w:rFonts w:ascii="Courier New" w:hAnsi="Courier New" w:cs="Arial"/>
-          <w:color w:val="ED7D31" w:themeColor="accent2"/>
-          <w:szCs w:val="24"/>
-        </w:rPr>
-        <w:t>cmd</w:t>
-      </w:r>
-      <w:proofErr w:type="spellEnd"/>
-      <w:r>
-        <w:rPr>
-          <w:rFonts w:ascii="Courier New" w:hAnsi="Courier New" w:cs="Arial"/>
-          <w:color w:val="ED7D31" w:themeColor="accent2"/>
-          <w:szCs w:val="24"/>
-        </w:rPr>
-        <w:t>"] = "move";</w:t>
+        <w:spacing w:after="0" w:line="240" w:lineRule="auto"/>
+        <w:ind w:left="2124" w:firstLine="0"/>
+        <w:rPr>
+          <w:rFonts w:ascii="Courier New" w:hAnsi="Courier New" w:cs="Arial"/>
+          <w:color w:val="ED7D31" w:themeColor="accent2"/>
+          <w:szCs w:val="24"/>
+        </w:rPr>
+      </w:pPr>
+      <w:r>
+        <w:rPr>
+          <w:rFonts w:ascii="Courier New" w:hAnsi="Courier New" w:cs="Arial"/>
+          <w:color w:val="ED7D31" w:themeColor="accent2"/>
+          <w:szCs w:val="24"/>
+        </w:rPr>
+        <w:t>"source</w:t>
+      </w:r>
+      <w:proofErr w:type="gramStart"/>
+      <w:r>
+        <w:rPr>
+          <w:rFonts w:ascii="Courier New" w:hAnsi="Courier New" w:cs="Arial"/>
+          <w:color w:val="ED7D31" w:themeColor="accent2"/>
+          <w:szCs w:val="24"/>
+        </w:rPr>
+        <w:t xml:space="preserve">" </w:t>
+      </w:r>
+      <w:r>
+        <w:rPr>
+          <w:rFonts w:ascii="Courier New" w:hAnsi="Courier New" w:cs="Arial"/>
+          <w:color w:val="ED7D31" w:themeColor="accent2"/>
+          <w:szCs w:val="24"/>
+        </w:rPr>
+        <w:t>:</w:t>
+      </w:r>
+      <w:proofErr w:type="gramEnd"/>
+      <w:r>
+        <w:rPr>
+          <w:rFonts w:ascii="Courier New" w:hAnsi="Courier New" w:cs="Arial"/>
+          <w:color w:val="ED7D31" w:themeColor="accent2"/>
+          <w:szCs w:val="24"/>
+        </w:rPr>
+        <w:t xml:space="preserve"> </w:t>
+      </w:r>
+      <w:r>
+        <w:rPr>
+          <w:rFonts w:ascii="Courier New" w:hAnsi="Courier New" w:cs="Arial"/>
+          <w:color w:val="ED7D31" w:themeColor="accent2"/>
+          <w:szCs w:val="24"/>
+        </w:rPr>
+        <w:t>“</w:t>
+      </w:r>
+      <w:r>
+        <w:rPr>
+          <w:rFonts w:ascii="Courier New" w:hAnsi="Courier New" w:cs="Arial"/>
+          <w:color w:val="ED7D31" w:themeColor="accent2"/>
+          <w:szCs w:val="24"/>
+        </w:rPr>
+        <w:t>user</w:t>
+      </w:r>
+      <w:r>
+        <w:rPr>
+          <w:rFonts w:ascii="Courier New" w:hAnsi="Courier New" w:cs="Arial"/>
+          <w:color w:val="ED7D31" w:themeColor="accent2"/>
+          <w:szCs w:val="24"/>
+        </w:rPr>
+        <w:t>”,</w:t>
       </w:r>
     </w:p>
     <w:p>
       <w:pPr>
-        <w:rPr>
-          <w:rFonts w:ascii="Courier New" w:hAnsi="Courier New" w:cs="Arial"/>
-          <w:color w:val="ED7D31" w:themeColor="accent2"/>
-          <w:szCs w:val="24"/>
-        </w:rPr>
-      </w:pPr>
-      <w:r>
-        <w:rPr>
-          <w:rFonts w:ascii="Courier New" w:hAnsi="Courier New" w:cs="Arial"/>
-          <w:color w:val="ED7D31" w:themeColor="accent2"/>
-          <w:szCs w:val="24"/>
-        </w:rPr>
-        <w:t xml:space="preserve">        ["value"] = value;</w:t>
+        <w:spacing w:after="0" w:line="240" w:lineRule="auto"/>
+        <w:ind w:left="1416" w:firstLine="0"/>
+        <w:rPr>
+          <w:rFonts w:ascii="Courier New" w:hAnsi="Courier New" w:cs="Arial"/>
+          <w:color w:val="ED7D31" w:themeColor="accent2"/>
+          <w:szCs w:val="24"/>
+        </w:rPr>
+      </w:pPr>
+      <w:r>
+        <w:rPr>
+          <w:rFonts w:ascii="Courier New" w:hAnsi="Courier New" w:cs="Arial"/>
+          <w:color w:val="ED7D31" w:themeColor="accent2"/>
+          <w:szCs w:val="24"/>
+        </w:rPr>
+        <w:t xml:space="preserve">     "</w:t>
+      </w:r>
+      <w:proofErr w:type="spellStart"/>
+      <w:r>
+        <w:rPr>
+          <w:rFonts w:ascii="Courier New" w:hAnsi="Courier New" w:cs="Arial"/>
+          <w:color w:val="ED7D31" w:themeColor="accent2"/>
+          <w:szCs w:val="24"/>
+        </w:rPr>
+        <w:t>cmd</w:t>
+      </w:r>
+      <w:proofErr w:type="spellEnd"/>
+      <w:proofErr w:type="gramStart"/>
+      <w:r>
+        <w:rPr>
+          <w:rFonts w:ascii="Courier New" w:hAnsi="Courier New" w:cs="Arial"/>
+          <w:color w:val="ED7D31" w:themeColor="accent2"/>
+          <w:szCs w:val="24"/>
+        </w:rPr>
+        <w:t xml:space="preserve">" </w:t>
+      </w:r>
+      <w:r>
+        <w:rPr>
+          <w:rFonts w:ascii="Courier New" w:hAnsi="Courier New" w:cs="Arial"/>
+          <w:color w:val="ED7D31" w:themeColor="accent2"/>
+          <w:szCs w:val="24"/>
+        </w:rPr>
+        <w:t>:</w:t>
+      </w:r>
+      <w:proofErr w:type="gramEnd"/>
+      <w:r>
+        <w:rPr>
+          <w:rFonts w:ascii="Courier New" w:hAnsi="Courier New" w:cs="Arial"/>
+          <w:color w:val="ED7D31" w:themeColor="accent2"/>
+          <w:szCs w:val="24"/>
+        </w:rPr>
+        <w:t xml:space="preserve"> </w:t>
+      </w:r>
+      <w:r>
+        <w:rPr>
+          <w:rFonts w:ascii="Courier New" w:hAnsi="Courier New" w:cs="Arial"/>
+          <w:color w:val="ED7D31" w:themeColor="accent2"/>
+          <w:szCs w:val="24"/>
+        </w:rPr>
+        <w:t>“</w:t>
+      </w:r>
+      <w:r>
+        <w:rPr>
+          <w:rFonts w:ascii="Courier New" w:hAnsi="Courier New" w:cs="Arial"/>
+          <w:color w:val="ED7D31" w:themeColor="accent2"/>
+          <w:szCs w:val="24"/>
+        </w:rPr>
+        <w:t>move</w:t>
+      </w:r>
+      <w:r>
+        <w:rPr>
+          <w:rFonts w:ascii="Courier New" w:hAnsi="Courier New" w:cs="Arial"/>
+          <w:color w:val="ED7D31" w:themeColor="accent2"/>
+          <w:szCs w:val="24"/>
+        </w:rPr>
+        <w:t>”,</w:t>
       </w:r>
     </w:p>
     <w:p>
-      <w:r>
-        <w:t>Where:</w:t>
+      <w:pPr>
+        <w:spacing w:after="0" w:line="240" w:lineRule="auto"/>
+        <w:ind w:left="1416" w:firstLine="0"/>
+        <w:rPr>
+          <w:rFonts w:ascii="Courier New" w:hAnsi="Courier New" w:cs="Arial"/>
+          <w:color w:val="ED7D31" w:themeColor="accent2"/>
+          <w:szCs w:val="24"/>
+        </w:rPr>
+      </w:pPr>
+      <w:r>
+        <w:rPr>
+          <w:rFonts w:ascii="Courier New" w:hAnsi="Courier New" w:cs="Arial"/>
+          <w:color w:val="ED7D31" w:themeColor="accent2"/>
+          <w:szCs w:val="24"/>
+        </w:rPr>
+        <w:t xml:space="preserve">     "value</w:t>
+      </w:r>
+      <w:proofErr w:type="gramStart"/>
+      <w:r>
+        <w:rPr>
+          <w:rFonts w:ascii="Courier New" w:hAnsi="Courier New" w:cs="Arial"/>
+          <w:color w:val="ED7D31" w:themeColor="accent2"/>
+          <w:szCs w:val="24"/>
+        </w:rPr>
+        <w:t xml:space="preserve">" </w:t>
+      </w:r>
+      <w:r>
+        <w:rPr>
+          <w:rFonts w:ascii="Courier New" w:hAnsi="Courier New" w:cs="Arial"/>
+          <w:color w:val="ED7D31" w:themeColor="accent2"/>
+          <w:szCs w:val="24"/>
+        </w:rPr>
+        <w:t>:</w:t>
+      </w:r>
+      <w:proofErr w:type="gramEnd"/>
+      <w:r>
+        <w:rPr>
+          <w:rFonts w:ascii="Courier New" w:hAnsi="Courier New" w:cs="Arial"/>
+          <w:color w:val="ED7D31" w:themeColor="accent2"/>
+          <w:szCs w:val="24"/>
+        </w:rPr>
+        <w:t xml:space="preserve"> </w:t>
+      </w:r>
+      <w:r>
+        <w:rPr>
+          <w:rFonts w:ascii="Courier New" w:hAnsi="Courier New" w:cs="Arial"/>
+          <w:color w:val="ED7D31" w:themeColor="accent2"/>
+          <w:szCs w:val="24"/>
+        </w:rPr>
+        <w:t>“</w:t>
+      </w:r>
+      <w:r>
+        <w:rPr>
+          <w:rFonts w:ascii="Courier New" w:hAnsi="Courier New" w:cs="Arial"/>
+          <w:color w:val="ED7D31" w:themeColor="accent2"/>
+          <w:szCs w:val="24"/>
+        </w:rPr>
+        <w:t>data</w:t>
+      </w:r>
+      <w:r>
+        <w:rPr>
+          <w:rFonts w:ascii="Courier New" w:hAnsi="Courier New" w:cs="Arial"/>
+          <w:color w:val="ED7D31" w:themeColor="accent2"/>
+          <w:szCs w:val="24"/>
+        </w:rPr>
+        <w:t>”</w:t>
       </w:r>
     </w:p>
     <w:p>
       <w:pPr>
-        <w:pStyle w:val="a"/>
-        <w:rPr>
-          <w:lang w:val="ru-RU"/>
-        </w:rPr>
-      </w:pPr>
-      <w:r>
-        <w:rPr>
-          <w:rFonts w:ascii="Courier New" w:hAnsi="Courier New" w:cs="Arial"/>
-          <w:color w:val="ED7D31" w:themeColor="accent2"/>
-          <w:szCs w:val="24"/>
-          <w:lang w:val="ru-RU"/>
-        </w:rPr>
-        <w:t>["</w:t>
-      </w:r>
-      <w:r>
-        <w:rPr>
-          <w:rFonts w:ascii="Courier New" w:hAnsi="Courier New" w:cs="Arial"/>
-          <w:color w:val="ED7D31" w:themeColor="accent2"/>
-          <w:szCs w:val="24"/>
-        </w:rPr>
-        <w:t>source</w:t>
-      </w:r>
-      <w:r>
-        <w:rPr>
-          <w:rFonts w:ascii="Courier New" w:hAnsi="Courier New" w:cs="Arial"/>
-          <w:color w:val="ED7D31" w:themeColor="accent2"/>
-          <w:szCs w:val="24"/>
-          <w:lang w:val="ru-RU"/>
-        </w:rPr>
-        <w:t>"]</w:t>
-      </w:r>
-      <w:r>
-        <w:rPr>
-          <w:lang w:val="ru-RU"/>
-        </w:rPr>
-        <w:t xml:space="preserve"> </w:t>
-      </w:r>
-      <w:r>
-        <w:rPr>
-          <w:lang w:val="ru-RU"/>
-        </w:rPr>
-        <w:t xml:space="preserve">- </w:t>
-      </w:r>
-      <w:r>
-        <w:rPr>
-          <w:lang w:val="ru-RU"/>
-        </w:rPr>
-        <w:t xml:space="preserve">источник от клиента всегда будет пометка </w:t>
-      </w:r>
-      <w:r>
-        <w:rPr>
-          <w:rFonts w:ascii="Courier New" w:hAnsi="Courier New" w:cs="Arial"/>
-          <w:color w:val="ED7D31" w:themeColor="accent2"/>
-          <w:szCs w:val="24"/>
-          <w:lang w:val="ru-RU"/>
-        </w:rPr>
-        <w:t>"</w:t>
-      </w:r>
-      <w:r>
-        <w:rPr>
-          <w:rFonts w:ascii="Courier New" w:hAnsi="Courier New" w:cs="Arial"/>
-          <w:color w:val="ED7D31" w:themeColor="accent2"/>
-          <w:szCs w:val="24"/>
-        </w:rPr>
-        <w:t>user</w:t>
-      </w:r>
-      <w:r>
-        <w:rPr>
-          <w:rFonts w:ascii="Courier New" w:hAnsi="Courier New" w:cs="Arial"/>
-          <w:color w:val="ED7D31" w:themeColor="accent2"/>
-          <w:szCs w:val="24"/>
-          <w:lang w:val="ru-RU"/>
-        </w:rPr>
-        <w:t>"</w:t>
-      </w:r>
-      <w:r>
-        <w:rPr>
-          <w:rFonts w:ascii="Courier New" w:hAnsi="Courier New" w:cs="Arial"/>
-          <w:color w:val="ED7D31" w:themeColor="accent2"/>
-          <w:szCs w:val="24"/>
-          <w:lang w:val="ru-RU"/>
-        </w:rPr>
-        <w:t>.</w:t>
+        <w:spacing w:after="0" w:line="240" w:lineRule="auto"/>
+        <w:ind w:left="1416" w:firstLine="0"/>
+        <w:rPr>
+          <w:rFonts w:ascii="Courier New" w:hAnsi="Courier New" w:cs="Arial"/>
+          <w:color w:val="ED7D31" w:themeColor="accent2"/>
+          <w:szCs w:val="24"/>
+        </w:rPr>
+      </w:pPr>
+      <w:r>
+        <w:rPr>
+          <w:rFonts w:ascii="Courier New" w:hAnsi="Courier New" w:cs="Arial"/>
+          <w:color w:val="ED7D31" w:themeColor="accent2"/>
+          <w:szCs w:val="24"/>
+        </w:rPr>
+        <w:t>}</w:t>
       </w:r>
     </w:p>
     <w:p>
-      <w:pPr>
-        <w:pStyle w:val="a"/>
-        <w:rPr>
-          <w:lang w:val="ru-RU"/>
-        </w:rPr>
-      </w:pPr>
-      <w:r>
-        <w:rPr>
-          <w:rFonts w:ascii="Courier New" w:hAnsi="Courier New" w:cs="Arial"/>
-          <w:color w:val="ED7D31" w:themeColor="accent2"/>
-          <w:szCs w:val="24"/>
-          <w:lang w:val="ru-RU"/>
-        </w:rPr>
-        <w:t>["</w:t>
-      </w:r>
-      <w:proofErr w:type="spellStart"/>
-      <w:r>
-        <w:rPr>
-          <w:rFonts w:ascii="Courier New" w:hAnsi="Courier New" w:cs="Arial"/>
-          <w:color w:val="ED7D31" w:themeColor="accent2"/>
-          <w:szCs w:val="24"/>
-        </w:rPr>
-        <w:t>cmd</w:t>
-      </w:r>
-      <w:proofErr w:type="spellEnd"/>
-      <w:r>
-        <w:rPr>
-          <w:rFonts w:ascii="Courier New" w:hAnsi="Courier New" w:cs="Arial"/>
-          <w:color w:val="ED7D31" w:themeColor="accent2"/>
-          <w:szCs w:val="24"/>
-          <w:lang w:val="ru-RU"/>
-        </w:rPr>
-        <w:t>"]</w:t>
-      </w:r>
-      <w:r>
-        <w:rPr>
-          <w:rFonts w:ascii="Courier New" w:hAnsi="Courier New" w:cs="Arial"/>
-          <w:color w:val="ED7D31" w:themeColor="accent2"/>
-          <w:szCs w:val="24"/>
-          <w:lang w:val="ru-RU"/>
-        </w:rPr>
-        <w:t xml:space="preserve"> </w:t>
-      </w:r>
-      <w:r>
-        <w:rPr>
-          <w:lang w:val="ru-RU"/>
-        </w:rPr>
-        <w:t>–</w:t>
-      </w:r>
-      <w:r>
-        <w:rPr>
-          <w:lang w:val="ru-RU"/>
-        </w:rPr>
-        <w:t xml:space="preserve"> </w:t>
-      </w:r>
-      <w:r>
-        <w:rPr>
-          <w:lang w:val="ru-RU"/>
-        </w:rPr>
-        <w:t>тип команды для обработки сервером</w:t>
-      </w:r>
-      <w:r>
-        <w:rPr>
-          <w:lang w:val="ru-RU"/>
-        </w:rPr>
-        <w:t xml:space="preserve"> </w:t>
-      </w:r>
-      <w:r>
-        <w:rPr>
-          <w:rFonts w:ascii="Courier New" w:hAnsi="Courier New" w:cs="Arial"/>
-          <w:color w:val="ED7D31" w:themeColor="accent2"/>
-          <w:szCs w:val="24"/>
-          <w:lang w:val="ru-RU"/>
-        </w:rPr>
-        <w:t>"</w:t>
-      </w:r>
-      <w:r>
-        <w:rPr>
-          <w:rFonts w:ascii="Courier New" w:hAnsi="Courier New" w:cs="Arial"/>
-          <w:color w:val="ED7D31" w:themeColor="accent2"/>
-          <w:szCs w:val="24"/>
-        </w:rPr>
-        <w:t>move</w:t>
-      </w:r>
-      <w:r>
-        <w:rPr>
-          <w:rFonts w:ascii="Courier New" w:hAnsi="Courier New" w:cs="Arial"/>
-          <w:color w:val="ED7D31" w:themeColor="accent2"/>
-          <w:szCs w:val="24"/>
-          <w:lang w:val="ru-RU"/>
-        </w:rPr>
-        <w:t>"</w:t>
-      </w:r>
-      <w:r>
-        <w:rPr>
-          <w:rFonts w:ascii="Courier New" w:hAnsi="Courier New" w:cs="Arial"/>
-          <w:color w:val="ED7D31" w:themeColor="accent2"/>
-          <w:szCs w:val="24"/>
-          <w:lang w:val="ru-RU"/>
-        </w:rPr>
-        <w:t xml:space="preserve"> </w:t>
-      </w:r>
-      <w:r>
-        <w:rPr>
-          <w:lang w:val="ru-RU"/>
-        </w:rPr>
-        <w:t>в данном случае команда описывает поворот ОПУ</w:t>
+      <w:r>
+        <w:t>Where:</w:t>
       </w:r>
     </w:p>
     <w:p>
@@ -2696,66 +2677,438 @@
           <w:szCs w:val="24"/>
           <w:lang w:val="ru-RU"/>
         </w:rPr>
-        <w:t>["</w:t>
-      </w:r>
-      <w:r>
-        <w:rPr>
-          <w:rFonts w:ascii="Courier New" w:hAnsi="Courier New" w:cs="Arial"/>
-          <w:color w:val="ED7D31" w:themeColor="accent2"/>
-          <w:szCs w:val="24"/>
-        </w:rPr>
-        <w:t>value</w:t>
-      </w:r>
-      <w:r>
-        <w:rPr>
-          <w:rFonts w:ascii="Courier New" w:hAnsi="Courier New" w:cs="Arial"/>
-          <w:color w:val="ED7D31" w:themeColor="accent2"/>
-          <w:szCs w:val="24"/>
-          <w:lang w:val="ru-RU"/>
-        </w:rPr>
-        <w:t xml:space="preserve">"] </w:t>
-      </w:r>
-      <w:r>
-        <w:rPr>
-          <w:lang w:val="ru-RU"/>
-        </w:rPr>
-        <w:t>– вспомогательные данные, значения, для команды, не заполняется в некоторых командах</w:t>
+        <w:t>"</w:t>
+      </w:r>
+      <w:r>
+        <w:rPr>
+          <w:rFonts w:ascii="Courier New" w:hAnsi="Courier New" w:cs="Arial"/>
+          <w:color w:val="ED7D31" w:themeColor="accent2"/>
+          <w:szCs w:val="24"/>
+        </w:rPr>
+        <w:t>source</w:t>
+      </w:r>
+      <w:r>
+        <w:rPr>
+          <w:rFonts w:ascii="Courier New" w:hAnsi="Courier New" w:cs="Arial"/>
+          <w:color w:val="ED7D31" w:themeColor="accent2"/>
+          <w:szCs w:val="24"/>
+          <w:lang w:val="ru-RU"/>
+        </w:rPr>
+        <w:t>"</w:t>
+      </w:r>
+      <w:r>
+        <w:rPr>
+          <w:lang w:val="ru-RU"/>
+        </w:rPr>
+        <w:t xml:space="preserve"> </w:t>
+      </w:r>
+      <w:r>
+        <w:rPr>
+          <w:lang w:val="ru-RU"/>
+        </w:rPr>
+        <w:t>-</w:t>
+      </w:r>
+      <w:r>
+        <w:rPr>
+          <w:lang w:val="ru-RU"/>
+        </w:rPr>
+        <w:t xml:space="preserve"> </w:t>
+      </w:r>
+      <w:r>
+        <w:rPr>
+          <w:lang w:val="ru-RU"/>
+        </w:rPr>
+        <w:t>маркер</w:t>
+      </w:r>
+      <w:r>
+        <w:rPr>
+          <w:lang w:val="ru-RU"/>
+        </w:rPr>
+        <w:t xml:space="preserve"> </w:t>
+      </w:r>
+      <w:r>
+        <w:rPr>
+          <w:lang w:val="ru-RU"/>
+        </w:rPr>
+        <w:t>источник</w:t>
+      </w:r>
+      <w:r>
+        <w:rPr>
+          <w:lang w:val="ru-RU"/>
+        </w:rPr>
+        <w:t>а</w:t>
+      </w:r>
+      <w:r>
+        <w:rPr>
+          <w:lang w:val="ru-RU"/>
+        </w:rPr>
+        <w:t xml:space="preserve"> от клиента всегда </w:t>
+      </w:r>
+      <w:r>
+        <w:rPr>
+          <w:lang w:val="ru-RU"/>
+        </w:rPr>
+        <w:t xml:space="preserve">заполнен </w:t>
+      </w:r>
+      <w:r>
+        <w:rPr>
+          <w:rFonts w:ascii="Courier New" w:hAnsi="Courier New" w:cs="Arial"/>
+          <w:color w:val="ED7D31" w:themeColor="accent2"/>
+          <w:szCs w:val="24"/>
+          <w:lang w:val="ru-RU"/>
+        </w:rPr>
+        <w:t>"</w:t>
+      </w:r>
+      <w:r>
+        <w:rPr>
+          <w:rFonts w:ascii="Courier New" w:hAnsi="Courier New" w:cs="Arial"/>
+          <w:color w:val="ED7D31" w:themeColor="accent2"/>
+          <w:szCs w:val="24"/>
+        </w:rPr>
+        <w:t>user</w:t>
+      </w:r>
+      <w:r>
+        <w:rPr>
+          <w:rFonts w:ascii="Courier New" w:hAnsi="Courier New" w:cs="Arial"/>
+          <w:color w:val="ED7D31" w:themeColor="accent2"/>
+          <w:szCs w:val="24"/>
+          <w:lang w:val="ru-RU"/>
+        </w:rPr>
+        <w:t>".</w:t>
       </w:r>
     </w:p>
     <w:p>
-      <w:r>
-        <w:t>NOTE: For this laser configuration, the &lt;id&gt; is always 0</w:t>
+      <w:pPr>
+        <w:pStyle w:val="a"/>
+        <w:rPr>
+          <w:lang w:val="ru-RU"/>
+        </w:rPr>
+      </w:pPr>
+      <w:r>
+        <w:rPr>
+          <w:rFonts w:ascii="Courier New" w:hAnsi="Courier New" w:cs="Arial"/>
+          <w:color w:val="ED7D31" w:themeColor="accent2"/>
+          <w:szCs w:val="24"/>
+          <w:lang w:val="ru-RU"/>
+        </w:rPr>
+        <w:t>"</w:t>
+      </w:r>
+      <w:proofErr w:type="spellStart"/>
+      <w:r>
+        <w:rPr>
+          <w:rFonts w:ascii="Courier New" w:hAnsi="Courier New" w:cs="Arial"/>
+          <w:color w:val="ED7D31" w:themeColor="accent2"/>
+          <w:szCs w:val="24"/>
+        </w:rPr>
+        <w:t>cmd</w:t>
+      </w:r>
+      <w:proofErr w:type="spellEnd"/>
+      <w:r>
+        <w:rPr>
+          <w:rFonts w:ascii="Courier New" w:hAnsi="Courier New" w:cs="Arial"/>
+          <w:color w:val="ED7D31" w:themeColor="accent2"/>
+          <w:szCs w:val="24"/>
+          <w:lang w:val="ru-RU"/>
+        </w:rPr>
+        <w:t>"</w:t>
+      </w:r>
+      <w:r>
+        <w:rPr>
+          <w:rFonts w:ascii="Courier New" w:hAnsi="Courier New" w:cs="Arial"/>
+          <w:color w:val="ED7D31" w:themeColor="accent2"/>
+          <w:szCs w:val="24"/>
+          <w:lang w:val="ru-RU"/>
+        </w:rPr>
+        <w:t xml:space="preserve"> </w:t>
+      </w:r>
+      <w:r>
+        <w:rPr>
+          <w:lang w:val="ru-RU"/>
+        </w:rPr>
+        <w:t>–</w:t>
+      </w:r>
+      <w:r>
+        <w:rPr>
+          <w:lang w:val="ru-RU"/>
+        </w:rPr>
+        <w:t xml:space="preserve"> </w:t>
+      </w:r>
+      <w:r>
+        <w:rPr>
+          <w:lang w:val="ru-RU"/>
+        </w:rPr>
+        <w:t>маркер</w:t>
+      </w:r>
+      <w:r>
+        <w:rPr>
+          <w:lang w:val="ru-RU"/>
+        </w:rPr>
+        <w:t xml:space="preserve"> </w:t>
+      </w:r>
+      <w:r>
+        <w:rPr>
+          <w:lang w:val="ru-RU"/>
+        </w:rPr>
+        <w:t>тип</w:t>
+      </w:r>
+      <w:r>
+        <w:rPr>
+          <w:lang w:val="ru-RU"/>
+        </w:rPr>
+        <w:t>а</w:t>
+      </w:r>
+      <w:r>
+        <w:rPr>
+          <w:lang w:val="ru-RU"/>
+        </w:rPr>
+        <w:t xml:space="preserve"> команды для обработки сервером</w:t>
+      </w:r>
+      <w:r>
+        <w:rPr>
+          <w:lang w:val="ru-RU"/>
+        </w:rPr>
+        <w:t>,</w:t>
+      </w:r>
+      <w:r>
+        <w:rPr>
+          <w:lang w:val="ru-RU"/>
+        </w:rPr>
+        <w:t xml:space="preserve"> </w:t>
+      </w:r>
+      <w:r>
+        <w:rPr>
+          <w:lang w:val="ru-RU"/>
+        </w:rPr>
+        <w:t>заполнен</w:t>
+      </w:r>
+      <w:r>
+        <w:rPr>
+          <w:lang w:val="ru-RU"/>
+        </w:rPr>
+        <w:t xml:space="preserve"> </w:t>
+      </w:r>
+      <w:r>
+        <w:rPr>
+          <w:rFonts w:ascii="Courier New" w:hAnsi="Courier New" w:cs="Arial"/>
+          <w:color w:val="ED7D31" w:themeColor="accent2"/>
+          <w:szCs w:val="24"/>
+          <w:lang w:val="ru-RU"/>
+        </w:rPr>
+        <w:t>"</w:t>
+      </w:r>
+      <w:r>
+        <w:rPr>
+          <w:rFonts w:ascii="Courier New" w:hAnsi="Courier New" w:cs="Arial"/>
+          <w:color w:val="ED7D31" w:themeColor="accent2"/>
+          <w:szCs w:val="24"/>
+        </w:rPr>
+        <w:t>move</w:t>
+      </w:r>
+      <w:r>
+        <w:rPr>
+          <w:rFonts w:ascii="Courier New" w:hAnsi="Courier New" w:cs="Arial"/>
+          <w:color w:val="ED7D31" w:themeColor="accent2"/>
+          <w:szCs w:val="24"/>
+          <w:lang w:val="ru-RU"/>
+        </w:rPr>
+        <w:t>"</w:t>
+      </w:r>
+      <w:r>
+        <w:rPr>
+          <w:rFonts w:ascii="Courier New" w:hAnsi="Courier New" w:cs="Arial"/>
+          <w:color w:val="ED7D31" w:themeColor="accent2"/>
+          <w:szCs w:val="24"/>
+          <w:lang w:val="ru-RU"/>
+        </w:rPr>
+        <w:t>.</w:t>
+      </w:r>
+      <w:r>
+        <w:rPr>
+          <w:rFonts w:ascii="Courier New" w:hAnsi="Courier New" w:cs="Arial"/>
+          <w:color w:val="ED7D31" w:themeColor="accent2"/>
+          <w:szCs w:val="24"/>
+          <w:lang w:val="ru-RU"/>
+        </w:rPr>
+        <w:t xml:space="preserve"> </w:t>
+      </w:r>
+      <w:r>
+        <w:rPr>
+          <w:lang w:val="ru-RU"/>
+        </w:rPr>
+        <w:t>в данном случае команда описывает поворот ОПУ</w:t>
+      </w:r>
+      <w:r>
+        <w:rPr>
+          <w:lang w:val="ru-RU"/>
+        </w:rPr>
+        <w:t>.</w:t>
       </w:r>
     </w:p>
     <w:p>
       <w:pPr>
         <w:pStyle w:val="a"/>
-      </w:pPr>
-      <w:r>
-        <w:t>&lt;</w:t>
-      </w:r>
-      <w:proofErr w:type="spellStart"/>
-      <w:r>
-        <w:t>paramN</w:t>
-      </w:r>
-      <w:proofErr w:type="spellEnd"/>
-      <w:r>
-        <w:t xml:space="preserve">&gt; - a bunch of parameters corresponding to command </w:t>
-      </w:r>
-    </w:p>
-    <w:p>
-      <w:pPr>
-        <w:pStyle w:val="a"/>
-      </w:pPr>
-      <w:r>
-        <w:t>&lt;CR&gt; - carriage return symbol</w:t>
-      </w:r>
-    </w:p>
-    <w:p>
-      <w:pPr>
-        <w:ind w:firstLine="0"/>
-      </w:pPr>
-      <w:r>
+        <w:rPr>
+          <w:lang w:val="ru-RU"/>
+        </w:rPr>
+      </w:pPr>
+      <w:r>
+        <w:rPr>
+          <w:rFonts w:ascii="Courier New" w:hAnsi="Courier New" w:cs="Arial"/>
+          <w:color w:val="ED7D31" w:themeColor="accent2"/>
+          <w:szCs w:val="24"/>
+          <w:lang w:val="ru-RU"/>
+        </w:rPr>
+        <w:t>"</w:t>
+      </w:r>
+      <w:r>
+        <w:rPr>
+          <w:rFonts w:ascii="Courier New" w:hAnsi="Courier New" w:cs="Arial"/>
+          <w:color w:val="ED7D31" w:themeColor="accent2"/>
+          <w:szCs w:val="24"/>
+        </w:rPr>
+        <w:t>value</w:t>
+      </w:r>
+      <w:r>
+        <w:rPr>
+          <w:rFonts w:ascii="Courier New" w:hAnsi="Courier New" w:cs="Arial"/>
+          <w:color w:val="ED7D31" w:themeColor="accent2"/>
+          <w:szCs w:val="24"/>
+          <w:lang w:val="ru-RU"/>
+        </w:rPr>
+        <w:t xml:space="preserve">" </w:t>
+      </w:r>
+      <w:r>
+        <w:rPr>
+          <w:lang w:val="ru-RU"/>
+        </w:rPr>
+        <w:t>–</w:t>
+      </w:r>
+      <w:r>
+        <w:rPr>
+          <w:lang w:val="ru-RU"/>
+        </w:rPr>
+        <w:t xml:space="preserve"> </w:t>
+      </w:r>
+      <w:r>
+        <w:rPr>
+          <w:lang w:val="ru-RU"/>
+        </w:rPr>
+        <w:t>маркер</w:t>
+      </w:r>
+      <w:r>
+        <w:rPr>
+          <w:lang w:val="ru-RU"/>
+        </w:rPr>
+        <w:t xml:space="preserve"> вспомогательны</w:t>
+      </w:r>
+      <w:r>
+        <w:rPr>
+          <w:lang w:val="ru-RU"/>
+        </w:rPr>
+        <w:t>х</w:t>
+      </w:r>
+      <w:r>
+        <w:rPr>
+          <w:lang w:val="ru-RU"/>
+        </w:rPr>
+        <w:t xml:space="preserve"> данны</w:t>
+      </w:r>
+      <w:r>
+        <w:rPr>
+          <w:lang w:val="ru-RU"/>
+        </w:rPr>
+        <w:t>х</w:t>
+      </w:r>
+      <w:r>
+        <w:rPr>
+          <w:lang w:val="ru-RU"/>
+        </w:rPr>
+        <w:t>, значени</w:t>
+      </w:r>
+      <w:r>
+        <w:rPr>
+          <w:lang w:val="ru-RU"/>
+        </w:rPr>
+        <w:t>й</w:t>
+      </w:r>
+      <w:r>
+        <w:rPr>
+          <w:lang w:val="ru-RU"/>
+        </w:rPr>
+        <w:t>, для команды</w:t>
+      </w:r>
+      <w:r>
+        <w:rPr>
+          <w:lang w:val="ru-RU"/>
+        </w:rPr>
+        <w:t xml:space="preserve">, </w:t>
+      </w:r>
+      <w:r>
+        <w:rPr>
+          <w:lang w:val="ru-RU"/>
+        </w:rPr>
+        <w:t>заполнен</w:t>
+      </w:r>
+      <w:r>
+        <w:rPr>
+          <w:lang w:val="ru-RU"/>
+        </w:rPr>
+        <w:t xml:space="preserve"> </w:t>
+      </w:r>
+      <w:r>
+        <w:rPr>
+          <w:lang w:val="ru-RU"/>
+        </w:rPr>
+        <w:t>“</w:t>
+      </w:r>
+      <w:r>
+        <w:rPr>
+          <w:rFonts w:ascii="Courier New" w:hAnsi="Courier New" w:cs="Arial"/>
+          <w:color w:val="ED7D31" w:themeColor="accent2"/>
+          <w:szCs w:val="24"/>
+        </w:rPr>
+        <w:t>data</w:t>
+      </w:r>
+      <w:r>
+        <w:rPr>
+          <w:rFonts w:ascii="Courier New" w:hAnsi="Courier New" w:cs="Arial"/>
+          <w:color w:val="ED7D31" w:themeColor="accent2"/>
+          <w:szCs w:val="24"/>
+          <w:lang w:val="ru-RU"/>
+        </w:rPr>
+        <w:t>”</w:t>
+      </w:r>
+      <w:r>
+        <w:rPr>
+          <w:rFonts w:ascii="Courier New" w:hAnsi="Courier New" w:cs="Arial"/>
+          <w:color w:val="ED7D31" w:themeColor="accent2"/>
+          <w:szCs w:val="24"/>
+          <w:lang w:val="ru-RU"/>
+        </w:rPr>
+        <w:t>.</w:t>
+      </w:r>
+      <w:r>
+        <w:rPr>
+          <w:lang w:val="ru-RU"/>
+        </w:rPr>
+        <w:t xml:space="preserve"> </w:t>
+      </w:r>
+      <w:r>
+        <w:rPr>
+          <w:lang w:val="ru-RU"/>
+        </w:rPr>
+        <w:t>не заполняется в некоторых командах</w:t>
+      </w:r>
+      <w:r>
+        <w:rPr>
+          <w:lang w:val="ru-RU"/>
+        </w:rPr>
+        <w:t>.</w:t>
+      </w:r>
+      <w:r>
+        <w:rPr>
+          <w:lang w:val="ru-RU"/>
+        </w:rPr>
         <w:br w:type="page"/>
       </w:r>
     </w:p>
@@ -2853,253 +3206,147 @@
       </w:r>
       <w:proofErr w:type="spellEnd"/>
     </w:p>
+    <w:p/>
     <w:p>
       <w:pPr>
-        <w:pStyle w:val="2"/>
-      </w:pPr>
+        <w:spacing w:after="0" w:line="240" w:lineRule="auto"/>
+        <w:ind w:left="1416" w:firstLine="0"/>
+        <w:rPr>
+          <w:rFonts w:ascii="Courier New" w:hAnsi="Courier New" w:cs="Arial"/>
+          <w:szCs w:val="24"/>
+        </w:rPr>
+      </w:pPr>
+      <w:r>
+        <w:rPr>
+          <w:rFonts w:ascii="Courier New" w:hAnsi="Courier New" w:cs="Arial"/>
+          <w:szCs w:val="24"/>
+        </w:rPr>
+        <w:t>{"source</w:t>
+      </w:r>
+      <w:proofErr w:type="gramStart"/>
+      <w:r>
+        <w:rPr>
+          <w:rFonts w:ascii="Courier New" w:hAnsi="Courier New" w:cs="Arial"/>
+          <w:szCs w:val="24"/>
+        </w:rPr>
+        <w:t>" :</w:t>
+      </w:r>
+      <w:proofErr w:type="gramEnd"/>
+      <w:r>
+        <w:rPr>
+          <w:rFonts w:ascii="Courier New" w:hAnsi="Courier New" w:cs="Arial"/>
+          <w:szCs w:val="24"/>
+        </w:rPr>
+        <w:t xml:space="preserve"> </w:t>
+      </w:r>
+      <w:r>
+        <w:rPr>
+          <w:rFonts w:ascii="Courier New" w:hAnsi="Courier New" w:cs="Arial"/>
+          <w:color w:val="ED7D31" w:themeColor="accent2"/>
+          <w:szCs w:val="24"/>
+        </w:rPr>
+        <w:t>&lt;</w:t>
+      </w:r>
+      <w:r>
+        <w:rPr>
+          <w:rFonts w:ascii="Courier New" w:hAnsi="Courier New" w:cs="Arial"/>
+          <w:color w:val="ED7D31" w:themeColor="accent2"/>
+          <w:szCs w:val="24"/>
+        </w:rPr>
+        <w:t>user</w:t>
+      </w:r>
+      <w:r>
+        <w:rPr>
+          <w:rFonts w:ascii="Courier New" w:hAnsi="Courier New" w:cs="Arial"/>
+          <w:color w:val="ED7D31" w:themeColor="accent2"/>
+          <w:szCs w:val="24"/>
+        </w:rPr>
+        <w:t>&gt;</w:t>
+      </w:r>
+      <w:r>
+        <w:rPr>
+          <w:rFonts w:ascii="Courier New" w:hAnsi="Courier New" w:cs="Arial"/>
+          <w:szCs w:val="24"/>
+        </w:rPr>
+        <w:t>, "</w:t>
+      </w:r>
       <w:proofErr w:type="spellStart"/>
       <w:r>
-        <w:t>Дальномером</w:t>
+        <w:rPr>
+          <w:rFonts w:ascii="Courier New" w:hAnsi="Courier New" w:cs="Arial"/>
+          <w:szCs w:val="24"/>
+        </w:rPr>
+        <w:t>cmd</w:t>
       </w:r>
       <w:proofErr w:type="spellEnd"/>
-    </w:p>
-    <w:p>
-      <w:pPr>
-        <w:pStyle w:val="2"/>
-      </w:pPr>
-      <w:proofErr w:type="spellStart"/>
-      <w:r>
-        <w:t>Инерционным</w:t>
-      </w:r>
-      <w:proofErr w:type="spellEnd"/>
-      <w:r>
-        <w:t xml:space="preserve"> </w:t>
-      </w:r>
-      <w:proofErr w:type="spellStart"/>
-      <w:r>
-        <w:t>блоком</w:t>
-      </w:r>
-      <w:proofErr w:type="spellEnd"/>
-    </w:p>
-    <w:p>
-      <w:pPr>
-        <w:pStyle w:val="2"/>
-      </w:pPr>
-      <w:proofErr w:type="spellStart"/>
-      <w:r>
-        <w:t>Навигационным</w:t>
-      </w:r>
-      <w:proofErr w:type="spellEnd"/>
-      <w:r>
-        <w:t xml:space="preserve"> </w:t>
-      </w:r>
-      <w:proofErr w:type="spellStart"/>
-      <w:r>
-        <w:t>блоком</w:t>
-      </w:r>
-      <w:proofErr w:type="spellEnd"/>
-      <w:r>
-        <w:t xml:space="preserve"> </w:t>
-      </w:r>
-      <w:bookmarkEnd w:id="16"/>
-      <w:bookmarkEnd w:id="17"/>
-    </w:p>
-    <w:p>
-      <w:pPr>
-        <w:pStyle w:val="1"/>
-        <w:numPr>
-          <w:ilvl w:val="0"/>
-          <w:numId w:val="0"/>
-        </w:numPr>
-        <w:ind w:left="360"/>
-      </w:pPr>
-      <w:bookmarkStart w:id="18" w:name="_Toc233323904"/>
-    </w:p>
-    <w:p>
-      <w:pPr>
-        <w:pStyle w:val="1"/>
-      </w:pPr>
-      <w:r>
-        <w:t>User command set</w:t>
-      </w:r>
-      <w:bookmarkEnd w:id="18"/>
-    </w:p>
-    <w:p>
-      <w:pPr>
-        <w:pStyle w:val="2"/>
-      </w:pPr>
-      <w:bookmarkStart w:id="19" w:name="_Toc233323905"/>
-      <w:r>
-        <w:t>Request to get User status</w:t>
-      </w:r>
-      <w:bookmarkEnd w:id="19"/>
-    </w:p>
-    <w:p>
-      <w:pPr>
-        <w:pStyle w:val="Requeststyle"/>
-      </w:pPr>
-      <w:r>
-        <w:t>“</w:t>
-      </w:r>
-      <w:proofErr w:type="spellStart"/>
-      <w:proofErr w:type="gramStart"/>
-      <w:r>
-        <w:t>lgstatus</w:t>
-      </w:r>
-      <w:proofErr w:type="spellEnd"/>
-      <w:proofErr w:type="gramEnd"/>
-      <w:r>
-        <w:t xml:space="preserve"> </w:t>
-      </w:r>
-      <w:proofErr w:type="spellStart"/>
-      <w:r>
-        <w:t>usr</w:t>
-      </w:r>
-      <w:proofErr w:type="spellEnd"/>
-      <w:r>
-        <w:t xml:space="preserve"> &lt;id&gt; &lt;key&gt; &lt;</w:t>
-      </w:r>
-      <w:proofErr w:type="spellStart"/>
-      <w:r>
-        <w:t>sys_overheat</w:t>
-      </w:r>
-      <w:proofErr w:type="spellEnd"/>
-      <w:r>
-        <w:t>&gt; &lt;protection&gt; &lt;</w:t>
-      </w:r>
-      <w:proofErr w:type="spellStart"/>
-      <w:r>
-        <w:t>output_state</w:t>
-      </w:r>
-      <w:proofErr w:type="spellEnd"/>
-      <w:r>
-        <w:t>&gt; &lt;mode&gt; &lt;</w:t>
-      </w:r>
-      <w:proofErr w:type="spellStart"/>
-      <w:r>
-        <w:t>target_power</w:t>
-      </w:r>
-      <w:proofErr w:type="spellEnd"/>
-      <w:r>
-        <w:t>&gt; &lt;</w:t>
-      </w:r>
-      <w:proofErr w:type="spellStart"/>
-      <w:r>
-        <w:t>output_power</w:t>
-      </w:r>
-      <w:proofErr w:type="spellEnd"/>
-      <w:r>
-        <w:t>&gt; &lt;</w:t>
-      </w:r>
-      <w:proofErr w:type="spellStart"/>
-      <w:r>
-        <w:t>freq</w:t>
-      </w:r>
-      <w:proofErr w:type="spellEnd"/>
-      <w:r>
-        <w:t>&gt; &lt;duration&gt;\r”</w:t>
-      </w:r>
-    </w:p>
-    <w:p>
-      <w:r>
-        <w:t>Response:</w:t>
-      </w:r>
-    </w:p>
-    <w:p>
-      <w:pPr>
-        <w:pStyle w:val="Responsestyle"/>
-      </w:pPr>
-      <w:r>
-        <w:t>“</w:t>
-      </w:r>
-      <w:proofErr w:type="spellStart"/>
-      <w:proofErr w:type="gramStart"/>
-      <w:r>
-        <w:t>lrstatus</w:t>
-      </w:r>
-      <w:proofErr w:type="spellEnd"/>
-      <w:proofErr w:type="gramEnd"/>
-      <w:r>
-        <w:t xml:space="preserve"> </w:t>
-      </w:r>
-      <w:proofErr w:type="spellStart"/>
-      <w:r>
-        <w:t>usr</w:t>
-      </w:r>
-      <w:proofErr w:type="spellEnd"/>
-      <w:r>
-        <w:t xml:space="preserve"> &lt;id&gt; &lt;key&gt; &lt;</w:t>
-      </w:r>
-      <w:proofErr w:type="spellStart"/>
-      <w:r>
-        <w:t>sys_overheat</w:t>
-      </w:r>
-      <w:proofErr w:type="spellEnd"/>
-      <w:r>
-        <w:t>&gt; &lt;protection&gt; &lt;</w:t>
-      </w:r>
-      <w:proofErr w:type="spellStart"/>
-      <w:r>
-        <w:t>output_state</w:t>
-      </w:r>
-      <w:proofErr w:type="spellEnd"/>
-      <w:r>
-        <w:t>&gt; &lt;mode&gt; &lt;</w:t>
-      </w:r>
-      <w:proofErr w:type="spellStart"/>
-      <w:r>
-        <w:t>target_power</w:t>
-      </w:r>
-      <w:proofErr w:type="spellEnd"/>
-      <w:r>
-        <w:t>&gt; &lt;</w:t>
-      </w:r>
-      <w:proofErr w:type="spellStart"/>
-      <w:r>
-        <w:t>output_power</w:t>
-      </w:r>
-      <w:proofErr w:type="spellEnd"/>
-      <w:r>
-        <w:t>&gt; &lt;</w:t>
-      </w:r>
-      <w:proofErr w:type="spellStart"/>
-      <w:r>
-        <w:t>freq</w:t>
-      </w:r>
-      <w:proofErr w:type="spellEnd"/>
-      <w:r>
-        <w:t>&gt; &lt;duration&gt;\r”</w:t>
-      </w:r>
-    </w:p>
-    <w:p>
-      <w:r>
-        <w:t>ERROR Response:</w:t>
-      </w:r>
-    </w:p>
-    <w:p>
-      <w:pPr>
-        <w:pStyle w:val="Responsestyle"/>
-      </w:pPr>
-      <w:r>
-        <w:t>“</w:t>
-      </w:r>
-      <w:proofErr w:type="spellStart"/>
-      <w:proofErr w:type="gramStart"/>
-      <w:r>
-        <w:t>lrstatus</w:t>
-      </w:r>
-      <w:proofErr w:type="spellEnd"/>
-      <w:proofErr w:type="gramEnd"/>
-      <w:r>
-        <w:t xml:space="preserve"> </w:t>
-      </w:r>
-      <w:proofErr w:type="spellStart"/>
-      <w:r>
-        <w:t>usr</w:t>
-      </w:r>
-      <w:proofErr w:type="spellEnd"/>
-      <w:r>
-        <w:t xml:space="preserve"> &lt;id&gt; ERR\r”</w:t>
+      <w:r>
+        <w:rPr>
+          <w:rFonts w:ascii="Courier New" w:hAnsi="Courier New" w:cs="Arial"/>
+          <w:szCs w:val="24"/>
+        </w:rPr>
+        <w:t xml:space="preserve">" : </w:t>
+      </w:r>
+      <w:r>
+        <w:rPr>
+          <w:rFonts w:ascii="Courier New" w:hAnsi="Courier New" w:cs="Arial"/>
+          <w:color w:val="ED7D31" w:themeColor="accent2"/>
+          <w:szCs w:val="24"/>
+        </w:rPr>
+        <w:t>&lt;</w:t>
+      </w:r>
+      <w:r>
+        <w:rPr>
+          <w:rFonts w:ascii="Courier New" w:hAnsi="Courier New" w:cs="Arial"/>
+          <w:color w:val="ED7D31" w:themeColor="accent2"/>
+          <w:szCs w:val="24"/>
+        </w:rPr>
+        <w:t>move</w:t>
+      </w:r>
+      <w:r>
+        <w:rPr>
+          <w:rFonts w:ascii="Courier New" w:hAnsi="Courier New" w:cs="Arial"/>
+          <w:color w:val="ED7D31" w:themeColor="accent2"/>
+          <w:szCs w:val="24"/>
+        </w:rPr>
+        <w:t>&gt;</w:t>
+      </w:r>
+      <w:r>
+        <w:rPr>
+          <w:rFonts w:ascii="Courier New" w:hAnsi="Courier New" w:cs="Arial"/>
+          <w:szCs w:val="24"/>
+        </w:rPr>
+        <w:t xml:space="preserve">, "value" : </w:t>
+      </w:r>
+      <w:r>
+        <w:rPr>
+          <w:rFonts w:ascii="Courier New" w:hAnsi="Courier New" w:cs="Arial"/>
+          <w:color w:val="ED7D31" w:themeColor="accent2"/>
+          <w:szCs w:val="24"/>
+        </w:rPr>
+        <w:t>&lt;</w:t>
+      </w:r>
+      <w:r>
+        <w:rPr>
+          <w:rFonts w:ascii="Courier New" w:hAnsi="Courier New" w:cs="Arial"/>
+          <w:color w:val="ED7D31" w:themeColor="accent2"/>
+          <w:szCs w:val="24"/>
+        </w:rPr>
+        <w:t>data</w:t>
+      </w:r>
+      <w:r>
+        <w:rPr>
+          <w:rFonts w:ascii="Courier New" w:hAnsi="Courier New" w:cs="Arial"/>
+          <w:color w:val="ED7D31" w:themeColor="accent2"/>
+          <w:szCs w:val="24"/>
+        </w:rPr>
+        <w:t>&gt;</w:t>
+      </w:r>
+      <w:r>
+        <w:rPr>
+          <w:rFonts w:ascii="Courier New" w:hAnsi="Courier New" w:cs="Arial"/>
+          <w:szCs w:val="24"/>
+        </w:rPr>
+        <w:t>}</w:t>
       </w:r>
     </w:p>
     <w:p>
@@ -3116,20 +3363,59 @@
         </w:numPr>
       </w:pPr>
       <w:r>
-        <w:t xml:space="preserve">&lt;id&gt; - </w:t>
-      </w:r>
-      <w:r>
-        <w:rPr>
-          <w:rStyle w:val="jlqj4b"/>
-          <w:szCs w:val="24"/>
-        </w:rPr>
-        <w:t xml:space="preserve">device id (int), </w:t>
-      </w:r>
-      <w:r>
-        <w:rPr>
-          <w:rStyle w:val="jlqj4b"/>
-        </w:rPr>
-        <w:t>0 if device is single</w:t>
+        <w:t>&lt;</w:t>
+      </w:r>
+      <w:r>
+        <w:rPr>
+          <w:rFonts w:ascii="Courier New" w:hAnsi="Courier New" w:cs="Arial"/>
+          <w:color w:val="ED7D31" w:themeColor="accent2"/>
+          <w:szCs w:val="24"/>
+        </w:rPr>
+        <w:t>user</w:t>
+      </w:r>
+      <w:r>
+        <w:t xml:space="preserve">&gt; - </w:t>
+      </w:r>
+      <w:r>
+        <w:t>source of command</w:t>
+      </w:r>
+      <w:r>
+        <w:t xml:space="preserve"> (</w:t>
+      </w:r>
+      <w:r>
+        <w:t>String</w:t>
+      </w:r>
+      <w:r>
+        <w:t xml:space="preserve">), </w:t>
+      </w:r>
+      <w:r>
+        <w:rPr>
+          <w:color w:val="ED7D31" w:themeColor="accent2"/>
+        </w:rPr>
+        <w:t>“</w:t>
+      </w:r>
+      <w:r>
+        <w:rPr>
+          <w:rFonts w:ascii="Courier New" w:hAnsi="Courier New" w:cs="Arial"/>
+          <w:color w:val="ED7D31" w:themeColor="accent2"/>
+          <w:szCs w:val="24"/>
+        </w:rPr>
+        <w:t>user</w:t>
+      </w:r>
+      <w:r>
+        <w:rPr>
+          <w:rFonts w:ascii="Courier New" w:hAnsi="Courier New" w:cs="Arial"/>
+          <w:color w:val="ED7D31" w:themeColor="accent2"/>
+          <w:szCs w:val="24"/>
+        </w:rPr>
+        <w:t>”</w:t>
+      </w:r>
+      <w:r>
+        <w:rPr>
+          <w:rFonts w:ascii="Courier New" w:hAnsi="Courier New" w:cs="Arial"/>
+          <w:szCs w:val="24"/>
+        </w:rPr>
+        <w:t>.</w:t>
       </w:r>
     </w:p>
     <w:p>
@@ -3141,7 +3427,85 @@
         </w:numPr>
       </w:pPr>
       <w:r>
-        <w:t>&lt;key&gt; - key lock (int), 0 – ok, 1 – locked</w:t>
+        <w:t>&lt;</w:t>
+      </w:r>
+      <w:r>
+        <w:rPr>
+          <w:rFonts w:ascii="Courier New" w:hAnsi="Courier New" w:cs="Arial"/>
+          <w:color w:val="ED7D31" w:themeColor="accent2"/>
+          <w:szCs w:val="24"/>
+        </w:rPr>
+        <w:t>move</w:t>
+      </w:r>
+      <w:r>
+        <w:t xml:space="preserve">&gt; - </w:t>
+      </w:r>
+      <w:r>
+        <w:t xml:space="preserve">type of command </w:t>
+      </w:r>
+      <w:r>
+        <w:t>(String),</w:t>
+      </w:r>
+      <w:r>
+        <w:t xml:space="preserve"> two types for two cameras</w:t>
+      </w:r>
+      <w:r>
+        <w:t xml:space="preserve"> </w:t>
+      </w:r>
+      <w:r>
+        <w:rPr>
+          <w:color w:val="ED7D31" w:themeColor="accent2"/>
+        </w:rPr>
+        <w:t>“</w:t>
+      </w:r>
+      <w:proofErr w:type="spellStart"/>
+      <w:r>
+        <w:rPr>
+          <w:color w:val="ED7D31" w:themeColor="accent2"/>
+        </w:rPr>
+        <w:t>rgb_zoom_fix</w:t>
+      </w:r>
+      <w:proofErr w:type="spellEnd"/>
+      <w:r>
+        <w:rPr>
+          <w:color w:val="ED7D31" w:themeColor="accent2"/>
+        </w:rPr>
+        <w:t>”</w:t>
+      </w:r>
+      <w:r>
+        <w:t>,</w:t>
+      </w:r>
+      <w:r>
+        <w:t xml:space="preserve"> </w:t>
+      </w:r>
+      <w:r>
+        <w:rPr>
+          <w:color w:val="ED7D31" w:themeColor="accent2"/>
+        </w:rPr>
+        <w:t>“</w:t>
+      </w:r>
+      <w:proofErr w:type="spellStart"/>
+      <w:r>
+        <w:rPr>
+          <w:color w:val="ED7D31" w:themeColor="accent2"/>
+        </w:rPr>
+        <w:t>ir</w:t>
+      </w:r>
+      <w:r>
+        <w:rPr>
+          <w:color w:val="ED7D31" w:themeColor="accent2"/>
+        </w:rPr>
+        <w:t>_zoom_fix</w:t>
+      </w:r>
+      <w:proofErr w:type="spellEnd"/>
+      <w:r>
+        <w:rPr>
+          <w:color w:val="ED7D31" w:themeColor="accent2"/>
+        </w:rPr>
+        <w:t>”</w:t>
+      </w:r>
+      <w:r>
+        <w:t>.</w:t>
       </w:r>
     </w:p>
     <w:p>
@@ -3151,17 +3515,220 @@
           <w:ilvl w:val="0"/>
           <w:numId w:val="17"/>
         </w:numPr>
-      </w:pPr>
-      <w:r>
+        <w:rPr>
+          <w:lang w:val="ru-RU"/>
+        </w:rPr>
+      </w:pPr>
+      <w:r>
+        <w:rPr>
+          <w:lang w:val="ru-RU"/>
+        </w:rPr>
         <w:t>&lt;</w:t>
       </w:r>
+      <w:r>
+        <w:rPr>
+          <w:rFonts w:ascii="Courier New" w:hAnsi="Courier New" w:cs="Arial"/>
+          <w:color w:val="ED7D31" w:themeColor="accent2"/>
+          <w:szCs w:val="24"/>
+        </w:rPr>
+        <w:t>data</w:t>
+      </w:r>
+      <w:r>
+        <w:rPr>
+          <w:lang w:val="ru-RU"/>
+        </w:rPr>
+        <w:t>&gt; -</w:t>
+      </w:r>
+      <w:r>
+        <w:rPr>
+          <w:lang w:val="ru-RU"/>
+        </w:rPr>
+        <w:t xml:space="preserve"> </w:t>
+      </w:r>
+      <w:r>
+        <w:rPr>
+          <w:lang w:val="ru-RU"/>
+        </w:rPr>
+        <w:t>положение</w:t>
+      </w:r>
+      <w:r>
+        <w:rPr>
+          <w:lang w:val="ru-RU"/>
+        </w:rPr>
+        <w:t xml:space="preserve"> </w:t>
+      </w:r>
+      <w:r>
+        <w:rPr>
+          <w:lang w:val="ru-RU"/>
+        </w:rPr>
+        <w:t>подвижки камеры</w:t>
+      </w:r>
+      <w:r>
+        <w:rPr>
+          <w:lang w:val="ru-RU"/>
+        </w:rPr>
+        <w:t xml:space="preserve"> (</w:t>
+      </w:r>
+      <w:r>
+        <w:t>double</w:t>
+      </w:r>
+      <w:r>
+        <w:rPr>
+          <w:lang w:val="ru-RU"/>
+        </w:rPr>
+        <w:t xml:space="preserve">), </w:t>
+      </w:r>
+      <w:r>
+        <w:rPr>
+          <w:lang w:val="ru-RU"/>
+        </w:rPr>
+        <w:t xml:space="preserve">число в интервале </w:t>
+      </w:r>
+      <w:r>
+        <w:rPr>
+          <w:lang w:val="ru-RU"/>
+        </w:rPr>
+        <w:t>[</w:t>
+      </w:r>
+      <w:r>
+        <w:rPr>
+          <w:lang w:val="ru-RU"/>
+        </w:rPr>
+        <w:t>0</w:t>
+      </w:r>
+      <w:r>
+        <w:rPr>
+          <w:lang w:val="ru-RU"/>
+        </w:rPr>
+        <w:t>,</w:t>
+      </w:r>
+      <w:r>
+        <w:rPr>
+          <w:lang w:val="ru-RU"/>
+        </w:rPr>
+        <w:t>1</w:t>
+      </w:r>
+      <w:r>
+        <w:rPr>
+          <w:lang w:val="ru-RU"/>
+        </w:rPr>
+        <w:t>]</w:t>
+      </w:r>
+      <w:r>
+        <w:rPr>
+          <w:lang w:val="ru-RU"/>
+        </w:rPr>
+        <w:t xml:space="preserve"> </w:t>
+      </w:r>
+    </w:p>
+    <w:p>
+      <w:pPr>
+        <w:pStyle w:val="2"/>
+      </w:pPr>
       <w:proofErr w:type="spellStart"/>
       <w:r>
-        <w:t>sys_overheat</w:t>
+        <w:t>Дальномером</w:t>
       </w:r>
       <w:proofErr w:type="spellEnd"/>
-      <w:r>
-        <w:t xml:space="preserve">&gt; - overheat flag (int), 0 – ok, 1 – fail </w:t>
+    </w:p>
+    <w:p/>
+    <w:p>
+      <w:pPr>
+        <w:spacing w:after="0" w:line="240" w:lineRule="auto"/>
+        <w:ind w:left="1416" w:firstLine="0"/>
+        <w:rPr>
+          <w:rFonts w:ascii="Courier New" w:hAnsi="Courier New" w:cs="Arial"/>
+          <w:szCs w:val="24"/>
+        </w:rPr>
+      </w:pPr>
+      <w:r>
+        <w:rPr>
+          <w:rFonts w:ascii="Courier New" w:hAnsi="Courier New" w:cs="Arial"/>
+          <w:szCs w:val="24"/>
+        </w:rPr>
+        <w:t>{"source</w:t>
+      </w:r>
+      <w:proofErr w:type="gramStart"/>
+      <w:r>
+        <w:rPr>
+          <w:rFonts w:ascii="Courier New" w:hAnsi="Courier New" w:cs="Arial"/>
+          <w:szCs w:val="24"/>
+        </w:rPr>
+        <w:t>" :</w:t>
+      </w:r>
+      <w:proofErr w:type="gramEnd"/>
+      <w:r>
+        <w:rPr>
+          <w:rFonts w:ascii="Courier New" w:hAnsi="Courier New" w:cs="Arial"/>
+          <w:szCs w:val="24"/>
+        </w:rPr>
+        <w:t xml:space="preserve"> </w:t>
+      </w:r>
+      <w:r>
+        <w:rPr>
+          <w:rFonts w:ascii="Courier New" w:hAnsi="Courier New" w:cs="Arial"/>
+          <w:color w:val="ED7D31" w:themeColor="accent2"/>
+          <w:szCs w:val="24"/>
+        </w:rPr>
+        <w:t>&lt;user&gt;</w:t>
+      </w:r>
+      <w:r>
+        <w:rPr>
+          <w:rFonts w:ascii="Courier New" w:hAnsi="Courier New" w:cs="Arial"/>
+          <w:szCs w:val="24"/>
+        </w:rPr>
+        <w:t>, "</w:t>
+      </w:r>
+      <w:proofErr w:type="spellStart"/>
+      <w:r>
+        <w:rPr>
+          <w:rFonts w:ascii="Courier New" w:hAnsi="Courier New" w:cs="Arial"/>
+          <w:szCs w:val="24"/>
+        </w:rPr>
+        <w:t>cmd</w:t>
+      </w:r>
+      <w:proofErr w:type="spellEnd"/>
+      <w:r>
+        <w:rPr>
+          <w:rFonts w:ascii="Courier New" w:hAnsi="Courier New" w:cs="Arial"/>
+          <w:szCs w:val="24"/>
+        </w:rPr>
+        <w:t xml:space="preserve">" : </w:t>
+      </w:r>
+      <w:r>
+        <w:rPr>
+          <w:rFonts w:ascii="Courier New" w:hAnsi="Courier New" w:cs="Arial"/>
+          <w:color w:val="ED7D31" w:themeColor="accent2"/>
+          <w:szCs w:val="24"/>
+        </w:rPr>
+        <w:t>&lt;move&gt;</w:t>
+      </w:r>
+      <w:r>
+        <w:rPr>
+          <w:rFonts w:ascii="Courier New" w:hAnsi="Courier New" w:cs="Arial"/>
+          <w:szCs w:val="24"/>
+        </w:rPr>
+        <w:t xml:space="preserve">, "value" : </w:t>
+      </w:r>
+      <w:r>
+        <w:rPr>
+          <w:rFonts w:ascii="Courier New" w:hAnsi="Courier New" w:cs="Arial"/>
+          <w:color w:val="ED7D31" w:themeColor="accent2"/>
+          <w:szCs w:val="24"/>
+        </w:rPr>
+        <w:t>&lt;data&gt;</w:t>
+      </w:r>
+      <w:r>
+        <w:rPr>
+          <w:rFonts w:ascii="Courier New" w:hAnsi="Courier New" w:cs="Arial"/>
+          <w:szCs w:val="24"/>
+        </w:rPr>
+        <w:t>}</w:t>
+      </w:r>
+    </w:p>
+    <w:p>
+      <w:r>
+        <w:t>Where:</w:t>
       </w:r>
     </w:p>
     <w:p>
@@ -3173,7 +3740,47 @@
         </w:numPr>
       </w:pPr>
       <w:r>
-        <w:t xml:space="preserve">&lt;protection&gt; - protection (int), 0 – off, 1 – on </w:t>
+        <w:t>&lt;</w:t>
+      </w:r>
+      <w:r>
+        <w:rPr>
+          <w:rFonts w:ascii="Courier New" w:hAnsi="Courier New" w:cs="Arial"/>
+          <w:color w:val="ED7D31" w:themeColor="accent2"/>
+          <w:szCs w:val="24"/>
+        </w:rPr>
+        <w:t>user</w:t>
+      </w:r>
+      <w:r>
+        <w:t xml:space="preserve">&gt; - source of command (String), </w:t>
+      </w:r>
+      <w:r>
+        <w:rPr>
+          <w:color w:val="ED7D31" w:themeColor="accent2"/>
+        </w:rPr>
+        <w:t>“</w:t>
+      </w:r>
+      <w:r>
+        <w:rPr>
+          <w:rFonts w:ascii="Courier New" w:hAnsi="Courier New" w:cs="Arial"/>
+          <w:color w:val="ED7D31" w:themeColor="accent2"/>
+          <w:szCs w:val="24"/>
+        </w:rPr>
+        <w:t>user</w:t>
+      </w:r>
+      <w:r>
+        <w:rPr>
+          <w:rFonts w:ascii="Courier New" w:hAnsi="Courier New" w:cs="Arial"/>
+          <w:color w:val="ED7D31" w:themeColor="accent2"/>
+          <w:szCs w:val="24"/>
+        </w:rPr>
+        <w:t>”</w:t>
+      </w:r>
+      <w:r>
+        <w:rPr>
+          <w:rFonts w:ascii="Courier New" w:hAnsi="Courier New" w:cs="Arial"/>
+          <w:szCs w:val="24"/>
+        </w:rPr>
+        <w:t>.</w:t>
       </w:r>
     </w:p>
     <w:p>
@@ -3187,13 +3794,65 @@
       <w:r>
         <w:t>&lt;</w:t>
       </w:r>
+      <w:r>
+        <w:rPr>
+          <w:rFonts w:ascii="Courier New" w:hAnsi="Courier New" w:cs="Arial"/>
+          <w:color w:val="ED7D31" w:themeColor="accent2"/>
+          <w:szCs w:val="24"/>
+        </w:rPr>
+        <w:t>move</w:t>
+      </w:r>
+      <w:r>
+        <w:t xml:space="preserve">&gt; - type of command (String), two types for two cameras </w:t>
+      </w:r>
+      <w:r>
+        <w:rPr>
+          <w:color w:val="ED7D31" w:themeColor="accent2"/>
+        </w:rPr>
+        <w:t>“</w:t>
+      </w:r>
       <w:proofErr w:type="spellStart"/>
       <w:r>
-        <w:t>output_state</w:t>
+        <w:rPr>
+          <w:color w:val="ED7D31" w:themeColor="accent2"/>
+        </w:rPr>
+        <w:t>rgb_zoom_fix</w:t>
       </w:r>
       <w:proofErr w:type="spellEnd"/>
       <w:r>
-        <w:t xml:space="preserve">&gt; - output stat (int), 0 – off, 1 – on </w:t>
+        <w:rPr>
+          <w:color w:val="ED7D31" w:themeColor="accent2"/>
+        </w:rPr>
+        <w:t>”</w:t>
+      </w:r>
+      <w:r>
+        <w:t>,</w:t>
+      </w:r>
+      <w:r>
+        <w:t xml:space="preserve"> </w:t>
+      </w:r>
+      <w:r>
+        <w:rPr>
+          <w:color w:val="ED7D31" w:themeColor="accent2"/>
+        </w:rPr>
+        <w:t>“</w:t>
+      </w:r>
+      <w:proofErr w:type="spellStart"/>
+      <w:r>
+        <w:rPr>
+          <w:color w:val="ED7D31" w:themeColor="accent2"/>
+        </w:rPr>
+        <w:t>ir_zoom_fix</w:t>
+      </w:r>
+      <w:proofErr w:type="spellEnd"/>
+      <w:r>
+        <w:rPr>
+          <w:color w:val="ED7D31" w:themeColor="accent2"/>
+        </w:rPr>
+        <w:t>”</w:t>
+      </w:r>
+      <w:r>
+        <w:t>.</w:t>
       </w:r>
     </w:p>
     <w:p>
@@ -3203,9 +3862,199 @@
           <w:ilvl w:val="0"/>
           <w:numId w:val="17"/>
         </w:numPr>
-      </w:pPr>
-      <w:r>
-        <w:t xml:space="preserve">&lt;mode&gt; - mode (int), 0 – internal, 1 – external </w:t>
+        <w:rPr>
+          <w:lang w:val="ru-RU"/>
+        </w:rPr>
+      </w:pPr>
+      <w:r>
+        <w:rPr>
+          <w:lang w:val="ru-RU"/>
+        </w:rPr>
+        <w:t>&lt;</w:t>
+      </w:r>
+      <w:r>
+        <w:rPr>
+          <w:rFonts w:ascii="Courier New" w:hAnsi="Courier New" w:cs="Arial"/>
+          <w:color w:val="ED7D31" w:themeColor="accent2"/>
+          <w:szCs w:val="24"/>
+        </w:rPr>
+        <w:t>data</w:t>
+      </w:r>
+      <w:r>
+        <w:rPr>
+          <w:lang w:val="ru-RU"/>
+        </w:rPr>
+        <w:t xml:space="preserve">&gt; - </w:t>
+      </w:r>
+      <w:r>
+        <w:rPr>
+          <w:lang w:val="ru-RU"/>
+        </w:rPr>
+        <w:t>положение</w:t>
+      </w:r>
+      <w:r>
+        <w:rPr>
+          <w:lang w:val="ru-RU"/>
+        </w:rPr>
+        <w:t xml:space="preserve"> </w:t>
+      </w:r>
+      <w:r>
+        <w:rPr>
+          <w:lang w:val="ru-RU"/>
+        </w:rPr>
+        <w:t>подвижки камеры</w:t>
+      </w:r>
+      <w:r>
+        <w:rPr>
+          <w:lang w:val="ru-RU"/>
+        </w:rPr>
+        <w:t xml:space="preserve"> (</w:t>
+      </w:r>
+      <w:r>
+        <w:t>double</w:t>
+      </w:r>
+      <w:r>
+        <w:rPr>
+          <w:lang w:val="ru-RU"/>
+        </w:rPr>
+        <w:t xml:space="preserve">), </w:t>
+      </w:r>
+      <w:r>
+        <w:rPr>
+          <w:lang w:val="ru-RU"/>
+        </w:rPr>
+        <w:t xml:space="preserve">число в интервале </w:t>
+      </w:r>
+      <w:r>
+        <w:rPr>
+          <w:lang w:val="ru-RU"/>
+        </w:rPr>
+        <w:t xml:space="preserve">[0,1] </w:t>
+      </w:r>
+    </w:p>
+    <w:p>
+      <w:pPr>
+        <w:rPr>
+          <w:lang w:val="ru-RU"/>
+        </w:rPr>
+      </w:pPr>
+    </w:p>
+    <w:p>
+      <w:pPr>
+        <w:pStyle w:val="2"/>
+      </w:pPr>
+      <w:proofErr w:type="spellStart"/>
+      <w:r>
+        <w:t>Инерционным</w:t>
+      </w:r>
+      <w:proofErr w:type="spellEnd"/>
+      <w:r>
+        <w:t xml:space="preserve"> </w:t>
+      </w:r>
+      <w:proofErr w:type="spellStart"/>
+      <w:r>
+        <w:t>блоком</w:t>
+      </w:r>
+      <w:proofErr w:type="spellEnd"/>
+    </w:p>
+    <w:p/>
+    <w:p>
+      <w:pPr>
+        <w:spacing w:after="0" w:line="240" w:lineRule="auto"/>
+        <w:ind w:left="1416" w:firstLine="0"/>
+        <w:rPr>
+          <w:rFonts w:ascii="Courier New" w:hAnsi="Courier New" w:cs="Arial"/>
+          <w:szCs w:val="24"/>
+        </w:rPr>
+      </w:pPr>
+      <w:r>
+        <w:rPr>
+          <w:rFonts w:ascii="Courier New" w:hAnsi="Courier New" w:cs="Arial"/>
+          <w:szCs w:val="24"/>
+        </w:rPr>
+        <w:t>{"source</w:t>
+      </w:r>
+      <w:proofErr w:type="gramStart"/>
+      <w:r>
+        <w:rPr>
+          <w:rFonts w:ascii="Courier New" w:hAnsi="Courier New" w:cs="Arial"/>
+          <w:szCs w:val="24"/>
+        </w:rPr>
+        <w:t>" :</w:t>
+      </w:r>
+      <w:proofErr w:type="gramEnd"/>
+      <w:r>
+        <w:rPr>
+          <w:rFonts w:ascii="Courier New" w:hAnsi="Courier New" w:cs="Arial"/>
+          <w:szCs w:val="24"/>
+        </w:rPr>
+        <w:t xml:space="preserve"> </w:t>
+      </w:r>
+      <w:r>
+        <w:rPr>
+          <w:rFonts w:ascii="Courier New" w:hAnsi="Courier New" w:cs="Arial"/>
+          <w:color w:val="ED7D31" w:themeColor="accent2"/>
+          <w:szCs w:val="24"/>
+        </w:rPr>
+        <w:t>&lt;user&gt;</w:t>
+      </w:r>
+      <w:r>
+        <w:rPr>
+          <w:rFonts w:ascii="Courier New" w:hAnsi="Courier New" w:cs="Arial"/>
+          <w:szCs w:val="24"/>
+        </w:rPr>
+        <w:t>, "</w:t>
+      </w:r>
+      <w:proofErr w:type="spellStart"/>
+      <w:r>
+        <w:rPr>
+          <w:rFonts w:ascii="Courier New" w:hAnsi="Courier New" w:cs="Arial"/>
+          <w:szCs w:val="24"/>
+        </w:rPr>
+        <w:t>cmd</w:t>
+      </w:r>
+      <w:proofErr w:type="spellEnd"/>
+      <w:r>
+        <w:rPr>
+          <w:rFonts w:ascii="Courier New" w:hAnsi="Courier New" w:cs="Arial"/>
+          <w:szCs w:val="24"/>
+        </w:rPr>
+        <w:t xml:space="preserve">" : </w:t>
+      </w:r>
+      <w:r>
+        <w:rPr>
+          <w:rFonts w:ascii="Courier New" w:hAnsi="Courier New" w:cs="Arial"/>
+          <w:color w:val="ED7D31" w:themeColor="accent2"/>
+          <w:szCs w:val="24"/>
+        </w:rPr>
+        <w:t>&lt;move&gt;</w:t>
+      </w:r>
+      <w:r>
+        <w:rPr>
+          <w:rFonts w:ascii="Courier New" w:hAnsi="Courier New" w:cs="Arial"/>
+          <w:szCs w:val="24"/>
+        </w:rPr>
+        <w:t xml:space="preserve">, "value" : </w:t>
+      </w:r>
+      <w:r>
+        <w:rPr>
+          <w:rFonts w:ascii="Courier New" w:hAnsi="Courier New" w:cs="Arial"/>
+          <w:color w:val="ED7D31" w:themeColor="accent2"/>
+          <w:szCs w:val="24"/>
+        </w:rPr>
+        <w:t>&lt;data&gt;</w:t>
+      </w:r>
+      <w:r>
+        <w:rPr>
+          <w:rFonts w:ascii="Courier New" w:hAnsi="Courier New" w:cs="Arial"/>
+          <w:szCs w:val="24"/>
+        </w:rPr>
+        <w:t>}</w:t>
+      </w:r>
+    </w:p>
+    <w:p>
+      <w:r>
+        <w:t>Where:</w:t>
       </w:r>
     </w:p>
     <w:p>
@@ -3215,41 +4064,49 @@
           <w:ilvl w:val="0"/>
           <w:numId w:val="17"/>
         </w:numPr>
-        <w:rPr>
-          <w:highlight w:val="yellow"/>
-        </w:rPr>
-      </w:pPr>
-      <w:r>
-        <w:rPr>
-          <w:highlight w:val="yellow"/>
-        </w:rPr>
+      </w:pPr>
+      <w:r>
         <w:t>&lt;</w:t>
       </w:r>
-      <w:proofErr w:type="spellStart"/>
-      <w:r>
-        <w:rPr>
-          <w:highlight w:val="yellow"/>
-        </w:rPr>
-        <w:t>target_power</w:t>
-      </w:r>
-      <w:proofErr w:type="spellEnd"/>
-      <w:r>
-        <w:rPr>
-          <w:highlight w:val="yellow"/>
-        </w:rPr>
-        <w:t xml:space="preserve">&gt; - target power </w:t>
-      </w:r>
-      <w:r>
-        <w:rPr>
-          <w:highlight w:val="yellow"/>
-        </w:rPr>
-        <w:t>W</w:t>
-      </w:r>
-      <w:r>
-        <w:rPr>
-          <w:highlight w:val="yellow"/>
-        </w:rPr>
-        <w:t>, (float) 1 decimal place</w:t>
+      <w:r>
+        <w:rPr>
+          <w:rFonts w:ascii="Courier New" w:hAnsi="Courier New" w:cs="Arial"/>
+          <w:color w:val="ED7D31" w:themeColor="accent2"/>
+          <w:szCs w:val="24"/>
+        </w:rPr>
+        <w:t>user</w:t>
+      </w:r>
+      <w:r>
+        <w:t xml:space="preserve">&gt; - source of command (String), </w:t>
+      </w:r>
+      <w:r>
+        <w:rPr>
+          <w:color w:val="ED7D31" w:themeColor="accent2"/>
+        </w:rPr>
+        <w:t>“</w:t>
+      </w:r>
+      <w:r>
+        <w:rPr>
+          <w:rFonts w:ascii="Courier New" w:hAnsi="Courier New" w:cs="Arial"/>
+          <w:color w:val="ED7D31" w:themeColor="accent2"/>
+          <w:szCs w:val="24"/>
+        </w:rPr>
+        <w:t>user</w:t>
+      </w:r>
+      <w:r>
+        <w:rPr>
+          <w:rFonts w:ascii="Courier New" w:hAnsi="Courier New" w:cs="Arial"/>
+          <w:color w:val="ED7D31" w:themeColor="accent2"/>
+          <w:szCs w:val="24"/>
+        </w:rPr>
+        <w:t>”</w:t>
+      </w:r>
+      <w:r>
+        <w:rPr>
+          <w:rFonts w:ascii="Courier New" w:hAnsi="Courier New" w:cs="Arial"/>
+          <w:szCs w:val="24"/>
+        </w:rPr>
+        <w:t>.</w:t>
       </w:r>
     </w:p>
     <w:p>
@@ -3259,41 +4116,69 @@
           <w:ilvl w:val="0"/>
           <w:numId w:val="17"/>
         </w:numPr>
-        <w:rPr>
-          <w:highlight w:val="yellow"/>
-        </w:rPr>
-      </w:pPr>
-      <w:r>
-        <w:rPr>
-          <w:highlight w:val="yellow"/>
-        </w:rPr>
+      </w:pPr>
+      <w:r>
         <w:t>&lt;</w:t>
       </w:r>
+      <w:r>
+        <w:rPr>
+          <w:rFonts w:ascii="Courier New" w:hAnsi="Courier New" w:cs="Arial"/>
+          <w:color w:val="ED7D31" w:themeColor="accent2"/>
+          <w:szCs w:val="24"/>
+        </w:rPr>
+        <w:t>move</w:t>
+      </w:r>
+      <w:r>
+        <w:t xml:space="preserve">&gt; - type of command (String), two types for two cameras </w:t>
+      </w:r>
+      <w:r>
+        <w:rPr>
+          <w:color w:val="ED7D31" w:themeColor="accent2"/>
+        </w:rPr>
+        <w:t>“</w:t>
+      </w:r>
       <w:proofErr w:type="spellStart"/>
       <w:r>
         <w:rPr>
-          <w:highlight w:val="yellow"/>
-        </w:rPr>
-        <w:t>output_power</w:t>
+          <w:color w:val="ED7D31" w:themeColor="accent2"/>
+        </w:rPr>
+        <w:t>rgb_zoom_fix</w:t>
       </w:r>
       <w:proofErr w:type="spellEnd"/>
       <w:r>
         <w:rPr>
-          <w:highlight w:val="yellow"/>
-        </w:rPr>
-        <w:t xml:space="preserve">&gt; - output power </w:t>
-      </w:r>
-      <w:r>
-        <w:rPr>
-          <w:highlight w:val="yellow"/>
-        </w:rPr>
-        <w:t>W</w:t>
-      </w:r>
-      <w:r>
-        <w:rPr>
-          <w:highlight w:val="yellow"/>
-        </w:rPr>
-        <w:t>, (float) 1 decimal place</w:t>
+          <w:color w:val="ED7D31" w:themeColor="accent2"/>
+        </w:rPr>
+        <w:t>”</w:t>
+      </w:r>
+      <w:r>
+        <w:t>,</w:t>
+      </w:r>
+      <w:r>
+        <w:t xml:space="preserve"> </w:t>
+      </w:r>
+      <w:r>
+        <w:rPr>
+          <w:color w:val="ED7D31" w:themeColor="accent2"/>
+        </w:rPr>
+        <w:t>“</w:t>
+      </w:r>
+      <w:proofErr w:type="spellStart"/>
+      <w:r>
+        <w:rPr>
+          <w:color w:val="ED7D31" w:themeColor="accent2"/>
+        </w:rPr>
+        <w:t>ir_zoom_fix</w:t>
+      </w:r>
+      <w:proofErr w:type="spellEnd"/>
+      <w:r>
+        <w:rPr>
+          <w:color w:val="ED7D31" w:themeColor="accent2"/>
+        </w:rPr>
+        <w:t>”</w:t>
+      </w:r>
+      <w:r>
+        <w:t>.</w:t>
       </w:r>
     </w:p>
     <w:p>
@@ -3303,17 +4188,205 @@
           <w:ilvl w:val="0"/>
           <w:numId w:val="17"/>
         </w:numPr>
-      </w:pPr>
-      <w:r>
+        <w:rPr>
+          <w:lang w:val="ru-RU"/>
+        </w:rPr>
+      </w:pPr>
+      <w:r>
+        <w:rPr>
+          <w:lang w:val="ru-RU"/>
+        </w:rPr>
         <w:t>&lt;</w:t>
       </w:r>
+      <w:r>
+        <w:rPr>
+          <w:rFonts w:ascii="Courier New" w:hAnsi="Courier New" w:cs="Arial"/>
+          <w:color w:val="ED7D31" w:themeColor="accent2"/>
+          <w:szCs w:val="24"/>
+        </w:rPr>
+        <w:t>data</w:t>
+      </w:r>
+      <w:r>
+        <w:rPr>
+          <w:lang w:val="ru-RU"/>
+        </w:rPr>
+        <w:t xml:space="preserve">&gt; - </w:t>
+      </w:r>
+      <w:r>
+        <w:rPr>
+          <w:lang w:val="ru-RU"/>
+        </w:rPr>
+        <w:t>положение</w:t>
+      </w:r>
+      <w:r>
+        <w:rPr>
+          <w:lang w:val="ru-RU"/>
+        </w:rPr>
+        <w:t xml:space="preserve"> </w:t>
+      </w:r>
+      <w:r>
+        <w:rPr>
+          <w:lang w:val="ru-RU"/>
+        </w:rPr>
+        <w:t>подвижки камеры</w:t>
+      </w:r>
+      <w:r>
+        <w:rPr>
+          <w:lang w:val="ru-RU"/>
+        </w:rPr>
+        <w:t xml:space="preserve"> (</w:t>
+      </w:r>
+      <w:r>
+        <w:t>double</w:t>
+      </w:r>
+      <w:r>
+        <w:rPr>
+          <w:lang w:val="ru-RU"/>
+        </w:rPr>
+        <w:t xml:space="preserve">), </w:t>
+      </w:r>
+      <w:r>
+        <w:rPr>
+          <w:lang w:val="ru-RU"/>
+        </w:rPr>
+        <w:t xml:space="preserve">число в интервале </w:t>
+      </w:r>
+      <w:r>
+        <w:rPr>
+          <w:lang w:val="ru-RU"/>
+        </w:rPr>
+        <w:t xml:space="preserve">[0,1] </w:t>
+      </w:r>
+    </w:p>
+    <w:p>
+      <w:pPr>
+        <w:rPr>
+          <w:lang w:val="ru-RU"/>
+        </w:rPr>
+      </w:pPr>
+    </w:p>
+    <w:p>
+      <w:pPr>
+        <w:pStyle w:val="2"/>
+      </w:pPr>
       <w:proofErr w:type="spellStart"/>
       <w:r>
-        <w:t>freq</w:t>
+        <w:t>Навигационным</w:t>
       </w:r>
       <w:proofErr w:type="spellEnd"/>
       <w:r>
-        <w:t>&gt; - pulse frequency Hz, (int)</w:t>
+        <w:t xml:space="preserve"> </w:t>
+      </w:r>
+      <w:proofErr w:type="spellStart"/>
+      <w:r>
+        <w:t>блоком</w:t>
+      </w:r>
+      <w:proofErr w:type="spellEnd"/>
+      <w:r>
+        <w:t xml:space="preserve"> </w:t>
+      </w:r>
+      <w:bookmarkEnd w:id="16"/>
+      <w:bookmarkEnd w:id="17"/>
+    </w:p>
+    <w:p/>
+    <w:p>
+      <w:pPr>
+        <w:spacing w:after="0" w:line="240" w:lineRule="auto"/>
+        <w:ind w:left="1416" w:firstLine="0"/>
+        <w:rPr>
+          <w:rFonts w:ascii="Courier New" w:hAnsi="Courier New" w:cs="Arial"/>
+          <w:szCs w:val="24"/>
+        </w:rPr>
+      </w:pPr>
+      <w:r>
+        <w:rPr>
+          <w:rFonts w:ascii="Courier New" w:hAnsi="Courier New" w:cs="Arial"/>
+          <w:szCs w:val="24"/>
+        </w:rPr>
+        <w:t>{"source</w:t>
+      </w:r>
+      <w:proofErr w:type="gramStart"/>
+      <w:r>
+        <w:rPr>
+          <w:rFonts w:ascii="Courier New" w:hAnsi="Courier New" w:cs="Arial"/>
+          <w:szCs w:val="24"/>
+        </w:rPr>
+        <w:t>" :</w:t>
+      </w:r>
+      <w:proofErr w:type="gramEnd"/>
+      <w:r>
+        <w:rPr>
+          <w:rFonts w:ascii="Courier New" w:hAnsi="Courier New" w:cs="Arial"/>
+          <w:szCs w:val="24"/>
+        </w:rPr>
+        <w:t xml:space="preserve"> </w:t>
+      </w:r>
+      <w:r>
+        <w:rPr>
+          <w:rFonts w:ascii="Courier New" w:hAnsi="Courier New" w:cs="Arial"/>
+          <w:color w:val="ED7D31" w:themeColor="accent2"/>
+          <w:szCs w:val="24"/>
+        </w:rPr>
+        <w:t>&lt;user&gt;</w:t>
+      </w:r>
+      <w:r>
+        <w:rPr>
+          <w:rFonts w:ascii="Courier New" w:hAnsi="Courier New" w:cs="Arial"/>
+          <w:szCs w:val="24"/>
+        </w:rPr>
+        <w:t>, "</w:t>
+      </w:r>
+      <w:proofErr w:type="spellStart"/>
+      <w:r>
+        <w:rPr>
+          <w:rFonts w:ascii="Courier New" w:hAnsi="Courier New" w:cs="Arial"/>
+          <w:szCs w:val="24"/>
+        </w:rPr>
+        <w:t>cmd</w:t>
+      </w:r>
+      <w:proofErr w:type="spellEnd"/>
+      <w:r>
+        <w:rPr>
+          <w:rFonts w:ascii="Courier New" w:hAnsi="Courier New" w:cs="Arial"/>
+          <w:szCs w:val="24"/>
+        </w:rPr>
+        <w:t xml:space="preserve">" : </w:t>
+      </w:r>
+      <w:r>
+        <w:rPr>
+          <w:rFonts w:ascii="Courier New" w:hAnsi="Courier New" w:cs="Arial"/>
+          <w:color w:val="ED7D31" w:themeColor="accent2"/>
+          <w:szCs w:val="24"/>
+        </w:rPr>
+        <w:t>&lt;move&gt;</w:t>
+      </w:r>
+      <w:r>
+        <w:rPr>
+          <w:rFonts w:ascii="Courier New" w:hAnsi="Courier New" w:cs="Arial"/>
+          <w:szCs w:val="24"/>
+        </w:rPr>
+        <w:t xml:space="preserve">, "value" : </w:t>
+      </w:r>
+      <w:r>
+        <w:rPr>
+          <w:rFonts w:ascii="Courier New" w:hAnsi="Courier New" w:cs="Arial"/>
+          <w:color w:val="ED7D31" w:themeColor="accent2"/>
+          <w:szCs w:val="24"/>
+        </w:rPr>
+        <w:t>&lt;data&gt;</w:t>
+      </w:r>
+      <w:r>
+        <w:rPr>
+          <w:rFonts w:ascii="Courier New" w:hAnsi="Courier New" w:cs="Arial"/>
+          <w:szCs w:val="24"/>
+        </w:rPr>
+        <w:t>}</w:t>
+      </w:r>
+    </w:p>
+    <w:p>
+      <w:r>
+        <w:lastRenderedPageBreak/>
+        <w:t>Where:</w:t>
       </w:r>
     </w:p>
     <w:p>
@@ -3325,11 +4398,538 @@
         </w:numPr>
       </w:pPr>
       <w:r>
-        <w:t>&lt;duration&gt; - pulse duration, ns (float) 1 decimal place</w:t>
+        <w:t>&lt;</w:t>
+      </w:r>
+      <w:r>
+        <w:rPr>
+          <w:rFonts w:ascii="Courier New" w:hAnsi="Courier New" w:cs="Arial"/>
+          <w:color w:val="ED7D31" w:themeColor="accent2"/>
+          <w:szCs w:val="24"/>
+        </w:rPr>
+        <w:t>user</w:t>
+      </w:r>
+      <w:r>
+        <w:t xml:space="preserve">&gt; - source of command (String), </w:t>
+      </w:r>
+      <w:r>
+        <w:rPr>
+          <w:color w:val="ED7D31" w:themeColor="accent2"/>
+        </w:rPr>
+        <w:t>“</w:t>
+      </w:r>
+      <w:r>
+        <w:rPr>
+          <w:rFonts w:ascii="Courier New" w:hAnsi="Courier New" w:cs="Arial"/>
+          <w:color w:val="ED7D31" w:themeColor="accent2"/>
+          <w:szCs w:val="24"/>
+        </w:rPr>
+        <w:t>user</w:t>
+      </w:r>
+      <w:r>
+        <w:rPr>
+          <w:rFonts w:ascii="Courier New" w:hAnsi="Courier New" w:cs="Arial"/>
+          <w:color w:val="ED7D31" w:themeColor="accent2"/>
+          <w:szCs w:val="24"/>
+        </w:rPr>
+        <w:t>”</w:t>
+      </w:r>
+      <w:r>
+        <w:rPr>
+          <w:rFonts w:ascii="Courier New" w:hAnsi="Courier New" w:cs="Arial"/>
+          <w:szCs w:val="24"/>
+        </w:rPr>
+        <w:t>.</w:t>
       </w:r>
     </w:p>
-    <w:p/>
-    <w:p/>
+    <w:p>
+      <w:pPr>
+        <w:pStyle w:val="a"/>
+        <w:numPr>
+          <w:ilvl w:val="0"/>
+          <w:numId w:val="17"/>
+        </w:numPr>
+      </w:pPr>
+      <w:r>
+        <w:t>&lt;</w:t>
+      </w:r>
+      <w:r>
+        <w:rPr>
+          <w:rFonts w:ascii="Courier New" w:hAnsi="Courier New" w:cs="Arial"/>
+          <w:color w:val="ED7D31" w:themeColor="accent2"/>
+          <w:szCs w:val="24"/>
+        </w:rPr>
+        <w:t>move</w:t>
+      </w:r>
+      <w:r>
+        <w:t xml:space="preserve">&gt; - type of command (String), two types for two cameras </w:t>
+      </w:r>
+      <w:r>
+        <w:rPr>
+          <w:color w:val="ED7D31" w:themeColor="accent2"/>
+        </w:rPr>
+        <w:t>“</w:t>
+      </w:r>
+      <w:proofErr w:type="spellStart"/>
+      <w:r>
+        <w:rPr>
+          <w:color w:val="ED7D31" w:themeColor="accent2"/>
+        </w:rPr>
+        <w:t>rgb_zoom_fix</w:t>
+      </w:r>
+      <w:proofErr w:type="spellEnd"/>
+      <w:r>
+        <w:rPr>
+          <w:color w:val="ED7D31" w:themeColor="accent2"/>
+        </w:rPr>
+        <w:t>”</w:t>
+      </w:r>
+      <w:r>
+        <w:t>,</w:t>
+      </w:r>
+      <w:r>
+        <w:t xml:space="preserve"> </w:t>
+      </w:r>
+      <w:r>
+        <w:rPr>
+          <w:color w:val="ED7D31" w:themeColor="accent2"/>
+        </w:rPr>
+        <w:t>“</w:t>
+      </w:r>
+      <w:proofErr w:type="spellStart"/>
+      <w:r>
+        <w:rPr>
+          <w:color w:val="ED7D31" w:themeColor="accent2"/>
+        </w:rPr>
+        <w:t>ir_zoom_fix</w:t>
+      </w:r>
+      <w:proofErr w:type="spellEnd"/>
+      <w:r>
+        <w:rPr>
+          <w:color w:val="ED7D31" w:themeColor="accent2"/>
+        </w:rPr>
+        <w:t>”</w:t>
+      </w:r>
+      <w:r>
+        <w:t>.</w:t>
+      </w:r>
+    </w:p>
+    <w:p>
+      <w:pPr>
+        <w:pStyle w:val="a"/>
+        <w:numPr>
+          <w:ilvl w:val="0"/>
+          <w:numId w:val="17"/>
+        </w:numPr>
+        <w:rPr>
+          <w:lang w:val="ru-RU"/>
+        </w:rPr>
+      </w:pPr>
+      <w:r>
+        <w:rPr>
+          <w:lang w:val="ru-RU"/>
+        </w:rPr>
+        <w:t>&lt;</w:t>
+      </w:r>
+      <w:r>
+        <w:rPr>
+          <w:rFonts w:ascii="Courier New" w:hAnsi="Courier New" w:cs="Arial"/>
+          <w:color w:val="ED7D31" w:themeColor="accent2"/>
+          <w:szCs w:val="24"/>
+        </w:rPr>
+        <w:t>data</w:t>
+      </w:r>
+      <w:r>
+        <w:rPr>
+          <w:lang w:val="ru-RU"/>
+        </w:rPr>
+        <w:t xml:space="preserve">&gt; - </w:t>
+      </w:r>
+      <w:r>
+        <w:rPr>
+          <w:lang w:val="ru-RU"/>
+        </w:rPr>
+        <w:t>положение</w:t>
+      </w:r>
+      <w:r>
+        <w:rPr>
+          <w:lang w:val="ru-RU"/>
+        </w:rPr>
+        <w:t xml:space="preserve"> </w:t>
+      </w:r>
+      <w:r>
+        <w:rPr>
+          <w:lang w:val="ru-RU"/>
+        </w:rPr>
+        <w:t>подвижки камеры</w:t>
+      </w:r>
+      <w:r>
+        <w:rPr>
+          <w:lang w:val="ru-RU"/>
+        </w:rPr>
+        <w:t xml:space="preserve"> (</w:t>
+      </w:r>
+      <w:r>
+        <w:t>double</w:t>
+      </w:r>
+      <w:r>
+        <w:rPr>
+          <w:lang w:val="ru-RU"/>
+        </w:rPr>
+        <w:t xml:space="preserve">), </w:t>
+      </w:r>
+      <w:r>
+        <w:rPr>
+          <w:lang w:val="ru-RU"/>
+        </w:rPr>
+        <w:t xml:space="preserve">число в интервале </w:t>
+      </w:r>
+      <w:r>
+        <w:rPr>
+          <w:lang w:val="ru-RU"/>
+        </w:rPr>
+        <w:t xml:space="preserve">[0,1] </w:t>
+      </w:r>
+    </w:p>
+    <w:p>
+      <w:pPr>
+        <w:rPr>
+          <w:lang w:val="ru-RU"/>
+        </w:rPr>
+      </w:pPr>
+    </w:p>
+    <w:p>
+      <w:pPr>
+        <w:pStyle w:val="2"/>
+      </w:pPr>
+      <w:r>
+        <w:rPr>
+          <w:lang w:val="ru-RU"/>
+        </w:rPr>
+        <w:t>Общие команды</w:t>
+      </w:r>
+      <w:r>
+        <w:t xml:space="preserve"> </w:t>
+      </w:r>
+    </w:p>
+    <w:p>
+      <w:pPr>
+        <w:ind w:firstLine="0"/>
+      </w:pPr>
+    </w:p>
+    <w:p>
+      <w:pPr>
+        <w:spacing w:after="0" w:line="240" w:lineRule="auto"/>
+        <w:ind w:left="1416" w:firstLine="0"/>
+        <w:rPr>
+          <w:rFonts w:ascii="Courier New" w:hAnsi="Courier New" w:cs="Arial"/>
+          <w:szCs w:val="24"/>
+        </w:rPr>
+      </w:pPr>
+      <w:r>
+        <w:rPr>
+          <w:rFonts w:ascii="Courier New" w:hAnsi="Courier New" w:cs="Arial"/>
+          <w:szCs w:val="24"/>
+        </w:rPr>
+        <w:t>{"source</w:t>
+      </w:r>
+      <w:proofErr w:type="gramStart"/>
+      <w:r>
+        <w:rPr>
+          <w:rFonts w:ascii="Courier New" w:hAnsi="Courier New" w:cs="Arial"/>
+          <w:szCs w:val="24"/>
+        </w:rPr>
+        <w:t>" :</w:t>
+      </w:r>
+      <w:proofErr w:type="gramEnd"/>
+      <w:r>
+        <w:rPr>
+          <w:rFonts w:ascii="Courier New" w:hAnsi="Courier New" w:cs="Arial"/>
+          <w:szCs w:val="24"/>
+        </w:rPr>
+        <w:t xml:space="preserve"> </w:t>
+      </w:r>
+      <w:r>
+        <w:rPr>
+          <w:rFonts w:ascii="Courier New" w:hAnsi="Courier New" w:cs="Arial"/>
+          <w:color w:val="ED7D31" w:themeColor="accent2"/>
+          <w:szCs w:val="24"/>
+        </w:rPr>
+        <w:t>&lt;user&gt;</w:t>
+      </w:r>
+      <w:r>
+        <w:rPr>
+          <w:rFonts w:ascii="Courier New" w:hAnsi="Courier New" w:cs="Arial"/>
+          <w:szCs w:val="24"/>
+        </w:rPr>
+        <w:t>, "</w:t>
+      </w:r>
+      <w:proofErr w:type="spellStart"/>
+      <w:r>
+        <w:rPr>
+          <w:rFonts w:ascii="Courier New" w:hAnsi="Courier New" w:cs="Arial"/>
+          <w:szCs w:val="24"/>
+        </w:rPr>
+        <w:t>cmd</w:t>
+      </w:r>
+      <w:proofErr w:type="spellEnd"/>
+      <w:r>
+        <w:rPr>
+          <w:rFonts w:ascii="Courier New" w:hAnsi="Courier New" w:cs="Arial"/>
+          <w:szCs w:val="24"/>
+        </w:rPr>
+        <w:t xml:space="preserve">" : </w:t>
+      </w:r>
+      <w:r>
+        <w:rPr>
+          <w:rFonts w:ascii="Courier New" w:hAnsi="Courier New" w:cs="Arial"/>
+          <w:color w:val="ED7D31" w:themeColor="accent2"/>
+          <w:szCs w:val="24"/>
+        </w:rPr>
+        <w:t>&lt;move&gt;</w:t>
+      </w:r>
+      <w:r>
+        <w:rPr>
+          <w:rFonts w:ascii="Courier New" w:hAnsi="Courier New" w:cs="Arial"/>
+          <w:szCs w:val="24"/>
+        </w:rPr>
+        <w:t xml:space="preserve">, "value" : </w:t>
+      </w:r>
+      <w:r>
+        <w:rPr>
+          <w:rFonts w:ascii="Courier New" w:hAnsi="Courier New" w:cs="Arial"/>
+          <w:color w:val="ED7D31" w:themeColor="accent2"/>
+          <w:szCs w:val="24"/>
+        </w:rPr>
+        <w:t>&lt;data&gt;</w:t>
+      </w:r>
+      <w:r>
+        <w:rPr>
+          <w:rFonts w:ascii="Courier New" w:hAnsi="Courier New" w:cs="Arial"/>
+          <w:szCs w:val="24"/>
+        </w:rPr>
+        <w:t>}</w:t>
+      </w:r>
+    </w:p>
+    <w:p>
+      <w:r>
+        <w:t>Where:</w:t>
+      </w:r>
+    </w:p>
+    <w:p>
+      <w:pPr>
+        <w:pStyle w:val="a"/>
+        <w:numPr>
+          <w:ilvl w:val="0"/>
+          <w:numId w:val="17"/>
+        </w:numPr>
+      </w:pPr>
+      <w:r>
+        <w:t>&lt;</w:t>
+      </w:r>
+      <w:r>
+        <w:rPr>
+          <w:rFonts w:ascii="Courier New" w:hAnsi="Courier New" w:cs="Arial"/>
+          <w:color w:val="ED7D31" w:themeColor="accent2"/>
+          <w:szCs w:val="24"/>
+        </w:rPr>
+        <w:t>user</w:t>
+      </w:r>
+      <w:r>
+        <w:t xml:space="preserve">&gt; - source of command (String), </w:t>
+      </w:r>
+      <w:r>
+        <w:rPr>
+          <w:color w:val="ED7D31" w:themeColor="accent2"/>
+        </w:rPr>
+        <w:t>“</w:t>
+      </w:r>
+      <w:r>
+        <w:rPr>
+          <w:rFonts w:ascii="Courier New" w:hAnsi="Courier New" w:cs="Arial"/>
+          <w:color w:val="ED7D31" w:themeColor="accent2"/>
+          <w:szCs w:val="24"/>
+        </w:rPr>
+        <w:t>user</w:t>
+      </w:r>
+      <w:r>
+        <w:rPr>
+          <w:rFonts w:ascii="Courier New" w:hAnsi="Courier New" w:cs="Arial"/>
+          <w:color w:val="ED7D31" w:themeColor="accent2"/>
+          <w:szCs w:val="24"/>
+        </w:rPr>
+        <w:t>”</w:t>
+      </w:r>
+      <w:r>
+        <w:rPr>
+          <w:rFonts w:ascii="Courier New" w:hAnsi="Courier New" w:cs="Arial"/>
+          <w:szCs w:val="24"/>
+        </w:rPr>
+        <w:t>.</w:t>
+      </w:r>
+    </w:p>
+    <w:p>
+      <w:pPr>
+        <w:pStyle w:val="a"/>
+        <w:numPr>
+          <w:ilvl w:val="0"/>
+          <w:numId w:val="17"/>
+        </w:numPr>
+      </w:pPr>
+      <w:r>
+        <w:t>&lt;</w:t>
+      </w:r>
+      <w:r>
+        <w:rPr>
+          <w:rFonts w:ascii="Courier New" w:hAnsi="Courier New" w:cs="Arial"/>
+          <w:color w:val="ED7D31" w:themeColor="accent2"/>
+          <w:szCs w:val="24"/>
+        </w:rPr>
+        <w:t>move</w:t>
+      </w:r>
+      <w:r>
+        <w:t xml:space="preserve">&gt; - type of command (String), two types for two cameras </w:t>
+      </w:r>
+      <w:r>
+        <w:rPr>
+          <w:color w:val="ED7D31" w:themeColor="accent2"/>
+        </w:rPr>
+        <w:t>“</w:t>
+      </w:r>
+      <w:proofErr w:type="spellStart"/>
+      <w:r>
+        <w:rPr>
+          <w:color w:val="ED7D31" w:themeColor="accent2"/>
+        </w:rPr>
+        <w:t>rgb_zoom_fix</w:t>
+      </w:r>
+      <w:proofErr w:type="spellEnd"/>
+      <w:r>
+        <w:rPr>
+          <w:color w:val="ED7D31" w:themeColor="accent2"/>
+        </w:rPr>
+        <w:t>”</w:t>
+      </w:r>
+      <w:r>
+        <w:t>,</w:t>
+      </w:r>
+      <w:r>
+        <w:t xml:space="preserve"> </w:t>
+      </w:r>
+      <w:r>
+        <w:rPr>
+          <w:color w:val="ED7D31" w:themeColor="accent2"/>
+        </w:rPr>
+        <w:t>“</w:t>
+      </w:r>
+      <w:proofErr w:type="spellStart"/>
+      <w:r>
+        <w:rPr>
+          <w:color w:val="ED7D31" w:themeColor="accent2"/>
+        </w:rPr>
+        <w:t>ir_zoom_fix</w:t>
+      </w:r>
+      <w:proofErr w:type="spellEnd"/>
+      <w:r>
+        <w:rPr>
+          <w:color w:val="ED7D31" w:themeColor="accent2"/>
+        </w:rPr>
+        <w:t>”</w:t>
+      </w:r>
+      <w:r>
+        <w:t>.</w:t>
+      </w:r>
+    </w:p>
+    <w:p>
+      <w:pPr>
+        <w:pStyle w:val="a"/>
+        <w:numPr>
+          <w:ilvl w:val="0"/>
+          <w:numId w:val="17"/>
+        </w:numPr>
+        <w:rPr>
+          <w:lang w:val="ru-RU"/>
+        </w:rPr>
+      </w:pPr>
+      <w:r>
+        <w:rPr>
+          <w:lang w:val="ru-RU"/>
+        </w:rPr>
+        <w:t>&lt;</w:t>
+      </w:r>
+      <w:r>
+        <w:rPr>
+          <w:rFonts w:ascii="Courier New" w:hAnsi="Courier New" w:cs="Arial"/>
+          <w:color w:val="ED7D31" w:themeColor="accent2"/>
+          <w:szCs w:val="24"/>
+        </w:rPr>
+        <w:t>data</w:t>
+      </w:r>
+      <w:r>
+        <w:rPr>
+          <w:lang w:val="ru-RU"/>
+        </w:rPr>
+        <w:t xml:space="preserve">&gt; - </w:t>
+      </w:r>
+      <w:r>
+        <w:rPr>
+          <w:lang w:val="ru-RU"/>
+        </w:rPr>
+        <w:t>положение</w:t>
+      </w:r>
+      <w:r>
+        <w:rPr>
+          <w:lang w:val="ru-RU"/>
+        </w:rPr>
+        <w:t xml:space="preserve"> </w:t>
+      </w:r>
+      <w:r>
+        <w:rPr>
+          <w:lang w:val="ru-RU"/>
+        </w:rPr>
+        <w:t>подвижки камеры</w:t>
+      </w:r>
+      <w:r>
+        <w:rPr>
+          <w:lang w:val="ru-RU"/>
+        </w:rPr>
+        <w:t xml:space="preserve"> (</w:t>
+      </w:r>
+      <w:r>
+        <w:t>double</w:t>
+      </w:r>
+      <w:r>
+        <w:rPr>
+          <w:lang w:val="ru-RU"/>
+        </w:rPr>
+        <w:t xml:space="preserve">), </w:t>
+      </w:r>
+      <w:r>
+        <w:rPr>
+          <w:lang w:val="ru-RU"/>
+        </w:rPr>
+        <w:t xml:space="preserve">число в интервале </w:t>
+      </w:r>
+      <w:r>
+        <w:rPr>
+          <w:lang w:val="ru-RU"/>
+        </w:rPr>
+        <w:t xml:space="preserve">[0,1] </w:t>
+      </w:r>
+    </w:p>
+    <w:p>
+      <w:pPr>
+        <w:rPr>
+          <w:lang w:val="ru-RU"/>
+        </w:rPr>
+      </w:pPr>
+    </w:p>
+    <w:p>
+      <w:pPr>
+        <w:rPr>
+          <w:lang w:val="ru-RU"/>
+        </w:rPr>
+      </w:pPr>
+    </w:p>
     <w:sectPr>
       <w:pgSz w:w="11906" w:h="16838"/>
       <w:pgMar w:top="1134" w:right="850" w:bottom="1134" w:left="1701" w:header="708" w:footer="708" w:gutter="0"/>
@@ -6388,6 +7988,7 @@
   <w:style w:type="character" w:default="1" w:styleId="a1">
     <w:name w:val="Default Paragraph Font"/>
     <w:uiPriority w:val="1"/>
+    <w:semiHidden/>
     <w:unhideWhenUsed/>
   </w:style>
   <w:style w:type="table" w:default="1" w:styleId="a2">

--- a/PROTOCOL AERIAL WARDEN.docx
+++ b/PROTOCOL AERIAL WARDEN.docx
@@ -104,9 +104,9 @@
               <w:tab w:val="right" w:leader="dot" w:pos="9345"/>
             </w:tabs>
             <w:rPr>
-              <w:rFonts w:ascii="Times New Roman" w:eastAsiaTheme="minorEastAsia" w:hAnsi="Times New Roman" w:cs="Times New Roman"/>
+              <w:rFonts w:asciiTheme="minorHAnsi" w:eastAsiaTheme="minorEastAsia" w:hAnsiTheme="minorHAnsi"/>
               <w:noProof/>
-              <w:szCs w:val="24"/>
+              <w:sz w:val="22"/>
               <w:lang w:val="ru-RU" w:eastAsia="ru-RU"/>
             </w:rPr>
           </w:pPr>
@@ -131,21 +131,20 @@
             </w:rPr>
             <w:fldChar w:fldCharType="separate"/>
           </w:r>
-          <w:hyperlink w:anchor="_Toc233323888" w:history="1">
+          <w:hyperlink w:anchor="_Toc235610507" w:history="1">
             <w:r>
               <w:rPr>
                 <w:rStyle w:val="a7"/>
                 <w:rFonts w:ascii="Times New Roman" w:hAnsi="Times New Roman" w:cs="Times New Roman"/>
                 <w:noProof/>
-                <w:szCs w:val="24"/>
               </w:rPr>
               <w:t>1.</w:t>
             </w:r>
             <w:r>
               <w:rPr>
-                <w:rFonts w:ascii="Times New Roman" w:eastAsiaTheme="minorEastAsia" w:hAnsi="Times New Roman" w:cs="Times New Roman"/>
-                <w:noProof/>
-                <w:szCs w:val="24"/>
+                <w:rFonts w:asciiTheme="minorHAnsi" w:eastAsiaTheme="minorEastAsia" w:hAnsiTheme="minorHAnsi"/>
+                <w:noProof/>
+                <w:sz w:val="22"/>
                 <w:lang w:val="ru-RU" w:eastAsia="ru-RU"/>
               </w:rPr>
               <w:tab/>
@@ -155,69 +154,54 @@
                 <w:rStyle w:val="a7"/>
                 <w:rFonts w:ascii="Times New Roman" w:hAnsi="Times New Roman" w:cs="Times New Roman"/>
                 <w:noProof/>
-                <w:szCs w:val="24"/>
               </w:rPr>
               <w:t>Interface connection</w:t>
             </w:r>
             <w:r>
               <w:rPr>
-                <w:rFonts w:ascii="Times New Roman" w:hAnsi="Times New Roman" w:cs="Times New Roman"/>
                 <w:noProof/>
                 <w:webHidden/>
-                <w:szCs w:val="24"/>
               </w:rPr>
               <w:tab/>
             </w:r>
             <w:r>
               <w:rPr>
-                <w:rFonts w:ascii="Times New Roman" w:hAnsi="Times New Roman" w:cs="Times New Roman"/>
                 <w:noProof/>
                 <w:webHidden/>
-                <w:szCs w:val="24"/>
               </w:rPr>
               <w:fldChar w:fldCharType="begin"/>
             </w:r>
             <w:r>
               <w:rPr>
-                <w:rFonts w:ascii="Times New Roman" w:hAnsi="Times New Roman" w:cs="Times New Roman"/>
                 <w:noProof/>
                 <w:webHidden/>
-                <w:szCs w:val="24"/>
-              </w:rPr>
-              <w:instrText xml:space="preserve"> PAGEREF _Toc233323888 \h </w:instrText>
-            </w:r>
-            <w:r>
-              <w:rPr>
-                <w:rFonts w:ascii="Times New Roman" w:hAnsi="Times New Roman" w:cs="Times New Roman"/>
+              </w:rPr>
+              <w:instrText xml:space="preserve"> PAGEREF _Toc235610507 \h </w:instrText>
+            </w:r>
+            <w:r>
+              <w:rPr>
                 <w:noProof/>
                 <w:webHidden/>
-                <w:szCs w:val="24"/>
-              </w:rPr>
-            </w:r>
-            <w:r>
-              <w:rPr>
-                <w:rFonts w:ascii="Times New Roman" w:hAnsi="Times New Roman" w:cs="Times New Roman"/>
+              </w:rPr>
+            </w:r>
+            <w:r>
+              <w:rPr>
                 <w:noProof/>
                 <w:webHidden/>
-                <w:szCs w:val="24"/>
               </w:rPr>
               <w:fldChar w:fldCharType="separate"/>
             </w:r>
             <w:r>
               <w:rPr>
-                <w:rFonts w:ascii="Times New Roman" w:hAnsi="Times New Roman" w:cs="Times New Roman"/>
                 <w:noProof/>
                 <w:webHidden/>
-                <w:szCs w:val="24"/>
               </w:rPr>
               <w:t>2</w:t>
             </w:r>
             <w:r>
               <w:rPr>
-                <w:rFonts w:ascii="Times New Roman" w:hAnsi="Times New Roman" w:cs="Times New Roman"/>
                 <w:noProof/>
                 <w:webHidden/>
-                <w:szCs w:val="24"/>
               </w:rPr>
               <w:fldChar w:fldCharType="end"/>
             </w:r>
@@ -231,27 +215,26 @@
               <w:tab w:val="right" w:leader="dot" w:pos="9345"/>
             </w:tabs>
             <w:rPr>
-              <w:rFonts w:ascii="Times New Roman" w:eastAsiaTheme="minorEastAsia" w:hAnsi="Times New Roman" w:cs="Times New Roman"/>
+              <w:rFonts w:asciiTheme="minorHAnsi" w:eastAsiaTheme="minorEastAsia" w:hAnsiTheme="minorHAnsi"/>
               <w:noProof/>
-              <w:szCs w:val="24"/>
+              <w:sz w:val="22"/>
               <w:lang w:val="ru-RU" w:eastAsia="ru-RU"/>
             </w:rPr>
           </w:pPr>
-          <w:hyperlink w:anchor="_Toc233323889" w:history="1">
+          <w:hyperlink w:anchor="_Toc235610508" w:history="1">
             <w:r>
               <w:rPr>
                 <w:rStyle w:val="a7"/>
                 <w:rFonts w:ascii="Times New Roman" w:hAnsi="Times New Roman" w:cs="Times New Roman"/>
                 <w:noProof/>
-                <w:szCs w:val="24"/>
               </w:rPr>
               <w:t>2.</w:t>
             </w:r>
             <w:r>
               <w:rPr>
-                <w:rFonts w:ascii="Times New Roman" w:eastAsiaTheme="minorEastAsia" w:hAnsi="Times New Roman" w:cs="Times New Roman"/>
-                <w:noProof/>
-                <w:szCs w:val="24"/>
+                <w:rFonts w:asciiTheme="minorHAnsi" w:eastAsiaTheme="minorEastAsia" w:hAnsiTheme="minorHAnsi"/>
+                <w:noProof/>
+                <w:sz w:val="22"/>
                 <w:lang w:val="ru-RU" w:eastAsia="ru-RU"/>
               </w:rPr>
               <w:tab/>
@@ -261,69 +244,54 @@
                 <w:rStyle w:val="a7"/>
                 <w:rFonts w:ascii="Times New Roman" w:hAnsi="Times New Roman" w:cs="Times New Roman"/>
                 <w:noProof/>
-                <w:szCs w:val="24"/>
-              </w:rPr>
-              <w:t>RS232/USB COM port parameters</w:t>
-            </w:r>
-            <w:r>
-              <w:rPr>
-                <w:rFonts w:ascii="Times New Roman" w:hAnsi="Times New Roman" w:cs="Times New Roman"/>
+              </w:rPr>
+              <w:t>Ethernet parameters</w:t>
+            </w:r>
+            <w:r>
+              <w:rPr>
                 <w:noProof/>
                 <w:webHidden/>
-                <w:szCs w:val="24"/>
               </w:rPr>
               <w:tab/>
             </w:r>
             <w:r>
               <w:rPr>
-                <w:rFonts w:ascii="Times New Roman" w:hAnsi="Times New Roman" w:cs="Times New Roman"/>
                 <w:noProof/>
                 <w:webHidden/>
-                <w:szCs w:val="24"/>
               </w:rPr>
               <w:fldChar w:fldCharType="begin"/>
             </w:r>
             <w:r>
               <w:rPr>
-                <w:rFonts w:ascii="Times New Roman" w:hAnsi="Times New Roman" w:cs="Times New Roman"/>
                 <w:noProof/>
                 <w:webHidden/>
-                <w:szCs w:val="24"/>
-              </w:rPr>
-              <w:instrText xml:space="preserve"> PAGEREF _Toc233323889 \h </w:instrText>
-            </w:r>
-            <w:r>
-              <w:rPr>
-                <w:rFonts w:ascii="Times New Roman" w:hAnsi="Times New Roman" w:cs="Times New Roman"/>
+              </w:rPr>
+              <w:instrText xml:space="preserve"> PAGEREF _Toc235610508 \h </w:instrText>
+            </w:r>
+            <w:r>
+              <w:rPr>
                 <w:noProof/>
                 <w:webHidden/>
-                <w:szCs w:val="24"/>
-              </w:rPr>
-            </w:r>
-            <w:r>
-              <w:rPr>
-                <w:rFonts w:ascii="Times New Roman" w:hAnsi="Times New Roman" w:cs="Times New Roman"/>
+              </w:rPr>
+            </w:r>
+            <w:r>
+              <w:rPr>
                 <w:noProof/>
                 <w:webHidden/>
-                <w:szCs w:val="24"/>
               </w:rPr>
               <w:fldChar w:fldCharType="separate"/>
             </w:r>
             <w:r>
               <w:rPr>
-                <w:rFonts w:ascii="Times New Roman" w:hAnsi="Times New Roman" w:cs="Times New Roman"/>
                 <w:noProof/>
                 <w:webHidden/>
-                <w:szCs w:val="24"/>
               </w:rPr>
               <w:t>2</w:t>
             </w:r>
             <w:r>
               <w:rPr>
-                <w:rFonts w:ascii="Times New Roman" w:hAnsi="Times New Roman" w:cs="Times New Roman"/>
                 <w:noProof/>
                 <w:webHidden/>
-                <w:szCs w:val="24"/>
               </w:rPr>
               <w:fldChar w:fldCharType="end"/>
             </w:r>
@@ -337,27 +305,26 @@
               <w:tab w:val="right" w:leader="dot" w:pos="9345"/>
             </w:tabs>
             <w:rPr>
-              <w:rFonts w:ascii="Times New Roman" w:eastAsiaTheme="minorEastAsia" w:hAnsi="Times New Roman" w:cs="Times New Roman"/>
+              <w:rFonts w:asciiTheme="minorHAnsi" w:eastAsiaTheme="minorEastAsia" w:hAnsiTheme="minorHAnsi"/>
               <w:noProof/>
-              <w:szCs w:val="24"/>
+              <w:sz w:val="22"/>
               <w:lang w:val="ru-RU" w:eastAsia="ru-RU"/>
             </w:rPr>
           </w:pPr>
-          <w:hyperlink w:anchor="_Toc233323890" w:history="1">
+          <w:hyperlink w:anchor="_Toc235610509" w:history="1">
             <w:r>
               <w:rPr>
                 <w:rStyle w:val="a7"/>
                 <w:rFonts w:ascii="Times New Roman" w:hAnsi="Times New Roman" w:cs="Times New Roman"/>
                 <w:noProof/>
-                <w:szCs w:val="24"/>
               </w:rPr>
               <w:t>3.</w:t>
             </w:r>
             <w:r>
               <w:rPr>
-                <w:rFonts w:ascii="Times New Roman" w:eastAsiaTheme="minorEastAsia" w:hAnsi="Times New Roman" w:cs="Times New Roman"/>
-                <w:noProof/>
-                <w:szCs w:val="24"/>
+                <w:rFonts w:asciiTheme="minorHAnsi" w:eastAsiaTheme="minorEastAsia" w:hAnsiTheme="minorHAnsi"/>
+                <w:noProof/>
+                <w:sz w:val="22"/>
                 <w:lang w:val="ru-RU" w:eastAsia="ru-RU"/>
               </w:rPr>
               <w:tab/>
@@ -367,69 +334,54 @@
                 <w:rStyle w:val="a7"/>
                 <w:rFonts w:ascii="Times New Roman" w:hAnsi="Times New Roman" w:cs="Times New Roman"/>
                 <w:noProof/>
-                <w:szCs w:val="24"/>
               </w:rPr>
               <w:t>Protocol description</w:t>
             </w:r>
             <w:r>
               <w:rPr>
-                <w:rFonts w:ascii="Times New Roman" w:hAnsi="Times New Roman" w:cs="Times New Roman"/>
                 <w:noProof/>
                 <w:webHidden/>
-                <w:szCs w:val="24"/>
               </w:rPr>
               <w:tab/>
             </w:r>
             <w:r>
               <w:rPr>
-                <w:rFonts w:ascii="Times New Roman" w:hAnsi="Times New Roman" w:cs="Times New Roman"/>
                 <w:noProof/>
                 <w:webHidden/>
-                <w:szCs w:val="24"/>
               </w:rPr>
               <w:fldChar w:fldCharType="begin"/>
             </w:r>
             <w:r>
               <w:rPr>
-                <w:rFonts w:ascii="Times New Roman" w:hAnsi="Times New Roman" w:cs="Times New Roman"/>
                 <w:noProof/>
                 <w:webHidden/>
-                <w:szCs w:val="24"/>
-              </w:rPr>
-              <w:instrText xml:space="preserve"> PAGEREF _Toc233323890 \h </w:instrText>
-            </w:r>
-            <w:r>
-              <w:rPr>
-                <w:rFonts w:ascii="Times New Roman" w:hAnsi="Times New Roman" w:cs="Times New Roman"/>
+              </w:rPr>
+              <w:instrText xml:space="preserve"> PAGEREF _Toc235610509 \h </w:instrText>
+            </w:r>
+            <w:r>
+              <w:rPr>
                 <w:noProof/>
                 <w:webHidden/>
-                <w:szCs w:val="24"/>
-              </w:rPr>
-            </w:r>
-            <w:r>
-              <w:rPr>
-                <w:rFonts w:ascii="Times New Roman" w:hAnsi="Times New Roman" w:cs="Times New Roman"/>
+              </w:rPr>
+            </w:r>
+            <w:r>
+              <w:rPr>
                 <w:noProof/>
                 <w:webHidden/>
-                <w:szCs w:val="24"/>
               </w:rPr>
               <w:fldChar w:fldCharType="separate"/>
             </w:r>
             <w:r>
               <w:rPr>
-                <w:rFonts w:ascii="Times New Roman" w:hAnsi="Times New Roman" w:cs="Times New Roman"/>
                 <w:noProof/>
                 <w:webHidden/>
-                <w:szCs w:val="24"/>
-              </w:rPr>
-              <w:t>2</w:t>
-            </w:r>
-            <w:r>
-              <w:rPr>
-                <w:rFonts w:ascii="Times New Roman" w:hAnsi="Times New Roman" w:cs="Times New Roman"/>
+              </w:rPr>
+              <w:t>3</w:t>
+            </w:r>
+            <w:r>
+              <w:rPr>
                 <w:noProof/>
                 <w:webHidden/>
-                <w:szCs w:val="24"/>
               </w:rPr>
               <w:fldChar w:fldCharType="end"/>
             </w:r>
@@ -443,27 +395,26 @@
               <w:tab w:val="right" w:leader="dot" w:pos="9345"/>
             </w:tabs>
             <w:rPr>
-              <w:rFonts w:ascii="Times New Roman" w:eastAsiaTheme="minorEastAsia" w:hAnsi="Times New Roman" w:cs="Times New Roman"/>
+              <w:rFonts w:asciiTheme="minorHAnsi" w:eastAsiaTheme="minorEastAsia" w:hAnsiTheme="minorHAnsi"/>
               <w:noProof/>
-              <w:szCs w:val="24"/>
+              <w:sz w:val="22"/>
               <w:lang w:val="ru-RU" w:eastAsia="ru-RU"/>
             </w:rPr>
           </w:pPr>
-          <w:hyperlink w:anchor="_Toc233323891" w:history="1">
+          <w:hyperlink w:anchor="_Toc235610510" w:history="1">
             <w:r>
               <w:rPr>
                 <w:rStyle w:val="a7"/>
                 <w:rFonts w:ascii="Times New Roman" w:hAnsi="Times New Roman" w:cs="Times New Roman"/>
                 <w:noProof/>
-                <w:szCs w:val="24"/>
               </w:rPr>
               <w:t>3.1.</w:t>
             </w:r>
             <w:r>
               <w:rPr>
-                <w:rFonts w:ascii="Times New Roman" w:eastAsiaTheme="minorEastAsia" w:hAnsi="Times New Roman" w:cs="Times New Roman"/>
-                <w:noProof/>
-                <w:szCs w:val="24"/>
+                <w:rFonts w:asciiTheme="minorHAnsi" w:eastAsiaTheme="minorEastAsia" w:hAnsiTheme="minorHAnsi"/>
+                <w:noProof/>
+                <w:sz w:val="22"/>
                 <w:lang w:val="ru-RU" w:eastAsia="ru-RU"/>
               </w:rPr>
               <w:tab/>
@@ -473,69 +424,54 @@
                 <w:rStyle w:val="a7"/>
                 <w:rFonts w:ascii="Times New Roman" w:hAnsi="Times New Roman" w:cs="Times New Roman"/>
                 <w:noProof/>
-                <w:szCs w:val="24"/>
               </w:rPr>
               <w:t>Command format</w:t>
             </w:r>
             <w:r>
               <w:rPr>
-                <w:rFonts w:ascii="Times New Roman" w:hAnsi="Times New Roman" w:cs="Times New Roman"/>
                 <w:noProof/>
                 <w:webHidden/>
-                <w:szCs w:val="24"/>
               </w:rPr>
               <w:tab/>
             </w:r>
             <w:r>
               <w:rPr>
-                <w:rFonts w:ascii="Times New Roman" w:hAnsi="Times New Roman" w:cs="Times New Roman"/>
                 <w:noProof/>
                 <w:webHidden/>
-                <w:szCs w:val="24"/>
               </w:rPr>
               <w:fldChar w:fldCharType="begin"/>
             </w:r>
             <w:r>
               <w:rPr>
-                <w:rFonts w:ascii="Times New Roman" w:hAnsi="Times New Roman" w:cs="Times New Roman"/>
                 <w:noProof/>
                 <w:webHidden/>
-                <w:szCs w:val="24"/>
-              </w:rPr>
-              <w:instrText xml:space="preserve"> PAGEREF _Toc233323891 \h </w:instrText>
-            </w:r>
-            <w:r>
-              <w:rPr>
-                <w:rFonts w:ascii="Times New Roman" w:hAnsi="Times New Roman" w:cs="Times New Roman"/>
+              </w:rPr>
+              <w:instrText xml:space="preserve"> PAGEREF _Toc235610510 \h </w:instrText>
+            </w:r>
+            <w:r>
+              <w:rPr>
                 <w:noProof/>
                 <w:webHidden/>
-                <w:szCs w:val="24"/>
-              </w:rPr>
-            </w:r>
-            <w:r>
-              <w:rPr>
-                <w:rFonts w:ascii="Times New Roman" w:hAnsi="Times New Roman" w:cs="Times New Roman"/>
+              </w:rPr>
+            </w:r>
+            <w:r>
+              <w:rPr>
                 <w:noProof/>
                 <w:webHidden/>
-                <w:szCs w:val="24"/>
               </w:rPr>
               <w:fldChar w:fldCharType="separate"/>
             </w:r>
             <w:r>
               <w:rPr>
-                <w:rFonts w:ascii="Times New Roman" w:hAnsi="Times New Roman" w:cs="Times New Roman"/>
                 <w:noProof/>
                 <w:webHidden/>
-                <w:szCs w:val="24"/>
-              </w:rPr>
-              <w:t>2</w:t>
-            </w:r>
-            <w:r>
-              <w:rPr>
-                <w:rFonts w:ascii="Times New Roman" w:hAnsi="Times New Roman" w:cs="Times New Roman"/>
+              </w:rPr>
+              <w:t>3</w:t>
+            </w:r>
+            <w:r>
+              <w:rPr>
                 <w:noProof/>
                 <w:webHidden/>
-                <w:szCs w:val="24"/>
               </w:rPr>
               <w:fldChar w:fldCharType="end"/>
             </w:r>
@@ -549,27 +485,25 @@
               <w:tab w:val="right" w:leader="dot" w:pos="9345"/>
             </w:tabs>
             <w:rPr>
-              <w:rFonts w:ascii="Times New Roman" w:eastAsiaTheme="minorEastAsia" w:hAnsi="Times New Roman" w:cs="Times New Roman"/>
+              <w:rFonts w:asciiTheme="minorHAnsi" w:eastAsiaTheme="minorEastAsia" w:hAnsiTheme="minorHAnsi"/>
               <w:noProof/>
-              <w:szCs w:val="24"/>
+              <w:sz w:val="22"/>
               <w:lang w:val="ru-RU" w:eastAsia="ru-RU"/>
             </w:rPr>
           </w:pPr>
-          <w:hyperlink w:anchor="_Toc233323892" w:history="1">
+          <w:hyperlink w:anchor="_Toc235610511" w:history="1">
             <w:r>
               <w:rPr>
                 <w:rStyle w:val="a7"/>
-                <w:rFonts w:ascii="Times New Roman" w:hAnsi="Times New Roman" w:cs="Times New Roman"/>
-                <w:noProof/>
-                <w:szCs w:val="24"/>
+                <w:noProof/>
               </w:rPr>
               <w:t>4.</w:t>
             </w:r>
             <w:r>
               <w:rPr>
-                <w:rFonts w:ascii="Times New Roman" w:eastAsiaTheme="minorEastAsia" w:hAnsi="Times New Roman" w:cs="Times New Roman"/>
-                <w:noProof/>
-                <w:szCs w:val="24"/>
+                <w:rFonts w:asciiTheme="minorHAnsi" w:eastAsiaTheme="minorEastAsia" w:hAnsiTheme="minorHAnsi"/>
+                <w:noProof/>
+                <w:sz w:val="22"/>
                 <w:lang w:val="ru-RU" w:eastAsia="ru-RU"/>
               </w:rPr>
               <w:tab/>
@@ -577,71 +511,55 @@
             <w:r>
               <w:rPr>
                 <w:rStyle w:val="a7"/>
-                <w:rFonts w:ascii="Times New Roman" w:hAnsi="Times New Roman" w:cs="Times New Roman"/>
-                <w:noProof/>
-                <w:szCs w:val="24"/>
+                <w:noProof/>
               </w:rPr>
               <w:t>Common commands</w:t>
             </w:r>
             <w:r>
               <w:rPr>
-                <w:rFonts w:ascii="Times New Roman" w:hAnsi="Times New Roman" w:cs="Times New Roman"/>
                 <w:noProof/>
                 <w:webHidden/>
-                <w:szCs w:val="24"/>
               </w:rPr>
               <w:tab/>
             </w:r>
             <w:r>
               <w:rPr>
-                <w:rFonts w:ascii="Times New Roman" w:hAnsi="Times New Roman" w:cs="Times New Roman"/>
                 <w:noProof/>
                 <w:webHidden/>
-                <w:szCs w:val="24"/>
               </w:rPr>
               <w:fldChar w:fldCharType="begin"/>
             </w:r>
             <w:r>
               <w:rPr>
-                <w:rFonts w:ascii="Times New Roman" w:hAnsi="Times New Roman" w:cs="Times New Roman"/>
                 <w:noProof/>
                 <w:webHidden/>
-                <w:szCs w:val="24"/>
-              </w:rPr>
-              <w:instrText xml:space="preserve"> PAGEREF _Toc233323892 \h </w:instrText>
-            </w:r>
-            <w:r>
-              <w:rPr>
-                <w:rFonts w:ascii="Times New Roman" w:hAnsi="Times New Roman" w:cs="Times New Roman"/>
+              </w:rPr>
+              <w:instrText xml:space="preserve"> PAGEREF _Toc235610511 \h </w:instrText>
+            </w:r>
+            <w:r>
+              <w:rPr>
                 <w:noProof/>
                 <w:webHidden/>
-                <w:szCs w:val="24"/>
-              </w:rPr>
-            </w:r>
-            <w:r>
-              <w:rPr>
-                <w:rFonts w:ascii="Times New Roman" w:hAnsi="Times New Roman" w:cs="Times New Roman"/>
+              </w:rPr>
+            </w:r>
+            <w:r>
+              <w:rPr>
                 <w:noProof/>
                 <w:webHidden/>
-                <w:szCs w:val="24"/>
               </w:rPr>
               <w:fldChar w:fldCharType="separate"/>
             </w:r>
             <w:r>
               <w:rPr>
-                <w:rFonts w:ascii="Times New Roman" w:hAnsi="Times New Roman" w:cs="Times New Roman"/>
                 <w:noProof/>
                 <w:webHidden/>
-                <w:szCs w:val="24"/>
-              </w:rPr>
-              <w:t>3</w:t>
-            </w:r>
-            <w:r>
-              <w:rPr>
-                <w:rFonts w:ascii="Times New Roman" w:hAnsi="Times New Roman" w:cs="Times New Roman"/>
+              </w:rPr>
+              <w:t>4</w:t>
+            </w:r>
+            <w:r>
+              <w:rPr>
                 <w:noProof/>
                 <w:webHidden/>
-                <w:szCs w:val="24"/>
               </w:rPr>
               <w:fldChar w:fldCharType="end"/>
             </w:r>
@@ -655,27 +573,25 @@
               <w:tab w:val="right" w:leader="dot" w:pos="9345"/>
             </w:tabs>
             <w:rPr>
-              <w:rFonts w:ascii="Times New Roman" w:eastAsiaTheme="minorEastAsia" w:hAnsi="Times New Roman" w:cs="Times New Roman"/>
+              <w:rFonts w:asciiTheme="minorHAnsi" w:eastAsiaTheme="minorEastAsia" w:hAnsiTheme="minorHAnsi"/>
               <w:noProof/>
-              <w:szCs w:val="24"/>
+              <w:sz w:val="22"/>
               <w:lang w:val="ru-RU" w:eastAsia="ru-RU"/>
             </w:rPr>
           </w:pPr>
-          <w:hyperlink w:anchor="_Toc233323893" w:history="1">
+          <w:hyperlink w:anchor="_Toc235610512" w:history="1">
             <w:r>
               <w:rPr>
                 <w:rStyle w:val="a7"/>
-                <w:rFonts w:ascii="Times New Roman" w:hAnsi="Times New Roman" w:cs="Times New Roman"/>
-                <w:noProof/>
-                <w:szCs w:val="24"/>
+                <w:noProof/>
               </w:rPr>
               <w:t>4.1.</w:t>
             </w:r>
             <w:r>
               <w:rPr>
-                <w:rFonts w:ascii="Times New Roman" w:eastAsiaTheme="minorEastAsia" w:hAnsi="Times New Roman" w:cs="Times New Roman"/>
-                <w:noProof/>
-                <w:szCs w:val="24"/>
+                <w:rFonts w:asciiTheme="minorHAnsi" w:eastAsiaTheme="minorEastAsia" w:hAnsiTheme="minorHAnsi"/>
+                <w:noProof/>
+                <w:sz w:val="22"/>
                 <w:lang w:val="ru-RU" w:eastAsia="ru-RU"/>
               </w:rPr>
               <w:tab/>
@@ -683,71 +599,322 @@
             <w:r>
               <w:rPr>
                 <w:rStyle w:val="a7"/>
-                <w:rFonts w:ascii="Times New Roman" w:hAnsi="Times New Roman" w:cs="Times New Roman"/>
-                <w:noProof/>
-                <w:szCs w:val="24"/>
-              </w:rPr>
-              <w:t>Console mode switch request</w:t>
-            </w:r>
-            <w:r>
-              <w:rPr>
-                <w:rFonts w:ascii="Times New Roman" w:hAnsi="Times New Roman" w:cs="Times New Roman"/>
+                <w:noProof/>
+              </w:rPr>
+              <w:t>PTZ</w:t>
+            </w:r>
+            <w:r>
+              <w:rPr>
                 <w:noProof/>
                 <w:webHidden/>
-                <w:szCs w:val="24"/>
               </w:rPr>
               <w:tab/>
             </w:r>
             <w:r>
               <w:rPr>
-                <w:rFonts w:ascii="Times New Roman" w:hAnsi="Times New Roman" w:cs="Times New Roman"/>
                 <w:noProof/>
                 <w:webHidden/>
-                <w:szCs w:val="24"/>
               </w:rPr>
               <w:fldChar w:fldCharType="begin"/>
             </w:r>
             <w:r>
               <w:rPr>
-                <w:rFonts w:ascii="Times New Roman" w:hAnsi="Times New Roman" w:cs="Times New Roman"/>
                 <w:noProof/>
                 <w:webHidden/>
-                <w:szCs w:val="24"/>
-              </w:rPr>
-              <w:instrText xml:space="preserve"> PAGEREF _Toc233323893 \h </w:instrText>
-            </w:r>
-            <w:r>
-              <w:rPr>
-                <w:rFonts w:ascii="Times New Roman" w:hAnsi="Times New Roman" w:cs="Times New Roman"/>
+              </w:rPr>
+              <w:instrText xml:space="preserve"> PAGEREF _Toc235610512 \h </w:instrText>
+            </w:r>
+            <w:r>
+              <w:rPr>
                 <w:noProof/>
                 <w:webHidden/>
-                <w:szCs w:val="24"/>
-              </w:rPr>
-            </w:r>
-            <w:r>
-              <w:rPr>
-                <w:rFonts w:ascii="Times New Roman" w:hAnsi="Times New Roman" w:cs="Times New Roman"/>
+              </w:rPr>
+            </w:r>
+            <w:r>
+              <w:rPr>
                 <w:noProof/>
                 <w:webHidden/>
-                <w:szCs w:val="24"/>
               </w:rPr>
               <w:fldChar w:fldCharType="separate"/>
             </w:r>
             <w:r>
               <w:rPr>
-                <w:rFonts w:ascii="Times New Roman" w:hAnsi="Times New Roman" w:cs="Times New Roman"/>
                 <w:noProof/>
                 <w:webHidden/>
-                <w:szCs w:val="24"/>
-              </w:rPr>
-              <w:t>3</w:t>
-            </w:r>
-            <w:r>
-              <w:rPr>
-                <w:rFonts w:ascii="Times New Roman" w:hAnsi="Times New Roman" w:cs="Times New Roman"/>
+              </w:rPr>
+              <w:t>4</w:t>
+            </w:r>
+            <w:r>
+              <w:rPr>
                 <w:noProof/>
                 <w:webHidden/>
-                <w:szCs w:val="24"/>
+              </w:rPr>
+              <w:fldChar w:fldCharType="end"/>
+            </w:r>
+          </w:hyperlink>
+        </w:p>
+        <w:p>
+          <w:pPr>
+            <w:pStyle w:val="21"/>
+            <w:tabs>
+              <w:tab w:val="left" w:pos="1760"/>
+              <w:tab w:val="right" w:leader="dot" w:pos="9345"/>
+            </w:tabs>
+            <w:rPr>
+              <w:rFonts w:asciiTheme="minorHAnsi" w:eastAsiaTheme="minorEastAsia" w:hAnsiTheme="minorHAnsi"/>
+              <w:noProof/>
+              <w:sz w:val="22"/>
+              <w:lang w:val="ru-RU" w:eastAsia="ru-RU"/>
+            </w:rPr>
+          </w:pPr>
+          <w:hyperlink w:anchor="_Toc235610513" w:history="1">
+            <w:r>
+              <w:rPr>
+                <w:rStyle w:val="a7"/>
+                <w:noProof/>
+                <w:lang w:val="ru-RU"/>
+              </w:rPr>
+              <w:t>4.1.1.</w:t>
+            </w:r>
+            <w:r>
+              <w:rPr>
+                <w:rFonts w:asciiTheme="minorHAnsi" w:eastAsiaTheme="minorEastAsia" w:hAnsiTheme="minorHAnsi"/>
+                <w:noProof/>
+                <w:sz w:val="22"/>
+                <w:lang w:val="ru-RU" w:eastAsia="ru-RU"/>
+              </w:rPr>
+              <w:tab/>
+            </w:r>
+            <w:r>
+              <w:rPr>
+                <w:rStyle w:val="a7"/>
+                <w:noProof/>
+              </w:rPr>
+              <w:t>Initialization</w:t>
+            </w:r>
+            <w:r>
+              <w:rPr>
+                <w:noProof/>
+                <w:webHidden/>
+              </w:rPr>
+              <w:tab/>
+            </w:r>
+            <w:r>
+              <w:rPr>
+                <w:noProof/>
+                <w:webHidden/>
+              </w:rPr>
+              <w:fldChar w:fldCharType="begin"/>
+            </w:r>
+            <w:r>
+              <w:rPr>
+                <w:noProof/>
+                <w:webHidden/>
+              </w:rPr>
+              <w:instrText xml:space="preserve"> PAGEREF _Toc235610513 \h </w:instrText>
+            </w:r>
+            <w:r>
+              <w:rPr>
+                <w:noProof/>
+                <w:webHidden/>
+              </w:rPr>
+            </w:r>
+            <w:r>
+              <w:rPr>
+                <w:noProof/>
+                <w:webHidden/>
+              </w:rPr>
+              <w:fldChar w:fldCharType="separate"/>
+            </w:r>
+            <w:r>
+              <w:rPr>
+                <w:noProof/>
+                <w:webHidden/>
+              </w:rPr>
+              <w:t>4</w:t>
+            </w:r>
+            <w:r>
+              <w:rPr>
+                <w:noProof/>
+                <w:webHidden/>
+              </w:rPr>
+              <w:fldChar w:fldCharType="end"/>
+            </w:r>
+          </w:hyperlink>
+        </w:p>
+        <w:p>
+          <w:pPr>
+            <w:pStyle w:val="21"/>
+            <w:tabs>
+              <w:tab w:val="left" w:pos="1760"/>
+              <w:tab w:val="right" w:leader="dot" w:pos="9345"/>
+            </w:tabs>
+            <w:rPr>
+              <w:rFonts w:asciiTheme="minorHAnsi" w:eastAsiaTheme="minorEastAsia" w:hAnsiTheme="minorHAnsi"/>
+              <w:noProof/>
+              <w:sz w:val="22"/>
+              <w:lang w:val="ru-RU" w:eastAsia="ru-RU"/>
+            </w:rPr>
+          </w:pPr>
+          <w:hyperlink w:anchor="_Toc235610514" w:history="1">
+            <w:r>
+              <w:rPr>
+                <w:rStyle w:val="a7"/>
+                <w:noProof/>
+                <w:lang w:val="ru-RU"/>
+              </w:rPr>
+              <w:t>4.1.2.</w:t>
+            </w:r>
+            <w:r>
+              <w:rPr>
+                <w:rFonts w:asciiTheme="minorHAnsi" w:eastAsiaTheme="minorEastAsia" w:hAnsiTheme="minorHAnsi"/>
+                <w:noProof/>
+                <w:sz w:val="22"/>
+                <w:lang w:val="ru-RU" w:eastAsia="ru-RU"/>
+              </w:rPr>
+              <w:tab/>
+            </w:r>
+            <w:r>
+              <w:rPr>
+                <w:rStyle w:val="a7"/>
+                <w:noProof/>
+              </w:rPr>
+              <w:t>Analog motion</w:t>
+            </w:r>
+            <w:r>
+              <w:rPr>
+                <w:noProof/>
+                <w:webHidden/>
+              </w:rPr>
+              <w:tab/>
+            </w:r>
+            <w:r>
+              <w:rPr>
+                <w:noProof/>
+                <w:webHidden/>
+              </w:rPr>
+              <w:fldChar w:fldCharType="begin"/>
+            </w:r>
+            <w:r>
+              <w:rPr>
+                <w:noProof/>
+                <w:webHidden/>
+              </w:rPr>
+              <w:instrText xml:space="preserve"> PAGEREF _Toc235610514 \h </w:instrText>
+            </w:r>
+            <w:r>
+              <w:rPr>
+                <w:noProof/>
+                <w:webHidden/>
+              </w:rPr>
+            </w:r>
+            <w:r>
+              <w:rPr>
+                <w:noProof/>
+                <w:webHidden/>
+              </w:rPr>
+              <w:fldChar w:fldCharType="separate"/>
+            </w:r>
+            <w:r>
+              <w:rPr>
+                <w:noProof/>
+                <w:webHidden/>
+              </w:rPr>
+              <w:t>4</w:t>
+            </w:r>
+            <w:r>
+              <w:rPr>
+                <w:noProof/>
+                <w:webHidden/>
+              </w:rPr>
+              <w:fldChar w:fldCharType="end"/>
+            </w:r>
+          </w:hyperlink>
+        </w:p>
+        <w:p>
+          <w:pPr>
+            <w:pStyle w:val="21"/>
+            <w:tabs>
+              <w:tab w:val="left" w:pos="1760"/>
+              <w:tab w:val="right" w:leader="dot" w:pos="9345"/>
+            </w:tabs>
+            <w:rPr>
+              <w:rFonts w:asciiTheme="minorHAnsi" w:eastAsiaTheme="minorEastAsia" w:hAnsiTheme="minorHAnsi"/>
+              <w:noProof/>
+              <w:sz w:val="22"/>
+              <w:lang w:val="ru-RU" w:eastAsia="ru-RU"/>
+            </w:rPr>
+          </w:pPr>
+          <w:hyperlink w:anchor="_Toc235610515" w:history="1">
+            <w:r>
+              <w:rPr>
+                <w:rStyle w:val="a7"/>
+                <w:noProof/>
+                <w:lang w:val="ru-RU"/>
+              </w:rPr>
+              <w:t>4.1.3.</w:t>
+            </w:r>
+            <w:r>
+              <w:rPr>
+                <w:rFonts w:asciiTheme="minorHAnsi" w:eastAsiaTheme="minorEastAsia" w:hAnsiTheme="minorHAnsi"/>
+                <w:noProof/>
+                <w:sz w:val="22"/>
+                <w:lang w:val="ru-RU" w:eastAsia="ru-RU"/>
+              </w:rPr>
+              <w:tab/>
+            </w:r>
+            <w:r>
+              <w:rPr>
+                <w:rStyle w:val="a7"/>
+                <w:noProof/>
+              </w:rPr>
+              <w:t>Movement by coordinates</w:t>
+            </w:r>
+            <w:r>
+              <w:rPr>
+                <w:noProof/>
+                <w:webHidden/>
+              </w:rPr>
+              <w:tab/>
+            </w:r>
+            <w:r>
+              <w:rPr>
+                <w:noProof/>
+                <w:webHidden/>
+              </w:rPr>
+              <w:fldChar w:fldCharType="begin"/>
+            </w:r>
+            <w:r>
+              <w:rPr>
+                <w:noProof/>
+                <w:webHidden/>
+              </w:rPr>
+              <w:instrText xml:space="preserve"> PAGEREF _Toc235610515 \h </w:instrText>
+            </w:r>
+            <w:r>
+              <w:rPr>
+                <w:noProof/>
+                <w:webHidden/>
+              </w:rPr>
+            </w:r>
+            <w:r>
+              <w:rPr>
+                <w:noProof/>
+                <w:webHidden/>
+              </w:rPr>
+              <w:fldChar w:fldCharType="separate"/>
+            </w:r>
+            <w:r>
+              <w:rPr>
+                <w:noProof/>
+                <w:webHidden/>
+              </w:rPr>
+              <w:t>4</w:t>
+            </w:r>
+            <w:r>
+              <w:rPr>
+                <w:noProof/>
+                <w:webHidden/>
               </w:rPr>
               <w:fldChar w:fldCharType="end"/>
             </w:r>
@@ -761,27 +928,25 @@
               <w:tab w:val="right" w:leader="dot" w:pos="9345"/>
             </w:tabs>
             <w:rPr>
-              <w:rFonts w:ascii="Times New Roman" w:eastAsiaTheme="minorEastAsia" w:hAnsi="Times New Roman" w:cs="Times New Roman"/>
+              <w:rFonts w:asciiTheme="minorHAnsi" w:eastAsiaTheme="minorEastAsia" w:hAnsiTheme="minorHAnsi"/>
               <w:noProof/>
-              <w:szCs w:val="24"/>
+              <w:sz w:val="22"/>
               <w:lang w:val="ru-RU" w:eastAsia="ru-RU"/>
             </w:rPr>
           </w:pPr>
-          <w:hyperlink w:anchor="_Toc233323894" w:history="1">
+          <w:hyperlink w:anchor="_Toc235610516" w:history="1">
             <w:r>
               <w:rPr>
                 <w:rStyle w:val="a7"/>
-                <w:rFonts w:ascii="Times New Roman" w:hAnsi="Times New Roman" w:cs="Times New Roman"/>
-                <w:noProof/>
-                <w:szCs w:val="24"/>
+                <w:noProof/>
               </w:rPr>
               <w:t>4.2.</w:t>
             </w:r>
             <w:r>
               <w:rPr>
-                <w:rFonts w:ascii="Times New Roman" w:eastAsiaTheme="minorEastAsia" w:hAnsi="Times New Roman" w:cs="Times New Roman"/>
-                <w:noProof/>
-                <w:szCs w:val="24"/>
+                <w:rFonts w:asciiTheme="minorHAnsi" w:eastAsiaTheme="minorEastAsia" w:hAnsiTheme="minorHAnsi"/>
+                <w:noProof/>
+                <w:sz w:val="22"/>
                 <w:lang w:val="ru-RU" w:eastAsia="ru-RU"/>
               </w:rPr>
               <w:tab/>
@@ -789,71 +954,55 @@
             <w:r>
               <w:rPr>
                 <w:rStyle w:val="a7"/>
-                <w:rFonts w:ascii="Times New Roman" w:hAnsi="Times New Roman" w:cs="Times New Roman"/>
-                <w:noProof/>
-                <w:szCs w:val="24"/>
-              </w:rPr>
-              <w:t>Get protocol version</w:t>
-            </w:r>
-            <w:r>
-              <w:rPr>
-                <w:rFonts w:ascii="Times New Roman" w:hAnsi="Times New Roman" w:cs="Times New Roman"/>
+                <w:noProof/>
+              </w:rPr>
+              <w:t>Camera</w:t>
+            </w:r>
+            <w:r>
+              <w:rPr>
                 <w:noProof/>
                 <w:webHidden/>
-                <w:szCs w:val="24"/>
               </w:rPr>
               <w:tab/>
             </w:r>
             <w:r>
               <w:rPr>
-                <w:rFonts w:ascii="Times New Roman" w:hAnsi="Times New Roman" w:cs="Times New Roman"/>
                 <w:noProof/>
                 <w:webHidden/>
-                <w:szCs w:val="24"/>
               </w:rPr>
               <w:fldChar w:fldCharType="begin"/>
             </w:r>
             <w:r>
               <w:rPr>
-                <w:rFonts w:ascii="Times New Roman" w:hAnsi="Times New Roman" w:cs="Times New Roman"/>
                 <w:noProof/>
                 <w:webHidden/>
-                <w:szCs w:val="24"/>
-              </w:rPr>
-              <w:instrText xml:space="preserve"> PAGEREF _Toc233323894 \h </w:instrText>
-            </w:r>
-            <w:r>
-              <w:rPr>
-                <w:rFonts w:ascii="Times New Roman" w:hAnsi="Times New Roman" w:cs="Times New Roman"/>
+              </w:rPr>
+              <w:instrText xml:space="preserve"> PAGEREF _Toc235610516 \h </w:instrText>
+            </w:r>
+            <w:r>
+              <w:rPr>
                 <w:noProof/>
                 <w:webHidden/>
-                <w:szCs w:val="24"/>
-              </w:rPr>
-            </w:r>
-            <w:r>
-              <w:rPr>
-                <w:rFonts w:ascii="Times New Roman" w:hAnsi="Times New Roman" w:cs="Times New Roman"/>
+              </w:rPr>
+            </w:r>
+            <w:r>
+              <w:rPr>
                 <w:noProof/>
                 <w:webHidden/>
-                <w:szCs w:val="24"/>
               </w:rPr>
               <w:fldChar w:fldCharType="separate"/>
             </w:r>
             <w:r>
               <w:rPr>
-                <w:rFonts w:ascii="Times New Roman" w:hAnsi="Times New Roman" w:cs="Times New Roman"/>
                 <w:noProof/>
                 <w:webHidden/>
-                <w:szCs w:val="24"/>
-              </w:rPr>
-              <w:t>3</w:t>
-            </w:r>
-            <w:r>
-              <w:rPr>
-                <w:rFonts w:ascii="Times New Roman" w:hAnsi="Times New Roman" w:cs="Times New Roman"/>
+              </w:rPr>
+              <w:t>5</w:t>
+            </w:r>
+            <w:r>
+              <w:rPr>
                 <w:noProof/>
                 <w:webHidden/>
-                <w:szCs w:val="24"/>
               </w:rPr>
               <w:fldChar w:fldCharType="end"/>
             </w:r>
@@ -867,27 +1016,25 @@
               <w:tab w:val="right" w:leader="dot" w:pos="9345"/>
             </w:tabs>
             <w:rPr>
-              <w:rFonts w:ascii="Times New Roman" w:eastAsiaTheme="minorEastAsia" w:hAnsi="Times New Roman" w:cs="Times New Roman"/>
+              <w:rFonts w:asciiTheme="minorHAnsi" w:eastAsiaTheme="minorEastAsia" w:hAnsiTheme="minorHAnsi"/>
               <w:noProof/>
-              <w:szCs w:val="24"/>
+              <w:sz w:val="22"/>
               <w:lang w:val="ru-RU" w:eastAsia="ru-RU"/>
             </w:rPr>
           </w:pPr>
-          <w:hyperlink w:anchor="_Toc233323895" w:history="1">
+          <w:hyperlink w:anchor="_Toc235610517" w:history="1">
             <w:r>
               <w:rPr>
                 <w:rStyle w:val="a7"/>
-                <w:rFonts w:ascii="Times New Roman" w:hAnsi="Times New Roman" w:cs="Times New Roman"/>
-                <w:noProof/>
-                <w:szCs w:val="24"/>
+                <w:noProof/>
               </w:rPr>
               <w:t>4.3.</w:t>
             </w:r>
             <w:r>
               <w:rPr>
-                <w:rFonts w:ascii="Times New Roman" w:eastAsiaTheme="minorEastAsia" w:hAnsi="Times New Roman" w:cs="Times New Roman"/>
-                <w:noProof/>
-                <w:szCs w:val="24"/>
+                <w:rFonts w:asciiTheme="minorHAnsi" w:eastAsiaTheme="minorEastAsia" w:hAnsiTheme="minorHAnsi"/>
+                <w:noProof/>
+                <w:sz w:val="22"/>
                 <w:lang w:val="ru-RU" w:eastAsia="ru-RU"/>
               </w:rPr>
               <w:tab/>
@@ -895,177 +1042,55 @@
             <w:r>
               <w:rPr>
                 <w:rStyle w:val="a7"/>
-                <w:rFonts w:ascii="Times New Roman" w:hAnsi="Times New Roman" w:cs="Times New Roman"/>
-                <w:noProof/>
-                <w:szCs w:val="24"/>
-              </w:rPr>
-              <w:t>Get hash summ</w:t>
-            </w:r>
-            <w:r>
-              <w:rPr>
-                <w:rFonts w:ascii="Times New Roman" w:hAnsi="Times New Roman" w:cs="Times New Roman"/>
+                <w:noProof/>
+              </w:rPr>
+              <w:t>Rangefinder</w:t>
+            </w:r>
+            <w:r>
+              <w:rPr>
                 <w:noProof/>
                 <w:webHidden/>
-                <w:szCs w:val="24"/>
               </w:rPr>
               <w:tab/>
             </w:r>
             <w:r>
               <w:rPr>
-                <w:rFonts w:ascii="Times New Roman" w:hAnsi="Times New Roman" w:cs="Times New Roman"/>
                 <w:noProof/>
                 <w:webHidden/>
-                <w:szCs w:val="24"/>
               </w:rPr>
               <w:fldChar w:fldCharType="begin"/>
             </w:r>
             <w:r>
               <w:rPr>
-                <w:rFonts w:ascii="Times New Roman" w:hAnsi="Times New Roman" w:cs="Times New Roman"/>
                 <w:noProof/>
                 <w:webHidden/>
-                <w:szCs w:val="24"/>
-              </w:rPr>
-              <w:instrText xml:space="preserve"> PAGEREF _Toc233323895 \h </w:instrText>
-            </w:r>
-            <w:r>
-              <w:rPr>
-                <w:rFonts w:ascii="Times New Roman" w:hAnsi="Times New Roman" w:cs="Times New Roman"/>
+              </w:rPr>
+              <w:instrText xml:space="preserve"> PAGEREF _Toc235610517 \h </w:instrText>
+            </w:r>
+            <w:r>
+              <w:rPr>
                 <w:noProof/>
                 <w:webHidden/>
-                <w:szCs w:val="24"/>
-              </w:rPr>
-            </w:r>
-            <w:r>
-              <w:rPr>
-                <w:rFonts w:ascii="Times New Roman" w:hAnsi="Times New Roman" w:cs="Times New Roman"/>
+              </w:rPr>
+            </w:r>
+            <w:r>
+              <w:rPr>
                 <w:noProof/>
                 <w:webHidden/>
-                <w:szCs w:val="24"/>
               </w:rPr>
               <w:fldChar w:fldCharType="separate"/>
             </w:r>
             <w:r>
               <w:rPr>
-                <w:rFonts w:ascii="Times New Roman" w:hAnsi="Times New Roman" w:cs="Times New Roman"/>
                 <w:noProof/>
                 <w:webHidden/>
-                <w:szCs w:val="24"/>
-              </w:rPr>
-              <w:t>3</w:t>
-            </w:r>
-            <w:r>
-              <w:rPr>
-                <w:rFonts w:ascii="Times New Roman" w:hAnsi="Times New Roman" w:cs="Times New Roman"/>
+              </w:rPr>
+              <w:t>5</w:t>
+            </w:r>
+            <w:r>
+              <w:rPr>
                 <w:noProof/>
                 <w:webHidden/>
-                <w:szCs w:val="24"/>
-              </w:rPr>
-              <w:fldChar w:fldCharType="end"/>
-            </w:r>
-          </w:hyperlink>
-        </w:p>
-        <w:p>
-          <w:pPr>
-            <w:pStyle w:val="11"/>
-            <w:tabs>
-              <w:tab w:val="left" w:pos="1100"/>
-              <w:tab w:val="right" w:leader="dot" w:pos="9345"/>
-            </w:tabs>
-            <w:rPr>
-              <w:rFonts w:ascii="Times New Roman" w:eastAsiaTheme="minorEastAsia" w:hAnsi="Times New Roman" w:cs="Times New Roman"/>
-              <w:noProof/>
-              <w:szCs w:val="24"/>
-              <w:lang w:val="ru-RU" w:eastAsia="ru-RU"/>
-            </w:rPr>
-          </w:pPr>
-          <w:hyperlink w:anchor="_Toc233323896" w:history="1">
-            <w:r>
-              <w:rPr>
-                <w:rStyle w:val="a7"/>
-                <w:rFonts w:ascii="Times New Roman" w:hAnsi="Times New Roman" w:cs="Times New Roman"/>
-                <w:noProof/>
-                <w:szCs w:val="24"/>
-              </w:rPr>
-              <w:t>5.</w:t>
-            </w:r>
-            <w:r>
-              <w:rPr>
-                <w:rFonts w:ascii="Times New Roman" w:eastAsiaTheme="minorEastAsia" w:hAnsi="Times New Roman" w:cs="Times New Roman"/>
-                <w:noProof/>
-                <w:szCs w:val="24"/>
-                <w:lang w:val="ru-RU" w:eastAsia="ru-RU"/>
-              </w:rPr>
-              <w:tab/>
-            </w:r>
-            <w:r>
-              <w:rPr>
-                <w:rStyle w:val="a7"/>
-                <w:rFonts w:ascii="Times New Roman" w:hAnsi="Times New Roman" w:cs="Times New Roman"/>
-                <w:noProof/>
-                <w:szCs w:val="24"/>
-              </w:rPr>
-              <w:t>NS TR device functions set</w:t>
-            </w:r>
-            <w:r>
-              <w:rPr>
-                <w:rFonts w:ascii="Times New Roman" w:hAnsi="Times New Roman" w:cs="Times New Roman"/>
-                <w:noProof/>
-                <w:webHidden/>
-                <w:szCs w:val="24"/>
-              </w:rPr>
-              <w:tab/>
-            </w:r>
-            <w:r>
-              <w:rPr>
-                <w:rFonts w:ascii="Times New Roman" w:hAnsi="Times New Roman" w:cs="Times New Roman"/>
-                <w:noProof/>
-                <w:webHidden/>
-                <w:szCs w:val="24"/>
-              </w:rPr>
-              <w:fldChar w:fldCharType="begin"/>
-            </w:r>
-            <w:r>
-              <w:rPr>
-                <w:rFonts w:ascii="Times New Roman" w:hAnsi="Times New Roman" w:cs="Times New Roman"/>
-                <w:noProof/>
-                <w:webHidden/>
-                <w:szCs w:val="24"/>
-              </w:rPr>
-              <w:instrText xml:space="preserve"> PAGEREF _Toc233323896 \h </w:instrText>
-            </w:r>
-            <w:r>
-              <w:rPr>
-                <w:rFonts w:ascii="Times New Roman" w:hAnsi="Times New Roman" w:cs="Times New Roman"/>
-                <w:noProof/>
-                <w:webHidden/>
-                <w:szCs w:val="24"/>
-              </w:rPr>
-            </w:r>
-            <w:r>
-              <w:rPr>
-                <w:rFonts w:ascii="Times New Roman" w:hAnsi="Times New Roman" w:cs="Times New Roman"/>
-                <w:noProof/>
-                <w:webHidden/>
-                <w:szCs w:val="24"/>
-              </w:rPr>
-              <w:fldChar w:fldCharType="separate"/>
-            </w:r>
-            <w:r>
-              <w:rPr>
-                <w:rFonts w:ascii="Times New Roman" w:hAnsi="Times New Roman" w:cs="Times New Roman"/>
-                <w:noProof/>
-                <w:webHidden/>
-                <w:szCs w:val="24"/>
-              </w:rPr>
-              <w:t>4</w:t>
-            </w:r>
-            <w:r>
-              <w:rPr>
-                <w:rFonts w:ascii="Times New Roman" w:hAnsi="Times New Roman" w:cs="Times New Roman"/>
-                <w:noProof/>
-                <w:webHidden/>
-                <w:szCs w:val="24"/>
               </w:rPr>
               <w:fldChar w:fldCharType="end"/>
             </w:r>
@@ -1079,28 +1104,25 @@
               <w:tab w:val="right" w:leader="dot" w:pos="9345"/>
             </w:tabs>
             <w:rPr>
-              <w:rFonts w:ascii="Times New Roman" w:eastAsiaTheme="minorEastAsia" w:hAnsi="Times New Roman" w:cs="Times New Roman"/>
+              <w:rFonts w:asciiTheme="minorHAnsi" w:eastAsiaTheme="minorEastAsia" w:hAnsiTheme="minorHAnsi"/>
               <w:noProof/>
-              <w:szCs w:val="24"/>
+              <w:sz w:val="22"/>
               <w:lang w:val="ru-RU" w:eastAsia="ru-RU"/>
             </w:rPr>
           </w:pPr>
-          <w:hyperlink w:anchor="_Toc233323897" w:history="1">
+          <w:hyperlink w:anchor="_Toc235610518" w:history="1">
             <w:r>
               <w:rPr>
                 <w:rStyle w:val="a7"/>
-                <w:rFonts w:ascii="Times New Roman" w:hAnsi="Times New Roman" w:cs="Times New Roman"/>
-                <w:noProof/>
-                <w:szCs w:val="24"/>
-                <w:highlight w:val="yellow"/>
-              </w:rPr>
-              <w:t>5.1.</w:t>
-            </w:r>
-            <w:r>
-              <w:rPr>
-                <w:rFonts w:ascii="Times New Roman" w:eastAsiaTheme="minorEastAsia" w:hAnsi="Times New Roman" w:cs="Times New Roman"/>
-                <w:noProof/>
-                <w:szCs w:val="24"/>
+                <w:noProof/>
+              </w:rPr>
+              <w:t>4.4.</w:t>
+            </w:r>
+            <w:r>
+              <w:rPr>
+                <w:rFonts w:asciiTheme="minorHAnsi" w:eastAsiaTheme="minorEastAsia" w:hAnsiTheme="minorHAnsi"/>
+                <w:noProof/>
+                <w:sz w:val="22"/>
                 <w:lang w:val="ru-RU" w:eastAsia="ru-RU"/>
               </w:rPr>
               <w:tab/>
@@ -1108,178 +1130,55 @@
             <w:r>
               <w:rPr>
                 <w:rStyle w:val="a7"/>
-                <w:rFonts w:ascii="Times New Roman" w:hAnsi="Times New Roman" w:cs="Times New Roman"/>
-                <w:noProof/>
-                <w:szCs w:val="24"/>
-                <w:highlight w:val="yellow"/>
-              </w:rPr>
-              <w:t>Request get NS TR status</w:t>
-            </w:r>
-            <w:r>
-              <w:rPr>
-                <w:rFonts w:ascii="Times New Roman" w:hAnsi="Times New Roman" w:cs="Times New Roman"/>
+                <w:noProof/>
+              </w:rPr>
+              <w:t>Inertial block</w:t>
+            </w:r>
+            <w:r>
+              <w:rPr>
                 <w:noProof/>
                 <w:webHidden/>
-                <w:szCs w:val="24"/>
               </w:rPr>
               <w:tab/>
             </w:r>
             <w:r>
               <w:rPr>
-                <w:rFonts w:ascii="Times New Roman" w:hAnsi="Times New Roman" w:cs="Times New Roman"/>
                 <w:noProof/>
                 <w:webHidden/>
-                <w:szCs w:val="24"/>
               </w:rPr>
               <w:fldChar w:fldCharType="begin"/>
             </w:r>
             <w:r>
               <w:rPr>
-                <w:rFonts w:ascii="Times New Roman" w:hAnsi="Times New Roman" w:cs="Times New Roman"/>
                 <w:noProof/>
                 <w:webHidden/>
-                <w:szCs w:val="24"/>
-              </w:rPr>
-              <w:instrText xml:space="preserve"> PAGEREF _Toc233323897 \h </w:instrText>
-            </w:r>
-            <w:r>
-              <w:rPr>
-                <w:rFonts w:ascii="Times New Roman" w:hAnsi="Times New Roman" w:cs="Times New Roman"/>
+              </w:rPr>
+              <w:instrText xml:space="preserve"> PAGEREF _Toc235610518 \h </w:instrText>
+            </w:r>
+            <w:r>
+              <w:rPr>
                 <w:noProof/>
                 <w:webHidden/>
-                <w:szCs w:val="24"/>
-              </w:rPr>
-            </w:r>
-            <w:r>
-              <w:rPr>
-                <w:rFonts w:ascii="Times New Roman" w:hAnsi="Times New Roman" w:cs="Times New Roman"/>
+              </w:rPr>
+            </w:r>
+            <w:r>
+              <w:rPr>
                 <w:noProof/>
                 <w:webHidden/>
-                <w:szCs w:val="24"/>
               </w:rPr>
               <w:fldChar w:fldCharType="separate"/>
             </w:r>
             <w:r>
               <w:rPr>
-                <w:rFonts w:ascii="Times New Roman" w:hAnsi="Times New Roman" w:cs="Times New Roman"/>
                 <w:noProof/>
                 <w:webHidden/>
-                <w:szCs w:val="24"/>
-              </w:rPr>
-              <w:t>4</w:t>
-            </w:r>
-            <w:r>
-              <w:rPr>
-                <w:rFonts w:ascii="Times New Roman" w:hAnsi="Times New Roman" w:cs="Times New Roman"/>
+              </w:rPr>
+              <w:t>5</w:t>
+            </w:r>
+            <w:r>
+              <w:rPr>
                 <w:noProof/>
                 <w:webHidden/>
-                <w:szCs w:val="24"/>
-              </w:rPr>
-              <w:fldChar w:fldCharType="end"/>
-            </w:r>
-          </w:hyperlink>
-        </w:p>
-        <w:p>
-          <w:pPr>
-            <w:pStyle w:val="11"/>
-            <w:tabs>
-              <w:tab w:val="left" w:pos="1100"/>
-              <w:tab w:val="right" w:leader="dot" w:pos="9345"/>
-            </w:tabs>
-            <w:rPr>
-              <w:rFonts w:ascii="Times New Roman" w:eastAsiaTheme="minorEastAsia" w:hAnsi="Times New Roman" w:cs="Times New Roman"/>
-              <w:noProof/>
-              <w:szCs w:val="24"/>
-              <w:lang w:val="ru-RU" w:eastAsia="ru-RU"/>
-            </w:rPr>
-          </w:pPr>
-          <w:hyperlink w:anchor="_Toc233323898" w:history="1">
-            <w:r>
-              <w:rPr>
-                <w:rStyle w:val="a7"/>
-                <w:rFonts w:ascii="Times New Roman" w:hAnsi="Times New Roman" w:cs="Times New Roman"/>
-                <w:noProof/>
-                <w:szCs w:val="24"/>
-              </w:rPr>
-              <w:t>1.</w:t>
-            </w:r>
-            <w:r>
-              <w:rPr>
-                <w:rFonts w:ascii="Times New Roman" w:eastAsiaTheme="minorEastAsia" w:hAnsi="Times New Roman" w:cs="Times New Roman"/>
-                <w:noProof/>
-                <w:szCs w:val="24"/>
-                <w:lang w:val="ru-RU" w:eastAsia="ru-RU"/>
-              </w:rPr>
-              <w:tab/>
-            </w:r>
-            <w:r>
-              <w:rPr>
-                <w:rStyle w:val="a7"/>
-                <w:rFonts w:ascii="Times New Roman" w:hAnsi="Times New Roman" w:cs="Times New Roman"/>
-                <w:noProof/>
-                <w:szCs w:val="24"/>
-              </w:rPr>
-              <w:t>PLD-CW-2000 commands set</w:t>
-            </w:r>
-            <w:r>
-              <w:rPr>
-                <w:rFonts w:ascii="Times New Roman" w:hAnsi="Times New Roman" w:cs="Times New Roman"/>
-                <w:noProof/>
-                <w:webHidden/>
-                <w:szCs w:val="24"/>
-              </w:rPr>
-              <w:tab/>
-            </w:r>
-            <w:r>
-              <w:rPr>
-                <w:rFonts w:ascii="Times New Roman" w:hAnsi="Times New Roman" w:cs="Times New Roman"/>
-                <w:noProof/>
-                <w:webHidden/>
-                <w:szCs w:val="24"/>
-              </w:rPr>
-              <w:fldChar w:fldCharType="begin"/>
-            </w:r>
-            <w:r>
-              <w:rPr>
-                <w:rFonts w:ascii="Times New Roman" w:hAnsi="Times New Roman" w:cs="Times New Roman"/>
-                <w:noProof/>
-                <w:webHidden/>
-                <w:szCs w:val="24"/>
-              </w:rPr>
-              <w:instrText xml:space="preserve"> PAGEREF _Toc233323898 \h </w:instrText>
-            </w:r>
-            <w:r>
-              <w:rPr>
-                <w:rFonts w:ascii="Times New Roman" w:hAnsi="Times New Roman" w:cs="Times New Roman"/>
-                <w:noProof/>
-                <w:webHidden/>
-                <w:szCs w:val="24"/>
-              </w:rPr>
-            </w:r>
-            <w:r>
-              <w:rPr>
-                <w:rFonts w:ascii="Times New Roman" w:hAnsi="Times New Roman" w:cs="Times New Roman"/>
-                <w:noProof/>
-                <w:webHidden/>
-                <w:szCs w:val="24"/>
-              </w:rPr>
-              <w:fldChar w:fldCharType="separate"/>
-            </w:r>
-            <w:r>
-              <w:rPr>
-                <w:rFonts w:ascii="Times New Roman" w:hAnsi="Times New Roman" w:cs="Times New Roman"/>
-                <w:noProof/>
-                <w:webHidden/>
-                <w:szCs w:val="24"/>
-              </w:rPr>
-              <w:t>4</w:t>
-            </w:r>
-            <w:r>
-              <w:rPr>
-                <w:rFonts w:ascii="Times New Roman" w:hAnsi="Times New Roman" w:cs="Times New Roman"/>
-                <w:noProof/>
-                <w:webHidden/>
-                <w:szCs w:val="24"/>
               </w:rPr>
               <w:fldChar w:fldCharType="end"/>
             </w:r>
@@ -1293,27 +1192,25 @@
               <w:tab w:val="right" w:leader="dot" w:pos="9345"/>
             </w:tabs>
             <w:rPr>
-              <w:rFonts w:ascii="Times New Roman" w:eastAsiaTheme="minorEastAsia" w:hAnsi="Times New Roman" w:cs="Times New Roman"/>
+              <w:rFonts w:asciiTheme="minorHAnsi" w:eastAsiaTheme="minorEastAsia" w:hAnsiTheme="minorHAnsi"/>
               <w:noProof/>
-              <w:szCs w:val="24"/>
+              <w:sz w:val="22"/>
               <w:lang w:val="ru-RU" w:eastAsia="ru-RU"/>
             </w:rPr>
           </w:pPr>
-          <w:hyperlink w:anchor="_Toc233323899" w:history="1">
+          <w:hyperlink w:anchor="_Toc235610519" w:history="1">
             <w:r>
               <w:rPr>
                 <w:rStyle w:val="a7"/>
-                <w:rFonts w:ascii="Times New Roman" w:hAnsi="Times New Roman" w:cs="Times New Roman"/>
-                <w:noProof/>
-                <w:szCs w:val="24"/>
-              </w:rPr>
-              <w:t>1.1</w:t>
-            </w:r>
-            <w:r>
-              <w:rPr>
-                <w:rFonts w:ascii="Times New Roman" w:eastAsiaTheme="minorEastAsia" w:hAnsi="Times New Roman" w:cs="Times New Roman"/>
-                <w:noProof/>
-                <w:szCs w:val="24"/>
+                <w:noProof/>
+              </w:rPr>
+              <w:t>4.5.</w:t>
+            </w:r>
+            <w:r>
+              <w:rPr>
+                <w:rFonts w:asciiTheme="minorHAnsi" w:eastAsiaTheme="minorEastAsia" w:hAnsiTheme="minorHAnsi"/>
+                <w:noProof/>
+                <w:sz w:val="22"/>
                 <w:lang w:val="ru-RU" w:eastAsia="ru-RU"/>
               </w:rPr>
               <w:tab/>
@@ -1321,177 +1218,55 @@
             <w:r>
               <w:rPr>
                 <w:rStyle w:val="a7"/>
-                <w:rFonts w:ascii="Times New Roman" w:hAnsi="Times New Roman" w:cs="Times New Roman"/>
-                <w:noProof/>
-                <w:szCs w:val="24"/>
-              </w:rPr>
-              <w:t>Request CW status:</w:t>
-            </w:r>
-            <w:r>
-              <w:rPr>
-                <w:rFonts w:ascii="Times New Roman" w:hAnsi="Times New Roman" w:cs="Times New Roman"/>
+                <w:noProof/>
+              </w:rPr>
+              <w:t>Navigation block</w:t>
+            </w:r>
+            <w:r>
+              <w:rPr>
                 <w:noProof/>
                 <w:webHidden/>
-                <w:szCs w:val="24"/>
               </w:rPr>
               <w:tab/>
             </w:r>
             <w:r>
               <w:rPr>
-                <w:rFonts w:ascii="Times New Roman" w:hAnsi="Times New Roman" w:cs="Times New Roman"/>
                 <w:noProof/>
                 <w:webHidden/>
-                <w:szCs w:val="24"/>
               </w:rPr>
               <w:fldChar w:fldCharType="begin"/>
             </w:r>
             <w:r>
               <w:rPr>
-                <w:rFonts w:ascii="Times New Roman" w:hAnsi="Times New Roman" w:cs="Times New Roman"/>
                 <w:noProof/>
                 <w:webHidden/>
-                <w:szCs w:val="24"/>
-              </w:rPr>
-              <w:instrText xml:space="preserve"> PAGEREF _Toc233323899 \h </w:instrText>
-            </w:r>
-            <w:r>
-              <w:rPr>
-                <w:rFonts w:ascii="Times New Roman" w:hAnsi="Times New Roman" w:cs="Times New Roman"/>
+              </w:rPr>
+              <w:instrText xml:space="preserve"> PAGEREF _Toc235610519 \h </w:instrText>
+            </w:r>
+            <w:r>
+              <w:rPr>
                 <w:noProof/>
                 <w:webHidden/>
-                <w:szCs w:val="24"/>
-              </w:rPr>
-            </w:r>
-            <w:r>
-              <w:rPr>
-                <w:rFonts w:ascii="Times New Roman" w:hAnsi="Times New Roman" w:cs="Times New Roman"/>
+              </w:rPr>
+            </w:r>
+            <w:r>
+              <w:rPr>
                 <w:noProof/>
                 <w:webHidden/>
-                <w:szCs w:val="24"/>
               </w:rPr>
               <w:fldChar w:fldCharType="separate"/>
             </w:r>
             <w:r>
               <w:rPr>
-                <w:rFonts w:ascii="Times New Roman" w:hAnsi="Times New Roman" w:cs="Times New Roman"/>
                 <w:noProof/>
                 <w:webHidden/>
-                <w:szCs w:val="24"/>
-              </w:rPr>
-              <w:t>4</w:t>
-            </w:r>
-            <w:r>
-              <w:rPr>
-                <w:rFonts w:ascii="Times New Roman" w:hAnsi="Times New Roman" w:cs="Times New Roman"/>
+              </w:rPr>
+              <w:t>6</w:t>
+            </w:r>
+            <w:r>
+              <w:rPr>
                 <w:noProof/>
                 <w:webHidden/>
-                <w:szCs w:val="24"/>
-              </w:rPr>
-              <w:fldChar w:fldCharType="end"/>
-            </w:r>
-          </w:hyperlink>
-        </w:p>
-        <w:p>
-          <w:pPr>
-            <w:pStyle w:val="11"/>
-            <w:tabs>
-              <w:tab w:val="left" w:pos="1100"/>
-              <w:tab w:val="right" w:leader="dot" w:pos="9345"/>
-            </w:tabs>
-            <w:rPr>
-              <w:rFonts w:ascii="Times New Roman" w:eastAsiaTheme="minorEastAsia" w:hAnsi="Times New Roman" w:cs="Times New Roman"/>
-              <w:noProof/>
-              <w:szCs w:val="24"/>
-              <w:lang w:val="ru-RU" w:eastAsia="ru-RU"/>
-            </w:rPr>
-          </w:pPr>
-          <w:hyperlink w:anchor="_Toc233323900" w:history="1">
-            <w:r>
-              <w:rPr>
-                <w:rStyle w:val="a7"/>
-                <w:rFonts w:ascii="Times New Roman" w:hAnsi="Times New Roman" w:cs="Times New Roman"/>
-                <w:noProof/>
-                <w:szCs w:val="24"/>
-              </w:rPr>
-              <w:t>2.</w:t>
-            </w:r>
-            <w:r>
-              <w:rPr>
-                <w:rFonts w:ascii="Times New Roman" w:eastAsiaTheme="minorEastAsia" w:hAnsi="Times New Roman" w:cs="Times New Roman"/>
-                <w:noProof/>
-                <w:szCs w:val="24"/>
-                <w:lang w:val="ru-RU" w:eastAsia="ru-RU"/>
-              </w:rPr>
-              <w:tab/>
-            </w:r>
-            <w:r>
-              <w:rPr>
-                <w:rStyle w:val="a7"/>
-                <w:rFonts w:ascii="Times New Roman" w:hAnsi="Times New Roman" w:cs="Times New Roman"/>
-                <w:noProof/>
-                <w:szCs w:val="24"/>
-              </w:rPr>
-              <w:t>HPLD-1000 devices functions set</w:t>
-            </w:r>
-            <w:r>
-              <w:rPr>
-                <w:rFonts w:ascii="Times New Roman" w:hAnsi="Times New Roman" w:cs="Times New Roman"/>
-                <w:noProof/>
-                <w:webHidden/>
-                <w:szCs w:val="24"/>
-              </w:rPr>
-              <w:tab/>
-            </w:r>
-            <w:r>
-              <w:rPr>
-                <w:rFonts w:ascii="Times New Roman" w:hAnsi="Times New Roman" w:cs="Times New Roman"/>
-                <w:noProof/>
-                <w:webHidden/>
-                <w:szCs w:val="24"/>
-              </w:rPr>
-              <w:fldChar w:fldCharType="begin"/>
-            </w:r>
-            <w:r>
-              <w:rPr>
-                <w:rFonts w:ascii="Times New Roman" w:hAnsi="Times New Roman" w:cs="Times New Roman"/>
-                <w:noProof/>
-                <w:webHidden/>
-                <w:szCs w:val="24"/>
-              </w:rPr>
-              <w:instrText xml:space="preserve"> PAGEREF _Toc233323900 \h </w:instrText>
-            </w:r>
-            <w:r>
-              <w:rPr>
-                <w:rFonts w:ascii="Times New Roman" w:hAnsi="Times New Roman" w:cs="Times New Roman"/>
-                <w:noProof/>
-                <w:webHidden/>
-                <w:szCs w:val="24"/>
-              </w:rPr>
-            </w:r>
-            <w:r>
-              <w:rPr>
-                <w:rFonts w:ascii="Times New Roman" w:hAnsi="Times New Roman" w:cs="Times New Roman"/>
-                <w:noProof/>
-                <w:webHidden/>
-                <w:szCs w:val="24"/>
-              </w:rPr>
-              <w:fldChar w:fldCharType="separate"/>
-            </w:r>
-            <w:r>
-              <w:rPr>
-                <w:rFonts w:ascii="Times New Roman" w:hAnsi="Times New Roman" w:cs="Times New Roman"/>
-                <w:noProof/>
-                <w:webHidden/>
-                <w:szCs w:val="24"/>
-              </w:rPr>
-              <w:t>5</w:t>
-            </w:r>
-            <w:r>
-              <w:rPr>
-                <w:rFonts w:ascii="Times New Roman" w:hAnsi="Times New Roman" w:cs="Times New Roman"/>
-                <w:noProof/>
-                <w:webHidden/>
-                <w:szCs w:val="24"/>
               </w:rPr>
               <w:fldChar w:fldCharType="end"/>
             </w:r>
@@ -1505,27 +1280,25 @@
               <w:tab w:val="right" w:leader="dot" w:pos="9345"/>
             </w:tabs>
             <w:rPr>
-              <w:rFonts w:ascii="Times New Roman" w:eastAsiaTheme="minorEastAsia" w:hAnsi="Times New Roman" w:cs="Times New Roman"/>
+              <w:rFonts w:asciiTheme="minorHAnsi" w:eastAsiaTheme="minorEastAsia" w:hAnsiTheme="minorHAnsi"/>
               <w:noProof/>
-              <w:szCs w:val="24"/>
+              <w:sz w:val="22"/>
               <w:lang w:val="ru-RU" w:eastAsia="ru-RU"/>
             </w:rPr>
           </w:pPr>
-          <w:hyperlink w:anchor="_Toc233323901" w:history="1">
+          <w:hyperlink w:anchor="_Toc235610520" w:history="1">
             <w:r>
               <w:rPr>
                 <w:rStyle w:val="a7"/>
-                <w:rFonts w:ascii="Times New Roman" w:hAnsi="Times New Roman" w:cs="Times New Roman"/>
-                <w:noProof/>
-                <w:szCs w:val="24"/>
-              </w:rPr>
-              <w:t>2.1</w:t>
-            </w:r>
-            <w:r>
-              <w:rPr>
-                <w:rFonts w:ascii="Times New Roman" w:eastAsiaTheme="minorEastAsia" w:hAnsi="Times New Roman" w:cs="Times New Roman"/>
-                <w:noProof/>
-                <w:szCs w:val="24"/>
+                <w:noProof/>
+              </w:rPr>
+              <w:t>4.6.</w:t>
+            </w:r>
+            <w:r>
+              <w:rPr>
+                <w:rFonts w:asciiTheme="minorHAnsi" w:eastAsiaTheme="minorEastAsia" w:hAnsiTheme="minorHAnsi"/>
+                <w:noProof/>
+                <w:sz w:val="22"/>
                 <w:lang w:val="ru-RU" w:eastAsia="ru-RU"/>
               </w:rPr>
               <w:tab/>
@@ -1533,495 +1306,55 @@
             <w:r>
               <w:rPr>
                 <w:rStyle w:val="a7"/>
-                <w:rFonts w:ascii="Times New Roman" w:hAnsi="Times New Roman" w:cs="Times New Roman"/>
-                <w:noProof/>
-                <w:szCs w:val="24"/>
-              </w:rPr>
-              <w:t>Status request:</w:t>
-            </w:r>
-            <w:r>
-              <w:rPr>
-                <w:rFonts w:ascii="Times New Roman" w:hAnsi="Times New Roman" w:cs="Times New Roman"/>
+                <w:noProof/>
+              </w:rPr>
+              <w:t>Server</w:t>
+            </w:r>
+            <w:r>
+              <w:rPr>
                 <w:noProof/>
                 <w:webHidden/>
-                <w:szCs w:val="24"/>
               </w:rPr>
               <w:tab/>
             </w:r>
             <w:r>
               <w:rPr>
-                <w:rFonts w:ascii="Times New Roman" w:hAnsi="Times New Roman" w:cs="Times New Roman"/>
                 <w:noProof/>
                 <w:webHidden/>
-                <w:szCs w:val="24"/>
               </w:rPr>
               <w:fldChar w:fldCharType="begin"/>
             </w:r>
             <w:r>
               <w:rPr>
-                <w:rFonts w:ascii="Times New Roman" w:hAnsi="Times New Roman" w:cs="Times New Roman"/>
                 <w:noProof/>
                 <w:webHidden/>
-                <w:szCs w:val="24"/>
-              </w:rPr>
-              <w:instrText xml:space="preserve"> PAGEREF _Toc233323901 \h </w:instrText>
-            </w:r>
-            <w:r>
-              <w:rPr>
-                <w:rFonts w:ascii="Times New Roman" w:hAnsi="Times New Roman" w:cs="Times New Roman"/>
+              </w:rPr>
+              <w:instrText xml:space="preserve"> PAGEREF _Toc235610520 \h </w:instrText>
+            </w:r>
+            <w:r>
+              <w:rPr>
                 <w:noProof/>
                 <w:webHidden/>
-                <w:szCs w:val="24"/>
-              </w:rPr>
-            </w:r>
-            <w:r>
-              <w:rPr>
-                <w:rFonts w:ascii="Times New Roman" w:hAnsi="Times New Roman" w:cs="Times New Roman"/>
+              </w:rPr>
+            </w:r>
+            <w:r>
+              <w:rPr>
                 <w:noProof/>
                 <w:webHidden/>
-                <w:szCs w:val="24"/>
               </w:rPr>
               <w:fldChar w:fldCharType="separate"/>
             </w:r>
             <w:r>
               <w:rPr>
-                <w:rFonts w:ascii="Times New Roman" w:hAnsi="Times New Roman" w:cs="Times New Roman"/>
                 <w:noProof/>
                 <w:webHidden/>
-                <w:szCs w:val="24"/>
-              </w:rPr>
-              <w:t>5</w:t>
-            </w:r>
-            <w:r>
-              <w:rPr>
-                <w:rFonts w:ascii="Times New Roman" w:hAnsi="Times New Roman" w:cs="Times New Roman"/>
+              </w:rPr>
+              <w:t>6</w:t>
+            </w:r>
+            <w:r>
+              <w:rPr>
                 <w:noProof/>
                 <w:webHidden/>
-                <w:szCs w:val="24"/>
-              </w:rPr>
-              <w:fldChar w:fldCharType="end"/>
-            </w:r>
-          </w:hyperlink>
-        </w:p>
-        <w:p>
-          <w:pPr>
-            <w:pStyle w:val="11"/>
-            <w:tabs>
-              <w:tab w:val="left" w:pos="1100"/>
-              <w:tab w:val="right" w:leader="dot" w:pos="9345"/>
-            </w:tabs>
-            <w:rPr>
-              <w:rFonts w:ascii="Times New Roman" w:eastAsiaTheme="minorEastAsia" w:hAnsi="Times New Roman" w:cs="Times New Roman"/>
-              <w:noProof/>
-              <w:szCs w:val="24"/>
-              <w:lang w:val="ru-RU" w:eastAsia="ru-RU"/>
-            </w:rPr>
-          </w:pPr>
-          <w:hyperlink w:anchor="_Toc233323902" w:history="1">
-            <w:r>
-              <w:rPr>
-                <w:rStyle w:val="a7"/>
-                <w:rFonts w:ascii="Times New Roman" w:hAnsi="Times New Roman" w:cs="Times New Roman"/>
-                <w:noProof/>
-                <w:szCs w:val="24"/>
-              </w:rPr>
-              <w:t>3.</w:t>
-            </w:r>
-            <w:r>
-              <w:rPr>
-                <w:rFonts w:ascii="Times New Roman" w:eastAsiaTheme="minorEastAsia" w:hAnsi="Times New Roman" w:cs="Times New Roman"/>
-                <w:noProof/>
-                <w:szCs w:val="24"/>
-                <w:lang w:val="ru-RU" w:eastAsia="ru-RU"/>
-              </w:rPr>
-              <w:tab/>
-            </w:r>
-            <w:r>
-              <w:rPr>
-                <w:rStyle w:val="a7"/>
-                <w:rFonts w:ascii="Times New Roman" w:hAnsi="Times New Roman" w:cs="Times New Roman"/>
-                <w:noProof/>
-                <w:szCs w:val="24"/>
-              </w:rPr>
-              <w:t>TEC driver 2 command set</w:t>
-            </w:r>
-            <w:r>
-              <w:rPr>
-                <w:rFonts w:ascii="Times New Roman" w:hAnsi="Times New Roman" w:cs="Times New Roman"/>
-                <w:noProof/>
-                <w:webHidden/>
-                <w:szCs w:val="24"/>
-              </w:rPr>
-              <w:tab/>
-            </w:r>
-            <w:r>
-              <w:rPr>
-                <w:rFonts w:ascii="Times New Roman" w:hAnsi="Times New Roman" w:cs="Times New Roman"/>
-                <w:noProof/>
-                <w:webHidden/>
-                <w:szCs w:val="24"/>
-              </w:rPr>
-              <w:fldChar w:fldCharType="begin"/>
-            </w:r>
-            <w:r>
-              <w:rPr>
-                <w:rFonts w:ascii="Times New Roman" w:hAnsi="Times New Roman" w:cs="Times New Roman"/>
-                <w:noProof/>
-                <w:webHidden/>
-                <w:szCs w:val="24"/>
-              </w:rPr>
-              <w:instrText xml:space="preserve"> PAGEREF _Toc233323902 \h </w:instrText>
-            </w:r>
-            <w:r>
-              <w:rPr>
-                <w:rFonts w:ascii="Times New Roman" w:hAnsi="Times New Roman" w:cs="Times New Roman"/>
-                <w:noProof/>
-                <w:webHidden/>
-                <w:szCs w:val="24"/>
-              </w:rPr>
-            </w:r>
-            <w:r>
-              <w:rPr>
-                <w:rFonts w:ascii="Times New Roman" w:hAnsi="Times New Roman" w:cs="Times New Roman"/>
-                <w:noProof/>
-                <w:webHidden/>
-                <w:szCs w:val="24"/>
-              </w:rPr>
-              <w:fldChar w:fldCharType="separate"/>
-            </w:r>
-            <w:r>
-              <w:rPr>
-                <w:rFonts w:ascii="Times New Roman" w:hAnsi="Times New Roman" w:cs="Times New Roman"/>
-                <w:noProof/>
-                <w:webHidden/>
-                <w:szCs w:val="24"/>
-              </w:rPr>
-              <w:t>5</w:t>
-            </w:r>
-            <w:r>
-              <w:rPr>
-                <w:rFonts w:ascii="Times New Roman" w:hAnsi="Times New Roman" w:cs="Times New Roman"/>
-                <w:noProof/>
-                <w:webHidden/>
-                <w:szCs w:val="24"/>
-              </w:rPr>
-              <w:fldChar w:fldCharType="end"/>
-            </w:r>
-          </w:hyperlink>
-        </w:p>
-        <w:p>
-          <w:pPr>
-            <w:pStyle w:val="21"/>
-            <w:tabs>
-              <w:tab w:val="left" w:pos="1540"/>
-              <w:tab w:val="right" w:leader="dot" w:pos="9345"/>
-            </w:tabs>
-            <w:rPr>
-              <w:rFonts w:ascii="Times New Roman" w:eastAsiaTheme="minorEastAsia" w:hAnsi="Times New Roman" w:cs="Times New Roman"/>
-              <w:noProof/>
-              <w:szCs w:val="24"/>
-              <w:lang w:val="ru-RU" w:eastAsia="ru-RU"/>
-            </w:rPr>
-          </w:pPr>
-          <w:hyperlink w:anchor="_Toc233323903" w:history="1">
-            <w:r>
-              <w:rPr>
-                <w:rStyle w:val="a7"/>
-                <w:rFonts w:ascii="Times New Roman" w:hAnsi="Times New Roman" w:cs="Times New Roman"/>
-                <w:noProof/>
-                <w:szCs w:val="24"/>
-              </w:rPr>
-              <w:t>3.1</w:t>
-            </w:r>
-            <w:r>
-              <w:rPr>
-                <w:rFonts w:ascii="Times New Roman" w:eastAsiaTheme="minorEastAsia" w:hAnsi="Times New Roman" w:cs="Times New Roman"/>
-                <w:noProof/>
-                <w:szCs w:val="24"/>
-                <w:lang w:val="ru-RU" w:eastAsia="ru-RU"/>
-              </w:rPr>
-              <w:tab/>
-            </w:r>
-            <w:r>
-              <w:rPr>
-                <w:rStyle w:val="a7"/>
-                <w:rFonts w:ascii="Times New Roman" w:hAnsi="Times New Roman" w:cs="Times New Roman"/>
-                <w:noProof/>
-                <w:szCs w:val="24"/>
-              </w:rPr>
-              <w:t>Request TEC driver status:</w:t>
-            </w:r>
-            <w:r>
-              <w:rPr>
-                <w:rFonts w:ascii="Times New Roman" w:hAnsi="Times New Roman" w:cs="Times New Roman"/>
-                <w:noProof/>
-                <w:webHidden/>
-                <w:szCs w:val="24"/>
-              </w:rPr>
-              <w:tab/>
-            </w:r>
-            <w:r>
-              <w:rPr>
-                <w:rFonts w:ascii="Times New Roman" w:hAnsi="Times New Roman" w:cs="Times New Roman"/>
-                <w:noProof/>
-                <w:webHidden/>
-                <w:szCs w:val="24"/>
-              </w:rPr>
-              <w:fldChar w:fldCharType="begin"/>
-            </w:r>
-            <w:r>
-              <w:rPr>
-                <w:rFonts w:ascii="Times New Roman" w:hAnsi="Times New Roman" w:cs="Times New Roman"/>
-                <w:noProof/>
-                <w:webHidden/>
-                <w:szCs w:val="24"/>
-              </w:rPr>
-              <w:instrText xml:space="preserve"> PAGEREF _Toc233323903 \h </w:instrText>
-            </w:r>
-            <w:r>
-              <w:rPr>
-                <w:rFonts w:ascii="Times New Roman" w:hAnsi="Times New Roman" w:cs="Times New Roman"/>
-                <w:noProof/>
-                <w:webHidden/>
-                <w:szCs w:val="24"/>
-              </w:rPr>
-            </w:r>
-            <w:r>
-              <w:rPr>
-                <w:rFonts w:ascii="Times New Roman" w:hAnsi="Times New Roman" w:cs="Times New Roman"/>
-                <w:noProof/>
-                <w:webHidden/>
-                <w:szCs w:val="24"/>
-              </w:rPr>
-              <w:fldChar w:fldCharType="separate"/>
-            </w:r>
-            <w:r>
-              <w:rPr>
-                <w:rFonts w:ascii="Times New Roman" w:hAnsi="Times New Roman" w:cs="Times New Roman"/>
-                <w:noProof/>
-                <w:webHidden/>
-                <w:szCs w:val="24"/>
-              </w:rPr>
-              <w:t>5</w:t>
-            </w:r>
-            <w:r>
-              <w:rPr>
-                <w:rFonts w:ascii="Times New Roman" w:hAnsi="Times New Roman" w:cs="Times New Roman"/>
-                <w:noProof/>
-                <w:webHidden/>
-                <w:szCs w:val="24"/>
-              </w:rPr>
-              <w:fldChar w:fldCharType="end"/>
-            </w:r>
-          </w:hyperlink>
-        </w:p>
-        <w:p>
-          <w:pPr>
-            <w:pStyle w:val="11"/>
-            <w:tabs>
-              <w:tab w:val="left" w:pos="1100"/>
-              <w:tab w:val="right" w:leader="dot" w:pos="9345"/>
-            </w:tabs>
-            <w:rPr>
-              <w:rFonts w:ascii="Times New Roman" w:eastAsiaTheme="minorEastAsia" w:hAnsi="Times New Roman" w:cs="Times New Roman"/>
-              <w:noProof/>
-              <w:szCs w:val="24"/>
-              <w:lang w:val="ru-RU" w:eastAsia="ru-RU"/>
-            </w:rPr>
-          </w:pPr>
-          <w:hyperlink w:anchor="_Toc233323904" w:history="1">
-            <w:r>
-              <w:rPr>
-                <w:rStyle w:val="a7"/>
-                <w:rFonts w:ascii="Times New Roman" w:hAnsi="Times New Roman" w:cs="Times New Roman"/>
-                <w:noProof/>
-                <w:szCs w:val="24"/>
-              </w:rPr>
-              <w:t>6.</w:t>
-            </w:r>
-            <w:r>
-              <w:rPr>
-                <w:rFonts w:ascii="Times New Roman" w:eastAsiaTheme="minorEastAsia" w:hAnsi="Times New Roman" w:cs="Times New Roman"/>
-                <w:noProof/>
-                <w:szCs w:val="24"/>
-                <w:lang w:val="ru-RU" w:eastAsia="ru-RU"/>
-              </w:rPr>
-              <w:tab/>
-            </w:r>
-            <w:r>
-              <w:rPr>
-                <w:rStyle w:val="a7"/>
-                <w:rFonts w:ascii="Times New Roman" w:hAnsi="Times New Roman" w:cs="Times New Roman"/>
-                <w:noProof/>
-                <w:szCs w:val="24"/>
-              </w:rPr>
-              <w:t>User command set</w:t>
-            </w:r>
-            <w:r>
-              <w:rPr>
-                <w:rFonts w:ascii="Times New Roman" w:hAnsi="Times New Roman" w:cs="Times New Roman"/>
-                <w:noProof/>
-                <w:webHidden/>
-                <w:szCs w:val="24"/>
-              </w:rPr>
-              <w:tab/>
-            </w:r>
-            <w:r>
-              <w:rPr>
-                <w:rFonts w:ascii="Times New Roman" w:hAnsi="Times New Roman" w:cs="Times New Roman"/>
-                <w:noProof/>
-                <w:webHidden/>
-                <w:szCs w:val="24"/>
-              </w:rPr>
-              <w:fldChar w:fldCharType="begin"/>
-            </w:r>
-            <w:r>
-              <w:rPr>
-                <w:rFonts w:ascii="Times New Roman" w:hAnsi="Times New Roman" w:cs="Times New Roman"/>
-                <w:noProof/>
-                <w:webHidden/>
-                <w:szCs w:val="24"/>
-              </w:rPr>
-              <w:instrText xml:space="preserve"> PAGEREF _Toc233323904 \h </w:instrText>
-            </w:r>
-            <w:r>
-              <w:rPr>
-                <w:rFonts w:ascii="Times New Roman" w:hAnsi="Times New Roman" w:cs="Times New Roman"/>
-                <w:noProof/>
-                <w:webHidden/>
-                <w:szCs w:val="24"/>
-              </w:rPr>
-            </w:r>
-            <w:r>
-              <w:rPr>
-                <w:rFonts w:ascii="Times New Roman" w:hAnsi="Times New Roman" w:cs="Times New Roman"/>
-                <w:noProof/>
-                <w:webHidden/>
-                <w:szCs w:val="24"/>
-              </w:rPr>
-              <w:fldChar w:fldCharType="separate"/>
-            </w:r>
-            <w:r>
-              <w:rPr>
-                <w:rFonts w:ascii="Times New Roman" w:hAnsi="Times New Roman" w:cs="Times New Roman"/>
-                <w:noProof/>
-                <w:webHidden/>
-                <w:szCs w:val="24"/>
-              </w:rPr>
-              <w:t>6</w:t>
-            </w:r>
-            <w:r>
-              <w:rPr>
-                <w:rFonts w:ascii="Times New Roman" w:hAnsi="Times New Roman" w:cs="Times New Roman"/>
-                <w:noProof/>
-                <w:webHidden/>
-                <w:szCs w:val="24"/>
-              </w:rPr>
-              <w:fldChar w:fldCharType="end"/>
-            </w:r>
-          </w:hyperlink>
-        </w:p>
-        <w:p>
-          <w:pPr>
-            <w:pStyle w:val="21"/>
-            <w:tabs>
-              <w:tab w:val="left" w:pos="1540"/>
-              <w:tab w:val="right" w:leader="dot" w:pos="9345"/>
-            </w:tabs>
-            <w:rPr>
-              <w:rFonts w:ascii="Times New Roman" w:eastAsiaTheme="minorEastAsia" w:hAnsi="Times New Roman" w:cs="Times New Roman"/>
-              <w:noProof/>
-              <w:szCs w:val="24"/>
-              <w:lang w:val="ru-RU" w:eastAsia="ru-RU"/>
-            </w:rPr>
-          </w:pPr>
-          <w:hyperlink w:anchor="_Toc233323905" w:history="1">
-            <w:r>
-              <w:rPr>
-                <w:rStyle w:val="a7"/>
-                <w:rFonts w:ascii="Times New Roman" w:hAnsi="Times New Roman" w:cs="Times New Roman"/>
-                <w:noProof/>
-                <w:szCs w:val="24"/>
-              </w:rPr>
-              <w:t>6.1.</w:t>
-            </w:r>
-            <w:r>
-              <w:rPr>
-                <w:rFonts w:ascii="Times New Roman" w:eastAsiaTheme="minorEastAsia" w:hAnsi="Times New Roman" w:cs="Times New Roman"/>
-                <w:noProof/>
-                <w:szCs w:val="24"/>
-                <w:lang w:val="ru-RU" w:eastAsia="ru-RU"/>
-              </w:rPr>
-              <w:tab/>
-            </w:r>
-            <w:r>
-              <w:rPr>
-                <w:rStyle w:val="a7"/>
-                <w:rFonts w:ascii="Times New Roman" w:hAnsi="Times New Roman" w:cs="Times New Roman"/>
-                <w:noProof/>
-                <w:szCs w:val="24"/>
-              </w:rPr>
-              <w:t>Request to get User status</w:t>
-            </w:r>
-            <w:r>
-              <w:rPr>
-                <w:rFonts w:ascii="Times New Roman" w:hAnsi="Times New Roman" w:cs="Times New Roman"/>
-                <w:noProof/>
-                <w:webHidden/>
-                <w:szCs w:val="24"/>
-              </w:rPr>
-              <w:tab/>
-            </w:r>
-            <w:r>
-              <w:rPr>
-                <w:rFonts w:ascii="Times New Roman" w:hAnsi="Times New Roman" w:cs="Times New Roman"/>
-                <w:noProof/>
-                <w:webHidden/>
-                <w:szCs w:val="24"/>
-              </w:rPr>
-              <w:fldChar w:fldCharType="begin"/>
-            </w:r>
-            <w:r>
-              <w:rPr>
-                <w:rFonts w:ascii="Times New Roman" w:hAnsi="Times New Roman" w:cs="Times New Roman"/>
-                <w:noProof/>
-                <w:webHidden/>
-                <w:szCs w:val="24"/>
-              </w:rPr>
-              <w:instrText xml:space="preserve"> PAGEREF _Toc233323905 \h </w:instrText>
-            </w:r>
-            <w:r>
-              <w:rPr>
-                <w:rFonts w:ascii="Times New Roman" w:hAnsi="Times New Roman" w:cs="Times New Roman"/>
-                <w:noProof/>
-                <w:webHidden/>
-                <w:szCs w:val="24"/>
-              </w:rPr>
-            </w:r>
-            <w:r>
-              <w:rPr>
-                <w:rFonts w:ascii="Times New Roman" w:hAnsi="Times New Roman" w:cs="Times New Roman"/>
-                <w:noProof/>
-                <w:webHidden/>
-                <w:szCs w:val="24"/>
-              </w:rPr>
-              <w:fldChar w:fldCharType="separate"/>
-            </w:r>
-            <w:r>
-              <w:rPr>
-                <w:rFonts w:ascii="Times New Roman" w:hAnsi="Times New Roman" w:cs="Times New Roman"/>
-                <w:noProof/>
-                <w:webHidden/>
-                <w:szCs w:val="24"/>
-              </w:rPr>
-              <w:t>6</w:t>
-            </w:r>
-            <w:r>
-              <w:rPr>
-                <w:rFonts w:ascii="Times New Roman" w:hAnsi="Times New Roman" w:cs="Times New Roman"/>
-                <w:noProof/>
-                <w:webHidden/>
-                <w:szCs w:val="24"/>
               </w:rPr>
               <w:fldChar w:fldCharType="end"/>
             </w:r>
@@ -2080,7 +1413,7 @@
           <w:szCs w:val="24"/>
         </w:rPr>
       </w:pPr>
-      <w:bookmarkStart w:id="2" w:name="_Toc233323888"/>
+      <w:bookmarkStart w:id="2" w:name="_Toc235610507"/>
       <w:r>
         <w:rPr>
           <w:rFonts w:ascii="Times New Roman" w:hAnsi="Times New Roman" w:cs="Times New Roman"/>
@@ -2105,7 +1438,6 @@
       </w:pPr>
       <w:bookmarkStart w:id="3" w:name="_Toc182155863"/>
       <w:bookmarkStart w:id="4" w:name="_Toc182482126"/>
-      <w:bookmarkStart w:id="5" w:name="_Toc233323889"/>
       <w:r>
         <w:rPr>
           <w:rFonts w:ascii="Times New Roman" w:hAnsi="Times New Roman" w:cs="Times New Roman"/>
@@ -2171,6 +1503,7 @@
           <w:szCs w:val="24"/>
         </w:rPr>
       </w:pPr>
+      <w:bookmarkStart w:id="5" w:name="_Toc235610508"/>
       <w:r>
         <w:rPr>
           <w:rFonts w:ascii="Times New Roman" w:hAnsi="Times New Roman" w:cs="Times New Roman"/>
@@ -2638,7 +1971,7 @@
       </w:pPr>
       <w:bookmarkStart w:id="6" w:name="_Toc182155864"/>
       <w:bookmarkStart w:id="7" w:name="_Toc182482127"/>
-      <w:bookmarkStart w:id="8" w:name="_Toc233323890"/>
+      <w:bookmarkStart w:id="8" w:name="_Toc235610509"/>
       <w:r>
         <w:rPr>
           <w:rFonts w:ascii="Times New Roman" w:hAnsi="Times New Roman" w:cs="Times New Roman"/>
@@ -2819,7 +2152,7 @@
       </w:pPr>
       <w:bookmarkStart w:id="10" w:name="_Toc182155865"/>
       <w:bookmarkStart w:id="11" w:name="_Toc182482128"/>
-      <w:bookmarkStart w:id="12" w:name="_Toc233323891"/>
+      <w:bookmarkStart w:id="12" w:name="_Toc235610510"/>
       <w:r>
         <w:rPr>
           <w:rFonts w:ascii="Times New Roman" w:hAnsi="Times New Roman" w:cs="Times New Roman"/>
@@ -3416,15 +2749,7 @@
           <w:color w:val="000000" w:themeColor="text1"/>
           <w:szCs w:val="24"/>
         </w:rPr>
-        <w:t>"</w:t>
-      </w:r>
-      <w:r>
-        <w:rPr>
-          <w:rFonts w:ascii="Times New Roman" w:hAnsi="Times New Roman" w:cs="Times New Roman"/>
-          <w:color w:val="000000" w:themeColor="text1"/>
-          <w:szCs w:val="24"/>
-        </w:rPr>
-        <w:t>,</w:t>
+        <w:t>",</w:t>
       </w:r>
       <w:r>
         <w:rPr>
@@ -3483,7 +2808,7 @@
       </w:pPr>
       <w:bookmarkStart w:id="13" w:name="_Toc182155866"/>
       <w:bookmarkStart w:id="14" w:name="_Toc182482129"/>
-      <w:bookmarkStart w:id="15" w:name="_Toc233323892"/>
+      <w:bookmarkStart w:id="15" w:name="_Toc235610511"/>
       <w:r>
         <w:lastRenderedPageBreak/>
         <w:t>Common commands</w:t>
@@ -3497,10 +2822,11 @@
         <w:pStyle w:val="2"/>
       </w:pPr>
       <w:bookmarkStart w:id="16" w:name="_Toc182482130"/>
-      <w:bookmarkStart w:id="17" w:name="_Toc233323893"/>
+      <w:bookmarkStart w:id="17" w:name="_Toc235610512"/>
       <w:r>
         <w:t>PTZ</w:t>
       </w:r>
+      <w:bookmarkEnd w:id="17"/>
     </w:p>
     <w:p>
       <w:pPr>
@@ -3513,9 +2839,11 @@
           <w:lang w:val="ru-RU"/>
         </w:rPr>
       </w:pPr>
+      <w:bookmarkStart w:id="18" w:name="_Toc235610513"/>
       <w:r>
         <w:t>Initialization</w:t>
       </w:r>
+      <w:bookmarkEnd w:id="18"/>
     </w:p>
     <w:p>
       <w:pPr>
@@ -3802,15 +3130,7 @@
           <w:color w:val="000000" w:themeColor="text1"/>
           <w:szCs w:val="24"/>
         </w:rPr>
-        <w:t xml:space="preserve"> </w:t>
-      </w:r>
-      <w:r>
-        <w:rPr>
-          <w:rFonts w:ascii="Times New Roman" w:hAnsi="Times New Roman" w:cs="Times New Roman"/>
-          <w:color w:val="000000" w:themeColor="text1"/>
-          <w:szCs w:val="24"/>
-        </w:rPr>
-        <w:t>","value":""}</w:t>
+        <w:t xml:space="preserve"> ","value":""}</w:t>
       </w:r>
     </w:p>
     <w:p>
@@ -3848,9 +3168,11 @@
           <w:lang w:val="ru-RU"/>
         </w:rPr>
       </w:pPr>
+      <w:bookmarkStart w:id="19" w:name="_Toc235610514"/>
       <w:r>
         <w:t>Analog motion</w:t>
       </w:r>
+      <w:bookmarkEnd w:id="19"/>
     </w:p>
     <w:p>
       <w:pPr>
@@ -4416,9 +3738,11 @@
           <w:lang w:val="ru-RU"/>
         </w:rPr>
       </w:pPr>
+      <w:bookmarkStart w:id="20" w:name="_Toc235610515"/>
       <w:r>
         <w:t>Movement by coordinates</w:t>
       </w:r>
+      <w:bookmarkEnd w:id="20"/>
     </w:p>
     <w:p>
       <w:pPr>
@@ -4503,15 +3827,7 @@
           <w:color w:val="ED7D31" w:themeColor="accent2"/>
           <w:szCs w:val="24"/>
         </w:rPr>
-        <w:t>move</w:t>
-      </w:r>
-      <w:r>
-        <w:rPr>
-          <w:rFonts w:ascii="Times New Roman" w:hAnsi="Times New Roman" w:cs="Times New Roman"/>
-          <w:color w:val="ED7D31" w:themeColor="accent2"/>
-          <w:szCs w:val="24"/>
-        </w:rPr>
-        <w:t>_to</w:t>
+        <w:t>move_to</w:t>
       </w:r>
       <w:r>
         <w:rPr>
@@ -4572,57 +3888,41 @@
           <w:color w:val="ED7D31" w:themeColor="accent2"/>
           <w:szCs w:val="24"/>
         </w:rPr>
-        <w:t>pos_</w:t>
-      </w:r>
+        <w:t>pos_a</w:t>
+      </w:r>
+      <w:proofErr w:type="spellEnd"/>
       <w:r>
         <w:rPr>
           <w:rFonts w:ascii="Times New Roman" w:hAnsi="Times New Roman" w:cs="Times New Roman"/>
           <w:color w:val="ED7D31" w:themeColor="accent2"/>
           <w:szCs w:val="24"/>
         </w:rPr>
-        <w:t>a</w:t>
-      </w:r>
-      <w:proofErr w:type="spellEnd"/>
+        <w:t>&gt;</w:t>
+      </w:r>
+      <w:r>
+        <w:rPr>
+          <w:rFonts w:ascii="Times New Roman" w:hAnsi="Times New Roman" w:cs="Times New Roman"/>
+          <w:color w:val="000000" w:themeColor="text1"/>
+          <w:szCs w:val="24"/>
+        </w:rPr>
+        <w:t xml:space="preserve"> |</w:t>
+      </w:r>
       <w:r>
         <w:rPr>
           <w:rFonts w:ascii="Times New Roman" w:hAnsi="Times New Roman" w:cs="Times New Roman"/>
           <w:color w:val="ED7D31" w:themeColor="accent2"/>
           <w:szCs w:val="24"/>
         </w:rPr>
-        <w:t>&gt;</w:t>
-      </w:r>
-      <w:r>
-        <w:rPr>
-          <w:rFonts w:ascii="Times New Roman" w:hAnsi="Times New Roman" w:cs="Times New Roman"/>
-          <w:color w:val="000000" w:themeColor="text1"/>
-          <w:szCs w:val="24"/>
-        </w:rPr>
-        <w:t xml:space="preserve"> |</w:t>
-      </w:r>
+        <w:t>&lt;</w:t>
+      </w:r>
+      <w:proofErr w:type="spellStart"/>
       <w:r>
         <w:rPr>
           <w:rFonts w:ascii="Times New Roman" w:hAnsi="Times New Roman" w:cs="Times New Roman"/>
           <w:color w:val="ED7D31" w:themeColor="accent2"/>
           <w:szCs w:val="24"/>
         </w:rPr>
-        <w:t>&lt;</w:t>
-      </w:r>
-      <w:proofErr w:type="spellStart"/>
-      <w:r>
-        <w:rPr>
-          <w:rFonts w:ascii="Times New Roman" w:hAnsi="Times New Roman" w:cs="Times New Roman"/>
-          <w:color w:val="ED7D31" w:themeColor="accent2"/>
-          <w:szCs w:val="24"/>
-        </w:rPr>
-        <w:t>pos_</w:t>
-      </w:r>
-      <w:r>
-        <w:rPr>
-          <w:rFonts w:ascii="Times New Roman" w:hAnsi="Times New Roman" w:cs="Times New Roman"/>
-          <w:color w:val="ED7D31" w:themeColor="accent2"/>
-          <w:szCs w:val="24"/>
-        </w:rPr>
-        <w:t>b</w:t>
+        <w:t>pos_b</w:t>
       </w:r>
       <w:proofErr w:type="spellEnd"/>
       <w:r>
@@ -5003,15 +4303,7 @@
           <w:color w:val="000000" w:themeColor="text1"/>
           <w:szCs w:val="24"/>
         </w:rPr>
-        <w:t xml:space="preserve"> </w:t>
-      </w:r>
-      <w:r>
-        <w:rPr>
-          <w:rFonts w:ascii="Times New Roman" w:hAnsi="Times New Roman" w:cs="Times New Roman"/>
-          <w:color w:val="000000" w:themeColor="text1"/>
-          <w:szCs w:val="24"/>
-        </w:rPr>
-        <w:t>(</w:t>
+        <w:t xml:space="preserve"> (</w:t>
       </w:r>
       <w:r>
         <w:rPr>
@@ -5407,9 +4699,11 @@
       <w:pPr>
         <w:pStyle w:val="2"/>
       </w:pPr>
+      <w:bookmarkStart w:id="21" w:name="_Toc235610516"/>
       <w:r>
         <w:t>Camera</w:t>
       </w:r>
+      <w:bookmarkEnd w:id="21"/>
     </w:p>
     <w:p>
       <w:pPr>
@@ -5547,23 +4841,7 @@
           <w:color w:val="ED7D31" w:themeColor="accent2"/>
           <w:szCs w:val="24"/>
         </w:rPr>
-        <w:t>&lt;</w:t>
-      </w:r>
-      <w:r>
-        <w:rPr>
-          <w:rFonts w:ascii="Times New Roman" w:hAnsi="Times New Roman" w:cs="Times New Roman"/>
-          <w:color w:val="ED7D31" w:themeColor="accent2"/>
-          <w:szCs w:val="24"/>
-        </w:rPr>
-        <w:t>data</w:t>
-      </w:r>
-      <w:r>
-        <w:rPr>
-          <w:rFonts w:ascii="Times New Roman" w:hAnsi="Times New Roman" w:cs="Times New Roman"/>
-          <w:color w:val="ED7D31" w:themeColor="accent2"/>
-          <w:szCs w:val="24"/>
-        </w:rPr>
-        <w:t>&gt;</w:t>
+        <w:t>&lt;data&gt;</w:t>
       </w:r>
       <w:r>
         <w:rPr>
@@ -5630,21 +4908,7 @@
           <w:rFonts w:ascii="Times New Roman" w:hAnsi="Times New Roman" w:cs="Times New Roman"/>
           <w:szCs w:val="24"/>
         </w:rPr>
-        <w:t xml:space="preserve">- </w:t>
-      </w:r>
-      <w:r>
-        <w:rPr>
-          <w:rFonts w:ascii="Times New Roman" w:hAnsi="Times New Roman" w:cs="Times New Roman"/>
-          <w:szCs w:val="24"/>
-        </w:rPr>
-        <w:t xml:space="preserve">type of command </w:t>
-      </w:r>
-      <w:r>
-        <w:rPr>
-          <w:rFonts w:ascii="Times New Roman" w:hAnsi="Times New Roman" w:cs="Times New Roman"/>
-          <w:szCs w:val="24"/>
-        </w:rPr>
-        <w:t>(String),</w:t>
+        <w:t>- type of command (String),</w:t>
       </w:r>
       <w:r>
         <w:rPr>
@@ -5708,15 +4972,7 @@
           <w:color w:val="ED7D31" w:themeColor="accent2"/>
           <w:szCs w:val="24"/>
         </w:rPr>
-        <w:t>ir</w:t>
-      </w:r>
-      <w:r>
-        <w:rPr>
-          <w:rFonts w:ascii="Times New Roman" w:hAnsi="Times New Roman" w:cs="Times New Roman"/>
-          <w:color w:val="ED7D31" w:themeColor="accent2"/>
-          <w:szCs w:val="24"/>
-        </w:rPr>
-        <w:t>_zoom_fix</w:t>
+        <w:t>ir_zoom_fix</w:t>
       </w:r>
       <w:proofErr w:type="spellEnd"/>
       <w:r>
@@ -5753,7 +5009,69 @@
           <w:color w:val="ED7D31" w:themeColor="accent2"/>
           <w:szCs w:val="24"/>
         </w:rPr>
-        <w:t>&lt;</w:t>
+        <w:t xml:space="preserve">&lt;data&gt; </w:t>
+      </w:r>
+      <w:r>
+        <w:rPr>
+          <w:rFonts w:ascii="Times New Roman" w:hAnsi="Times New Roman" w:cs="Times New Roman"/>
+          <w:szCs w:val="24"/>
+        </w:rPr>
+        <w:t>-</w:t>
+      </w:r>
+      <w:r>
+        <w:rPr>
+          <w:rFonts w:ascii="Times New Roman" w:hAnsi="Times New Roman" w:cs="Times New Roman"/>
+          <w:szCs w:val="24"/>
+        </w:rPr>
+        <w:t xml:space="preserve"> </w:t>
+      </w:r>
+      <w:r>
+        <w:rPr>
+          <w:rFonts w:ascii="Times New Roman" w:hAnsi="Times New Roman" w:cs="Times New Roman"/>
+          <w:szCs w:val="24"/>
+        </w:rPr>
+        <w:t>The position of the lens increases (double), a number in the interval [0,1] equivalent to 1x-50x.</w:t>
+      </w:r>
+    </w:p>
+    <w:p>
+      <w:pPr>
+        <w:spacing w:after="0" w:line="240" w:lineRule="auto"/>
+        <w:rPr>
+          <w:rFonts w:ascii="Times New Roman" w:hAnsi="Times New Roman" w:cs="Times New Roman"/>
+          <w:color w:val="000000" w:themeColor="text1"/>
+          <w:szCs w:val="24"/>
+        </w:rPr>
+      </w:pPr>
+      <w:r>
+        <w:rPr>
+          <w:rFonts w:ascii="Times New Roman" w:hAnsi="Times New Roman" w:cs="Times New Roman"/>
+          <w:color w:val="000000" w:themeColor="text1"/>
+          <w:szCs w:val="24"/>
+        </w:rPr>
+        <w:t>Example:</w:t>
+      </w:r>
+    </w:p>
+    <w:p>
+      <w:pPr>
+        <w:rPr>
+          <w:rFonts w:ascii="Times New Roman" w:hAnsi="Times New Roman" w:cs="Times New Roman"/>
+          <w:szCs w:val="24"/>
+        </w:rPr>
+      </w:pPr>
+      <w:r>
+        <w:rPr>
+          <w:rFonts w:ascii="Times New Roman" w:hAnsi="Times New Roman" w:cs="Times New Roman"/>
+          <w:szCs w:val="24"/>
+        </w:rPr>
+        <w:t>{"source</w:t>
+      </w:r>
+      <w:r>
+        <w:rPr>
+          <w:rFonts w:ascii="Times New Roman" w:hAnsi="Times New Roman" w:cs="Times New Roman"/>
+          <w:color w:val="000000" w:themeColor="text1"/>
+          <w:szCs w:val="24"/>
+        </w:rPr>
+        <w:t>":"user","cmd":"</w:t>
       </w:r>
       <w:r>
         <w:rPr>
@@ -5761,7 +5079,30 @@
           <w:color w:val="ED7D31" w:themeColor="accent2"/>
           <w:szCs w:val="24"/>
         </w:rPr>
-        <w:t>data</w:t>
+        <w:t>rgb_zoom_fix</w:t>
+      </w:r>
+      <w:r>
+        <w:rPr>
+          <w:rFonts w:ascii="Times New Roman" w:hAnsi="Times New Roman" w:cs="Times New Roman"/>
+          <w:color w:val="000000" w:themeColor="text1"/>
+          <w:szCs w:val="24"/>
+        </w:rPr>
+        <w:t>"</w:t>
+      </w:r>
+      <w:r>
+        <w:rPr>
+          <w:rFonts w:ascii="Times New Roman" w:hAnsi="Times New Roman" w:cs="Times New Roman"/>
+          <w:szCs w:val="24"/>
+        </w:rPr>
+        <w:t>,"value":</w:t>
+      </w:r>
+      <w:r>
+        <w:rPr>
+          <w:rFonts w:ascii="Times New Roman" w:hAnsi="Times New Roman" w:cs="Times New Roman"/>
+          <w:color w:val="000000" w:themeColor="text1"/>
+          <w:szCs w:val="24"/>
+        </w:rPr>
+        <w:t>"</w:t>
       </w:r>
       <w:r>
         <w:rPr>
@@ -5769,77 +5110,7 @@
           <w:color w:val="ED7D31" w:themeColor="accent2"/>
           <w:szCs w:val="24"/>
         </w:rPr>
-        <w:t xml:space="preserve">&gt; </w:t>
-      </w:r>
-      <w:r>
-        <w:rPr>
-          <w:rFonts w:ascii="Times New Roman" w:hAnsi="Times New Roman" w:cs="Times New Roman"/>
-          <w:szCs w:val="24"/>
-        </w:rPr>
-        <w:t>-</w:t>
-      </w:r>
-      <w:r>
-        <w:rPr>
-          <w:rFonts w:ascii="Times New Roman" w:hAnsi="Times New Roman" w:cs="Times New Roman"/>
-          <w:szCs w:val="24"/>
-        </w:rPr>
-        <w:t xml:space="preserve"> </w:t>
-      </w:r>
-      <w:r>
-        <w:rPr>
-          <w:rFonts w:ascii="Times New Roman" w:hAnsi="Times New Roman" w:cs="Times New Roman"/>
-          <w:szCs w:val="24"/>
-        </w:rPr>
-        <w:t>The position of the lens increases (double), a number in the interval [0,1] equivalent to 1x-50x.</w:t>
-      </w:r>
-    </w:p>
-    <w:p>
-      <w:pPr>
-        <w:spacing w:after="0" w:line="240" w:lineRule="auto"/>
-        <w:rPr>
-          <w:rFonts w:ascii="Times New Roman" w:hAnsi="Times New Roman" w:cs="Times New Roman"/>
-          <w:color w:val="000000" w:themeColor="text1"/>
-          <w:szCs w:val="24"/>
-        </w:rPr>
-      </w:pPr>
-      <w:r>
-        <w:rPr>
-          <w:rFonts w:ascii="Times New Roman" w:hAnsi="Times New Roman" w:cs="Times New Roman"/>
-          <w:color w:val="000000" w:themeColor="text1"/>
-          <w:szCs w:val="24"/>
-        </w:rPr>
-        <w:t>Example:</w:t>
-      </w:r>
-    </w:p>
-    <w:p>
-      <w:pPr>
-        <w:rPr>
-          <w:rFonts w:ascii="Times New Roman" w:hAnsi="Times New Roman" w:cs="Times New Roman"/>
-          <w:szCs w:val="24"/>
-        </w:rPr>
-      </w:pPr>
-      <w:r>
-        <w:rPr>
-          <w:rFonts w:ascii="Times New Roman" w:hAnsi="Times New Roman" w:cs="Times New Roman"/>
-          <w:szCs w:val="24"/>
-        </w:rPr>
-        <w:t>{"source</w:t>
-      </w:r>
-      <w:r>
-        <w:rPr>
-          <w:rFonts w:ascii="Times New Roman" w:hAnsi="Times New Roman" w:cs="Times New Roman"/>
-          <w:color w:val="000000" w:themeColor="text1"/>
-          <w:szCs w:val="24"/>
-        </w:rPr>
-        <w:t>":"user","cmd":"</w:t>
-      </w:r>
-      <w:r>
-        <w:rPr>
-          <w:rFonts w:ascii="Times New Roman" w:hAnsi="Times New Roman" w:cs="Times New Roman"/>
-          <w:color w:val="ED7D31" w:themeColor="accent2"/>
-          <w:szCs w:val="24"/>
-        </w:rPr>
-        <w:t>rgb_zoom_fix</w:t>
+        <w:t>0.5</w:t>
       </w:r>
       <w:r>
         <w:rPr>
@@ -5854,37 +5125,6 @@
           <w:rFonts w:ascii="Times New Roman" w:hAnsi="Times New Roman" w:cs="Times New Roman"/>
           <w:szCs w:val="24"/>
         </w:rPr>
-        <w:t>,"value":</w:t>
-      </w:r>
-      <w:r>
-        <w:rPr>
-          <w:rFonts w:ascii="Times New Roman" w:hAnsi="Times New Roman" w:cs="Times New Roman"/>
-          <w:color w:val="000000" w:themeColor="text1"/>
-          <w:szCs w:val="24"/>
-        </w:rPr>
-        <w:t>"</w:t>
-      </w:r>
-      <w:r>
-        <w:rPr>
-          <w:rFonts w:ascii="Times New Roman" w:hAnsi="Times New Roman" w:cs="Times New Roman"/>
-          <w:color w:val="ED7D31" w:themeColor="accent2"/>
-          <w:szCs w:val="24"/>
-        </w:rPr>
-        <w:t>0.5</w:t>
-      </w:r>
-      <w:r>
-        <w:rPr>
-          <w:rFonts w:ascii="Times New Roman" w:hAnsi="Times New Roman" w:cs="Times New Roman"/>
-          <w:color w:val="000000" w:themeColor="text1"/>
-          <w:szCs w:val="24"/>
-        </w:rPr>
-        <w:t>"</w:t>
-      </w:r>
-      <w:r>
-        <w:rPr>
-          <w:rFonts w:ascii="Times New Roman" w:hAnsi="Times New Roman" w:cs="Times New Roman"/>
-          <w:szCs w:val="24"/>
-        </w:rPr>
         <w:t>}</w:t>
       </w:r>
     </w:p>
@@ -5900,9 +5140,11 @@
       <w:pPr>
         <w:pStyle w:val="2"/>
       </w:pPr>
+      <w:bookmarkStart w:id="22" w:name="_Toc235610517"/>
       <w:r>
         <w:t>Rangefinder</w:t>
       </w:r>
+      <w:bookmarkEnd w:id="22"/>
     </w:p>
     <w:p>
       <w:pPr>
@@ -6019,15 +5261,7 @@
           <w:color w:val="000000" w:themeColor="text1"/>
           <w:szCs w:val="24"/>
         </w:rPr>
-        <w:t>""</w:t>
-      </w:r>
-      <w:r>
-        <w:rPr>
-          <w:rFonts w:ascii="Times New Roman" w:hAnsi="Times New Roman" w:cs="Times New Roman"/>
-          <w:color w:val="000000" w:themeColor="text1"/>
-          <w:szCs w:val="24"/>
-        </w:rPr>
-        <w:t>}</w:t>
+        <w:t>""}</w:t>
       </w:r>
     </w:p>
     <w:p>
@@ -6119,15 +5353,106 @@
           <w:color w:val="ED7D31" w:themeColor="accent2"/>
           <w:szCs w:val="24"/>
         </w:rPr>
-        <w:t>range_</w:t>
-      </w:r>
+        <w:t>range_stop</w:t>
+      </w:r>
+      <w:proofErr w:type="spellEnd"/>
+      <w:r>
+        <w:rPr>
+          <w:rFonts w:ascii="Times New Roman" w:hAnsi="Times New Roman" w:cs="Times New Roman"/>
+          <w:szCs w:val="24"/>
+        </w:rPr>
+        <w:t>"</w:t>
+      </w:r>
+      <w:r>
+        <w:rPr>
+          <w:rFonts w:ascii="Times New Roman" w:hAnsi="Times New Roman" w:cs="Times New Roman"/>
+          <w:szCs w:val="24"/>
+        </w:rPr>
+        <w:t>.</w:t>
+      </w:r>
+    </w:p>
+    <w:p>
+      <w:pPr>
+        <w:ind w:firstLine="0"/>
+        <w:rPr>
+          <w:rFonts w:ascii="Times New Roman" w:hAnsi="Times New Roman" w:cs="Times New Roman"/>
+          <w:szCs w:val="24"/>
+        </w:rPr>
+      </w:pPr>
+    </w:p>
+    <w:p>
+      <w:pPr>
+        <w:spacing w:after="0" w:line="240" w:lineRule="auto"/>
+        <w:rPr>
+          <w:rFonts w:ascii="Times New Roman" w:hAnsi="Times New Roman" w:cs="Times New Roman"/>
+          <w:color w:val="000000" w:themeColor="text1"/>
+          <w:szCs w:val="24"/>
+        </w:rPr>
+      </w:pPr>
+      <w:r>
+        <w:rPr>
+          <w:rFonts w:ascii="Times New Roman" w:hAnsi="Times New Roman" w:cs="Times New Roman"/>
+          <w:color w:val="000000" w:themeColor="text1"/>
+          <w:szCs w:val="24"/>
+        </w:rPr>
+        <w:t>Example:</w:t>
+      </w:r>
+    </w:p>
+    <w:p>
+      <w:pPr>
+        <w:spacing w:after="0" w:line="240" w:lineRule="auto"/>
+        <w:rPr>
+          <w:rFonts w:ascii="Times New Roman" w:hAnsi="Times New Roman" w:cs="Times New Roman"/>
+          <w:color w:val="000000" w:themeColor="text1"/>
+          <w:szCs w:val="24"/>
+        </w:rPr>
+      </w:pPr>
+      <w:r>
+        <w:rPr>
+          <w:rFonts w:ascii="Times New Roman" w:hAnsi="Times New Roman" w:cs="Times New Roman"/>
+          <w:szCs w:val="24"/>
+        </w:rPr>
+        <w:t>{"source":"</w:t>
+      </w:r>
+      <w:r>
+        <w:rPr>
+          <w:rFonts w:ascii="Times New Roman" w:hAnsi="Times New Roman" w:cs="Times New Roman"/>
+          <w:color w:val="000000" w:themeColor="text1"/>
+          <w:szCs w:val="24"/>
+        </w:rPr>
+        <w:t>user</w:t>
+      </w:r>
+      <w:r>
+        <w:rPr>
+          <w:rFonts w:ascii="Times New Roman" w:hAnsi="Times New Roman" w:cs="Times New Roman"/>
+          <w:szCs w:val="24"/>
+        </w:rPr>
+        <w:t>","</w:t>
+      </w:r>
+      <w:proofErr w:type="spellStart"/>
+      <w:r>
+        <w:rPr>
+          <w:rFonts w:ascii="Times New Roman" w:hAnsi="Times New Roman" w:cs="Times New Roman"/>
+          <w:szCs w:val="24"/>
+        </w:rPr>
+        <w:t>cmd</w:t>
+      </w:r>
+      <w:proofErr w:type="spellEnd"/>
+      <w:r>
+        <w:rPr>
+          <w:rFonts w:ascii="Times New Roman" w:hAnsi="Times New Roman" w:cs="Times New Roman"/>
+          <w:szCs w:val="24"/>
+        </w:rPr>
+        <w:t>":"</w:t>
+      </w:r>
+      <w:proofErr w:type="spellStart"/>
       <w:r>
         <w:rPr>
           <w:rFonts w:ascii="Times New Roman" w:hAnsi="Times New Roman" w:cs="Times New Roman"/>
           <w:color w:val="ED7D31" w:themeColor="accent2"/>
           <w:szCs w:val="24"/>
         </w:rPr>
-        <w:t>stop</w:t>
+        <w:t>range_find</w:t>
       </w:r>
       <w:proofErr w:type="spellEnd"/>
       <w:r>
@@ -6135,15 +5460,24 @@
           <w:rFonts w:ascii="Times New Roman" w:hAnsi="Times New Roman" w:cs="Times New Roman"/>
           <w:szCs w:val="24"/>
         </w:rPr>
-        <w:t>"</w:t>
-      </w:r>
-      <w:r>
-        <w:rPr>
-          <w:rFonts w:ascii="Times New Roman" w:hAnsi="Times New Roman" w:cs="Times New Roman"/>
-          <w:szCs w:val="24"/>
-        </w:rPr>
-        <w:t>.</w:t>
-      </w:r>
+        <w:t>", "value</w:t>
+      </w:r>
+      <w:r>
+        <w:rPr>
+          <w:rFonts w:ascii="Times New Roman" w:hAnsi="Times New Roman" w:cs="Times New Roman"/>
+          <w:color w:val="000000" w:themeColor="text1"/>
+          <w:szCs w:val="24"/>
+        </w:rPr>
+        <w:t>":""}</w:t>
+      </w:r>
+    </w:p>
+    <w:p>
+      <w:pPr>
+        <w:rPr>
+          <w:rFonts w:ascii="Times New Roman" w:hAnsi="Times New Roman" w:cs="Times New Roman"/>
+          <w:szCs w:val="24"/>
+        </w:rPr>
+      </w:pPr>
     </w:p>
     <w:p>
       <w:pPr>
@@ -6156,119 +5490,13 @@
     </w:p>
     <w:p>
       <w:pPr>
-        <w:spacing w:after="0" w:line="240" w:lineRule="auto"/>
-        <w:rPr>
-          <w:rFonts w:ascii="Times New Roman" w:hAnsi="Times New Roman" w:cs="Times New Roman"/>
-          <w:color w:val="000000" w:themeColor="text1"/>
-          <w:szCs w:val="24"/>
-        </w:rPr>
-      </w:pPr>
-      <w:r>
-        <w:rPr>
-          <w:rFonts w:ascii="Times New Roman" w:hAnsi="Times New Roman" w:cs="Times New Roman"/>
-          <w:color w:val="000000" w:themeColor="text1"/>
-          <w:szCs w:val="24"/>
-        </w:rPr>
-        <w:t>Example:</w:t>
-      </w:r>
-    </w:p>
-    <w:p>
-      <w:pPr>
-        <w:spacing w:after="0" w:line="240" w:lineRule="auto"/>
-        <w:rPr>
-          <w:rFonts w:ascii="Times New Roman" w:hAnsi="Times New Roman" w:cs="Times New Roman"/>
-          <w:color w:val="000000" w:themeColor="text1"/>
-          <w:szCs w:val="24"/>
-        </w:rPr>
-      </w:pPr>
-      <w:r>
-        <w:rPr>
-          <w:rFonts w:ascii="Times New Roman" w:hAnsi="Times New Roman" w:cs="Times New Roman"/>
-          <w:szCs w:val="24"/>
-        </w:rPr>
-        <w:t>{"source":"</w:t>
-      </w:r>
-      <w:r>
-        <w:rPr>
-          <w:rFonts w:ascii="Times New Roman" w:hAnsi="Times New Roman" w:cs="Times New Roman"/>
-          <w:color w:val="000000" w:themeColor="text1"/>
-          <w:szCs w:val="24"/>
-        </w:rPr>
-        <w:t>user</w:t>
-      </w:r>
-      <w:r>
-        <w:rPr>
-          <w:rFonts w:ascii="Times New Roman" w:hAnsi="Times New Roman" w:cs="Times New Roman"/>
-          <w:szCs w:val="24"/>
-        </w:rPr>
-        <w:t>","</w:t>
-      </w:r>
-      <w:proofErr w:type="spellStart"/>
-      <w:r>
-        <w:rPr>
-          <w:rFonts w:ascii="Times New Roman" w:hAnsi="Times New Roman" w:cs="Times New Roman"/>
-          <w:szCs w:val="24"/>
-        </w:rPr>
-        <w:t>cmd</w:t>
-      </w:r>
-      <w:proofErr w:type="spellEnd"/>
-      <w:r>
-        <w:rPr>
-          <w:rFonts w:ascii="Times New Roman" w:hAnsi="Times New Roman" w:cs="Times New Roman"/>
-          <w:szCs w:val="24"/>
-        </w:rPr>
-        <w:t>":"</w:t>
-      </w:r>
-      <w:proofErr w:type="spellStart"/>
-      <w:r>
-        <w:rPr>
-          <w:rFonts w:ascii="Times New Roman" w:hAnsi="Times New Roman" w:cs="Times New Roman"/>
-          <w:color w:val="ED7D31" w:themeColor="accent2"/>
-          <w:szCs w:val="24"/>
-        </w:rPr>
-        <w:t>range_find</w:t>
-      </w:r>
-      <w:proofErr w:type="spellEnd"/>
-      <w:r>
-        <w:rPr>
-          <w:rFonts w:ascii="Times New Roman" w:hAnsi="Times New Roman" w:cs="Times New Roman"/>
-          <w:szCs w:val="24"/>
-        </w:rPr>
-        <w:t>", "value</w:t>
-      </w:r>
-      <w:r>
-        <w:rPr>
-          <w:rFonts w:ascii="Times New Roman" w:hAnsi="Times New Roman" w:cs="Times New Roman"/>
-          <w:color w:val="000000" w:themeColor="text1"/>
-          <w:szCs w:val="24"/>
-        </w:rPr>
-        <w:t>":""}</w:t>
-      </w:r>
-    </w:p>
-    <w:p>
-      <w:pPr>
-        <w:rPr>
-          <w:rFonts w:ascii="Times New Roman" w:hAnsi="Times New Roman" w:cs="Times New Roman"/>
-          <w:szCs w:val="24"/>
-        </w:rPr>
-      </w:pPr>
-    </w:p>
-    <w:p>
-      <w:pPr>
-        <w:ind w:firstLine="0"/>
-        <w:rPr>
-          <w:rFonts w:ascii="Times New Roman" w:hAnsi="Times New Roman" w:cs="Times New Roman"/>
-          <w:szCs w:val="24"/>
-        </w:rPr>
-      </w:pPr>
-    </w:p>
-    <w:p>
-      <w:pPr>
         <w:pStyle w:val="2"/>
       </w:pPr>
+      <w:bookmarkStart w:id="23" w:name="_Toc235610518"/>
       <w:r>
         <w:t>Inertial block</w:t>
       </w:r>
+      <w:bookmarkEnd w:id="23"/>
     </w:p>
     <w:p>
       <w:pPr>
@@ -6465,15 +5693,7 @@
           <w:color w:val="ED7D31" w:themeColor="accent2"/>
           <w:szCs w:val="24"/>
         </w:rPr>
-        <w:t>iner_st</w:t>
-      </w:r>
-      <w:r>
-        <w:rPr>
-          <w:rFonts w:ascii="Times New Roman" w:hAnsi="Times New Roman" w:cs="Times New Roman"/>
-          <w:color w:val="ED7D31" w:themeColor="accent2"/>
-          <w:szCs w:val="24"/>
-        </w:rPr>
-        <w:t>op</w:t>
+        <w:t>iner_stop</w:t>
       </w:r>
       <w:proofErr w:type="spellEnd"/>
       <w:r>
@@ -6708,19 +5928,17 @@
         </w:rPr>
       </w:pPr>
     </w:p>
-    <w:bookmarkEnd w:id="16"/>
-    <w:bookmarkEnd w:id="17"/>
     <w:p>
       <w:pPr>
         <w:pStyle w:val="2"/>
       </w:pPr>
+      <w:bookmarkStart w:id="24" w:name="_Toc235610519"/>
+      <w:bookmarkEnd w:id="16"/>
       <w:r>
         <w:lastRenderedPageBreak/>
-        <w:t xml:space="preserve">Navigation </w:t>
-      </w:r>
-      <w:r>
-        <w:t>block</w:t>
-      </w:r>
+        <w:t>Navigation block</w:t>
+      </w:r>
+      <w:bookmarkEnd w:id="24"/>
       <w:r>
         <w:t xml:space="preserve"> </w:t>
       </w:r>
@@ -6787,15 +6005,7 @@
           <w:color w:val="ED7D31" w:themeColor="accent2"/>
           <w:szCs w:val="24"/>
         </w:rPr>
-        <w:t>navigate</w:t>
-      </w:r>
-      <w:r>
-        <w:rPr>
-          <w:rFonts w:ascii="Times New Roman" w:hAnsi="Times New Roman" w:cs="Times New Roman"/>
-          <w:color w:val="ED7D31" w:themeColor="accent2"/>
-          <w:szCs w:val="24"/>
-        </w:rPr>
-        <w:t>_start</w:t>
+        <w:t>navigate_start</w:t>
       </w:r>
       <w:r>
         <w:rPr>
@@ -7007,9 +6217,11 @@
       <w:pPr>
         <w:pStyle w:val="2"/>
       </w:pPr>
+      <w:bookmarkStart w:id="25" w:name="_Toc235610520"/>
       <w:r>
         <w:t>Server</w:t>
       </w:r>
+      <w:bookmarkEnd w:id="25"/>
     </w:p>
     <w:p>
       <w:pPr>
@@ -7225,7 +6437,6 @@
           <w:rFonts w:ascii="Times New Roman" w:hAnsi="Times New Roman" w:cs="Times New Roman"/>
           <w:color w:val="000000" w:themeColor="text1"/>
           <w:szCs w:val="24"/>
-          <w:lang w:val="ru-RU"/>
         </w:rPr>
       </w:pPr>
       <w:r>
@@ -7233,7 +6444,6 @@
           <w:rFonts w:ascii="Times New Roman" w:hAnsi="Times New Roman" w:cs="Times New Roman"/>
           <w:color w:val="ED7D31" w:themeColor="accent2"/>
           <w:szCs w:val="24"/>
-          <w:lang w:val="ru-RU"/>
         </w:rPr>
         <w:t>&lt;</w:t>
       </w:r>
@@ -7252,16 +6462,15 @@
           <w:rFonts w:ascii="Times New Roman" w:hAnsi="Times New Roman" w:cs="Times New Roman"/>
           <w:color w:val="ED7D31" w:themeColor="accent2"/>
           <w:szCs w:val="24"/>
-          <w:lang w:val="ru-RU"/>
         </w:rPr>
         <w:t>&gt;</w:t>
       </w:r>
-      <w:r>
-        <w:rPr>
-          <w:rFonts w:ascii="Times New Roman" w:hAnsi="Times New Roman" w:cs="Times New Roman"/>
-          <w:color w:val="000000" w:themeColor="text1"/>
-          <w:szCs w:val="24"/>
-          <w:lang w:val="ru-RU"/>
+      <w:proofErr w:type="gramStart"/>
+      <w:r>
+        <w:rPr>
+          <w:rFonts w:ascii="Times New Roman" w:hAnsi="Times New Roman" w:cs="Times New Roman"/>
+          <w:color w:val="000000" w:themeColor="text1"/>
+          <w:szCs w:val="24"/>
         </w:rPr>
         <w:t xml:space="preserve">- </w:t>
       </w:r>
@@ -7271,14 +6480,22 @@
           <w:color w:val="000000" w:themeColor="text1"/>
           <w:szCs w:val="24"/>
         </w:rPr>
-        <w:t xml:space="preserve"> IP address of the computer </w:t>
-      </w:r>
-      <w:r>
-        <w:rPr>
-          <w:rFonts w:ascii="Times New Roman" w:hAnsi="Times New Roman" w:cs="Times New Roman"/>
-          <w:color w:val="000000" w:themeColor="text1"/>
-          <w:szCs w:val="24"/>
-          <w:lang w:val="ru-RU"/>
+        <w:t xml:space="preserve"> IP</w:t>
+      </w:r>
+      <w:proofErr w:type="gramEnd"/>
+      <w:r>
+        <w:rPr>
+          <w:rFonts w:ascii="Times New Roman" w:hAnsi="Times New Roman" w:cs="Times New Roman"/>
+          <w:color w:val="000000" w:themeColor="text1"/>
+          <w:szCs w:val="24"/>
+        </w:rPr>
+        <w:t xml:space="preserve"> address of the computer </w:t>
+      </w:r>
+      <w:r>
+        <w:rPr>
+          <w:rFonts w:ascii="Times New Roman" w:hAnsi="Times New Roman" w:cs="Times New Roman"/>
+          <w:color w:val="000000" w:themeColor="text1"/>
+          <w:szCs w:val="24"/>
         </w:rPr>
         <w:t>(</w:t>
       </w:r>
@@ -7295,7 +6512,6 @@
           <w:rFonts w:ascii="Times New Roman" w:hAnsi="Times New Roman" w:cs="Times New Roman"/>
           <w:color w:val="000000" w:themeColor="text1"/>
           <w:szCs w:val="24"/>
-          <w:lang w:val="ru-RU"/>
         </w:rPr>
         <w:t>)</w:t>
       </w:r>
@@ -7306,7 +6522,6 @@
           <w:rFonts w:ascii="Times New Roman" w:hAnsi="Times New Roman" w:cs="Times New Roman"/>
           <w:color w:val="000000" w:themeColor="text1"/>
           <w:szCs w:val="24"/>
-          <w:lang w:val="ru-RU"/>
         </w:rPr>
       </w:pPr>
     </w:p>
@@ -7623,7 +6838,6 @@
     <w:lvl w:ilvl="0">
       <w:start w:val="1"/>
       <w:numFmt w:val="decimal"/>
-      <w:pStyle w:val="1"/>
       <w:lvlText w:val="%1."/>
       <w:lvlJc w:val="left"/>
       <w:pPr>
@@ -7636,7 +6850,6 @@
     <w:lvl w:ilvl="1">
       <w:start w:val="1"/>
       <w:numFmt w:val="decimal"/>
-      <w:pStyle w:val="2"/>
       <w:lvlText w:val="%2."/>
       <w:lvlJc w:val="left"/>
       <w:pPr>
@@ -8077,7 +7290,6 @@
     <w:lvl w:ilvl="0">
       <w:start w:val="1"/>
       <w:numFmt w:val="decimal"/>
-      <w:pStyle w:val="1"/>
       <w:lvlText w:val="%1."/>
       <w:lvlJc w:val="left"/>
       <w:pPr>
@@ -8090,7 +7302,6 @@
     <w:lvl w:ilvl="1">
       <w:start w:val="1"/>
       <w:numFmt w:val="decimal"/>
-      <w:pStyle w:val="2"/>
       <w:lvlText w:val="%2."/>
       <w:lvlJc w:val="left"/>
       <w:pPr>
@@ -8305,7 +7516,6 @@
     <w:lvl w:ilvl="0">
       <w:start w:val="1"/>
       <w:numFmt w:val="decimal"/>
-      <w:pStyle w:val="1"/>
       <w:lvlText w:val="%1."/>
       <w:lvlJc w:val="left"/>
       <w:pPr>
@@ -8318,7 +7528,6 @@
     <w:lvl w:ilvl="1">
       <w:start w:val="1"/>
       <w:numFmt w:val="decimal"/>
-      <w:pStyle w:val="2"/>
       <w:lvlText w:val="%2."/>
       <w:lvlJc w:val="left"/>
       <w:pPr>
@@ -8420,7 +7629,6 @@
     <w:lvl w:ilvl="0">
       <w:start w:val="1"/>
       <w:numFmt w:val="decimal"/>
-      <w:pStyle w:val="1"/>
       <w:lvlText w:val="%1."/>
       <w:lvlJc w:val="left"/>
       <w:pPr>
@@ -8433,7 +7641,6 @@
     <w:lvl w:ilvl="1">
       <w:start w:val="1"/>
       <w:numFmt w:val="decimal"/>
-      <w:pStyle w:val="2"/>
       <w:lvlText w:val="%2."/>
       <w:lvlJc w:val="left"/>
       <w:pPr>
@@ -8987,7 +8194,6 @@
     <w:lvl w:ilvl="0">
       <w:start w:val="1"/>
       <w:numFmt w:val="decimal"/>
-      <w:pStyle w:val="1"/>
       <w:lvlText w:val="%1."/>
       <w:lvlJc w:val="left"/>
       <w:pPr>
@@ -9000,7 +8206,6 @@
     <w:lvl w:ilvl="1">
       <w:start w:val="1"/>
       <w:numFmt w:val="decimal"/>
-      <w:pStyle w:val="2"/>
       <w:lvlText w:val="%2."/>
       <w:lvlJc w:val="left"/>
       <w:pPr>
@@ -9102,7 +8307,6 @@
     <w:lvl w:ilvl="0">
       <w:start w:val="1"/>
       <w:numFmt w:val="decimal"/>
-      <w:pStyle w:val="1"/>
       <w:lvlText w:val="%1."/>
       <w:lvlJc w:val="left"/>
       <w:pPr>
@@ -9115,7 +8319,6 @@
     <w:lvl w:ilvl="1">
       <w:start w:val="1"/>
       <w:numFmt w:val="decimal"/>
-      <w:pStyle w:val="2"/>
       <w:lvlText w:val="%2."/>
       <w:lvlJc w:val="left"/>
       <w:pPr>
@@ -9217,7 +8420,6 @@
     <w:lvl w:ilvl="0">
       <w:start w:val="1"/>
       <w:numFmt w:val="decimal"/>
-      <w:pStyle w:val="1"/>
       <w:lvlText w:val="%1."/>
       <w:lvlJc w:val="left"/>
       <w:pPr>
@@ -9230,7 +8432,6 @@
     <w:lvl w:ilvl="1">
       <w:start w:val="1"/>
       <w:numFmt w:val="decimal"/>
-      <w:pStyle w:val="2"/>
       <w:lvlText w:val="%2."/>
       <w:lvlJc w:val="left"/>
       <w:pPr>
@@ -9680,7 +8881,6 @@
     <w:lvl w:ilvl="0">
       <w:start w:val="1"/>
       <w:numFmt w:val="decimal"/>
-      <w:pStyle w:val="1"/>
       <w:lvlText w:val="%1."/>
       <w:lvlJc w:val="left"/>
       <w:pPr>
@@ -9693,7 +8893,6 @@
     <w:lvl w:ilvl="1">
       <w:start w:val="1"/>
       <w:numFmt w:val="decimal"/>
-      <w:pStyle w:val="2"/>
       <w:lvlText w:val="%2."/>
       <w:lvlJc w:val="left"/>
       <w:pPr>
@@ -9908,7 +9107,6 @@
     <w:lvl w:ilvl="0">
       <w:start w:val="1"/>
       <w:numFmt w:val="decimal"/>
-      <w:pStyle w:val="1"/>
       <w:lvlText w:val="%1."/>
       <w:lvlJc w:val="left"/>
       <w:pPr>
@@ -9921,7 +9119,6 @@
     <w:lvl w:ilvl="1">
       <w:start w:val="1"/>
       <w:numFmt w:val="decimal"/>
-      <w:pStyle w:val="2"/>
       <w:lvlText w:val="%2."/>
       <w:lvlJc w:val="left"/>
       <w:pPr>
@@ -10136,7 +9333,6 @@
     <w:lvl w:ilvl="0">
       <w:start w:val="1"/>
       <w:numFmt w:val="decimal"/>
-      <w:pStyle w:val="1"/>
       <w:lvlText w:val="%1."/>
       <w:lvlJc w:val="left"/>
       <w:pPr>
@@ -10149,7 +9345,6 @@
     <w:lvl w:ilvl="1">
       <w:start w:val="1"/>
       <w:numFmt w:val="decimal"/>
-      <w:pStyle w:val="2"/>
       <w:lvlText w:val="%2."/>
       <w:lvlJc w:val="left"/>
       <w:pPr>
@@ -10364,7 +9559,6 @@
     <w:lvl w:ilvl="0">
       <w:start w:val="1"/>
       <w:numFmt w:val="decimal"/>
-      <w:pStyle w:val="1"/>
       <w:lvlText w:val="%1."/>
       <w:lvlJc w:val="left"/>
       <w:pPr>
@@ -10377,7 +9571,6 @@
     <w:lvl w:ilvl="1">
       <w:start w:val="1"/>
       <w:numFmt w:val="decimal"/>
-      <w:pStyle w:val="2"/>
       <w:lvlText w:val="%2."/>
       <w:lvlJc w:val="left"/>
       <w:pPr>
@@ -10479,7 +9672,6 @@
     <w:lvl w:ilvl="0">
       <w:start w:val="1"/>
       <w:numFmt w:val="decimal"/>
-      <w:pStyle w:val="1"/>
       <w:lvlText w:val="%1."/>
       <w:lvlJc w:val="left"/>
       <w:pPr>
@@ -10492,7 +9684,6 @@
     <w:lvl w:ilvl="1">
       <w:start w:val="1"/>
       <w:numFmt w:val="decimal"/>
-      <w:pStyle w:val="2"/>
       <w:lvlText w:val="%2."/>
       <w:lvlJc w:val="left"/>
       <w:pPr>
@@ -10734,7 +9925,6 @@
     <w:lvl w:ilvl="0">
       <w:start w:val="1"/>
       <w:numFmt w:val="decimal"/>
-      <w:pStyle w:val="1"/>
       <w:lvlText w:val="%1."/>
       <w:lvlJc w:val="left"/>
       <w:pPr>
@@ -10747,7 +9937,6 @@
     <w:lvl w:ilvl="1">
       <w:start w:val="1"/>
       <w:numFmt w:val="decimal"/>
-      <w:pStyle w:val="2"/>
       <w:lvlText w:val="%2."/>
       <w:lvlJc w:val="left"/>
       <w:pPr>
@@ -10849,7 +10038,6 @@
     <w:lvl w:ilvl="0">
       <w:start w:val="1"/>
       <w:numFmt w:val="decimal"/>
-      <w:pStyle w:val="1"/>
       <w:lvlText w:val="%1."/>
       <w:lvlJc w:val="left"/>
       <w:pPr>
@@ -10862,7 +10050,6 @@
     <w:lvl w:ilvl="1">
       <w:start w:val="1"/>
       <w:numFmt w:val="decimal"/>
-      <w:pStyle w:val="2"/>
       <w:lvlText w:val="%2."/>
       <w:lvlJc w:val="left"/>
       <w:pPr>
@@ -10964,7 +10151,6 @@
     <w:lvl w:ilvl="0">
       <w:start w:val="1"/>
       <w:numFmt w:val="decimal"/>
-      <w:pStyle w:val="1"/>
       <w:lvlText w:val="%1."/>
       <w:lvlJc w:val="left"/>
       <w:pPr>
@@ -10977,7 +10163,6 @@
     <w:lvl w:ilvl="1">
       <w:start w:val="1"/>
       <w:numFmt w:val="decimal"/>
-      <w:pStyle w:val="2"/>
       <w:lvlText w:val="%2."/>
       <w:lvlJc w:val="left"/>
       <w:pPr>
@@ -11305,7 +10490,6 @@
     <w:lvl w:ilvl="0">
       <w:start w:val="1"/>
       <w:numFmt w:val="decimal"/>
-      <w:pStyle w:val="1"/>
       <w:lvlText w:val="%1."/>
       <w:lvlJc w:val="left"/>
       <w:pPr>
@@ -11318,7 +10502,6 @@
     <w:lvl w:ilvl="1">
       <w:start w:val="1"/>
       <w:numFmt w:val="decimal"/>
-      <w:pStyle w:val="2"/>
       <w:lvlText w:val="%2."/>
       <w:lvlJc w:val="left"/>
       <w:pPr>
@@ -11533,7 +10716,6 @@
     <w:lvl w:ilvl="0">
       <w:start w:val="1"/>
       <w:numFmt w:val="decimal"/>
-      <w:pStyle w:val="1"/>
       <w:lvlText w:val="%1."/>
       <w:lvlJc w:val="left"/>
       <w:pPr>
@@ -11546,7 +10728,6 @@
     <w:lvl w:ilvl="1">
       <w:start w:val="1"/>
       <w:numFmt w:val="decimal"/>
-      <w:pStyle w:val="2"/>
       <w:lvlText w:val="%2."/>
       <w:lvlJc w:val="left"/>
       <w:pPr>
@@ -11648,7 +10829,6 @@
     <w:lvl w:ilvl="0">
       <w:start w:val="1"/>
       <w:numFmt w:val="decimal"/>
-      <w:pStyle w:val="1"/>
       <w:lvlText w:val="%1."/>
       <w:lvlJc w:val="left"/>
       <w:pPr>
@@ -11661,7 +10841,6 @@
     <w:lvl w:ilvl="1">
       <w:start w:val="1"/>
       <w:numFmt w:val="decimal"/>
-      <w:pStyle w:val="2"/>
       <w:lvlText w:val="%2."/>
       <w:lvlJc w:val="left"/>
       <w:pPr>
